--- a/manuscript-exports/American_Injustice_FULL_13pt.docx
+++ b/manuscript-exports/American_Injustice_FULL_13pt.docx
@@ -38,7 +38,7 @@
     </w:p>
     <w:p>
       <w:pPr>
-        <w:spacing w:before="4000"/>
+        <w:spacing w:before="3800"/>
         <w:ind w:firstLine="0"/>
         <w:jc w:val="center"/>
       </w:pPr>
@@ -47,7 +47,17 @@
           <w:rFonts w:ascii="Georgia" w:hAnsi="Georgia"/>
           <w:sz w:val="24"/>
         </w:rPr>
-        <w:t>For my children, and for Meri-Emmelyn,</w:t>
+        <w:t>For Lydia-Elise, Anna-Claire, McKenna-Rose,</w:t>
+      </w:r>
+      <w:r>
+        <w:br/>
+      </w:r>
+      <w:r>
+        <w:rPr>
+          <w:rFonts w:ascii="Georgia" w:hAnsi="Georgia"/>
+          <w:sz w:val="24"/>
+        </w:rPr>
+        <w:t>Ethan-Oliver, and Meri-Emmelyn —</w:t>
       </w:r>
       <w:r>
         <w:br/>

--- a/manuscript-exports/American_Injustice_FULL_13pt.docx
+++ b/manuscript-exports/American_Injustice_FULL_13pt.docx
@@ -2,6 +2,57 @@
 <file path=word/document.xml><?xml version="1.0" encoding="utf-8"?>
 <w:document xmlns:wpc="http://schemas.microsoft.com/office/word/2010/wordprocessingCanvas" xmlns:mo="http://schemas.microsoft.com/office/mac/office/2008/main" xmlns:mc="http://schemas.openxmlformats.org/markup-compatibility/2006" xmlns:mv="urn:schemas-microsoft-com:mac:vml" xmlns:o="urn:schemas-microsoft-com:office:office" xmlns:r="http://schemas.openxmlformats.org/officeDocument/2006/relationships" xmlns:m="http://schemas.openxmlformats.org/officeDocument/2006/math" xmlns:v="urn:schemas-microsoft-com:vml" xmlns:wp14="http://schemas.microsoft.com/office/word/2010/wordprocessingDrawing" xmlns:wp="http://schemas.openxmlformats.org/drawingml/2006/wordprocessingDrawing" xmlns:w10="urn:schemas-microsoft-com:office:word" xmlns:w="http://schemas.openxmlformats.org/wordprocessingml/2006/main" xmlns:w14="http://schemas.microsoft.com/office/word/2010/wordml" xmlns:wpg="http://schemas.microsoft.com/office/word/2010/wordprocessingGroup" xmlns:wpi="http://schemas.microsoft.com/office/word/2010/wordprocessingInk" xmlns:wne="http://schemas.microsoft.com/office/word/2006/wordml" xmlns:wps="http://schemas.microsoft.com/office/word/2010/wordprocessingShape" mc:Ignorable="w14 wp14">
   <w:body>
+    <w:p>
+      <w:pPr>
+        <w:spacing w:before="0" w:after="0"/>
+        <w:ind w:firstLine="0"/>
+        <w:jc w:val="center"/>
+      </w:pPr>
+      <w:r>
+        <w:drawing>
+          <wp:inline xmlns:a="http://schemas.openxmlformats.org/drawingml/2006/main" xmlns:pic="http://schemas.openxmlformats.org/drawingml/2006/picture">
+            <wp:extent cx="5486400" cy="8229600"/>
+            <wp:docPr id="1" name="Picture 1"/>
+            <wp:cNvGraphicFramePr>
+              <a:graphicFrameLocks noChangeAspect="1"/>
+            </wp:cNvGraphicFramePr>
+            <a:graphic>
+              <a:graphicData uri="http://schemas.openxmlformats.org/drawingml/2006/picture">
+                <pic:pic>
+                  <pic:nvPicPr>
+                    <pic:cNvPr id="0" name="cover.png"/>
+                    <pic:cNvPicPr/>
+                  </pic:nvPicPr>
+                  <pic:blipFill>
+                    <a:blip r:embed="rId9"/>
+                    <a:stretch>
+                      <a:fillRect/>
+                    </a:stretch>
+                  </pic:blipFill>
+                  <pic:spPr>
+                    <a:xfrm>
+                      <a:off x="0" y="0"/>
+                      <a:ext cx="5486400" cy="8229600"/>
+                    </a:xfrm>
+                    <a:prstGeom prst="rect"/>
+                  </pic:spPr>
+                </pic:pic>
+              </a:graphicData>
+            </a:graphic>
+          </wp:inline>
+        </w:drawing>
+      </w:r>
+    </w:p>
+    <w:p>
+      <w:pPr>
+        <w:sectPr>
+          <w:pgSz w:w="8640" w:h="12960"/>
+          <w:pgMar w:top="0" w:right="0" w:bottom="0" w:left="0" w:header="720" w:footer="720" w:gutter="0"/>
+          <w:cols w:space="720"/>
+          <w:docGrid w:linePitch="360"/>
+        </w:sectPr>
+      </w:pPr>
+    </w:p>
     <w:p>
       <w:pPr>
         <w:spacing w:before="3000"/>

--- a/manuscript-exports/American_Injustice_FULL_13pt.docx
+++ b/manuscript-exports/American_Injustice_FULL_13pt.docx
@@ -9276,14 +9276,14 @@
         <w:rPr>
           <w:rFonts w:ascii="Georgia" w:hAnsi="Georgia"/>
           <w:b/>
-          <w:sz w:val="26"/>
+          <w:sz w:val="25"/>
         </w:rPr>
         <w:t>I sued the State of Mississippi.</w:t>
       </w:r>
       <w:r>
         <w:rPr>
           <w:rFonts w:ascii="Georgia" w:hAnsi="Georgia"/>
-          <w:sz w:val="26"/>
+          <w:sz w:val="25"/>
         </w:rPr>
         <w:t xml:space="preserve"> The </w:t>
       </w:r>
@@ -9291,14 +9291,14 @@
         <w:rPr>
           <w:rFonts w:ascii="Georgia" w:hAnsi="Georgia"/>
           <w:b/>
-          <w:sz w:val="26"/>
+          <w:sz w:val="25"/>
         </w:rPr>
         <w:t>Eleventh Amendment</w:t>
       </w:r>
       <w:r>
         <w:rPr>
           <w:rFonts w:ascii="Georgia" w:hAnsi="Georgia"/>
-          <w:sz w:val="26"/>
+          <w:sz w:val="25"/>
         </w:rPr>
         <w:t xml:space="preserve"> bars suits against a state in federal court. That defendant was gone before the clerk stamped it.</w:t>
       </w:r>
@@ -9312,14 +9312,14 @@
         <w:rPr>
           <w:rFonts w:ascii="Georgia" w:hAnsi="Georgia"/>
           <w:b/>
-          <w:sz w:val="26"/>
+          <w:sz w:val="25"/>
         </w:rPr>
         <w:t>I sued the City of Olive Branch as an entity</w:t>
       </w:r>
       <w:r>
         <w:rPr>
           <w:rFonts w:ascii="Georgia" w:hAnsi="Georgia"/>
-          <w:sz w:val="26"/>
+          <w:sz w:val="25"/>
         </w:rPr>
         <w:t xml:space="preserve"> without pleading a policy or custom. Under </w:t>
       </w:r>
@@ -9327,14 +9327,14 @@
         <w:rPr>
           <w:rFonts w:ascii="Georgia" w:hAnsi="Georgia"/>
           <w:i/>
-          <w:sz w:val="26"/>
+          <w:sz w:val="25"/>
         </w:rPr>
         <w:t>Monell v. Department of Social Services</w:t>
       </w:r>
       <w:r>
         <w:rPr>
           <w:rFonts w:ascii="Georgia" w:hAnsi="Georgia"/>
-          <w:sz w:val="26"/>
+          <w:sz w:val="25"/>
         </w:rPr>
         <w:t xml:space="preserve"> (1978), a municipality is not liable for its employees' acts on a respondeat superior theory. You must identify a policy, a custom, or a final policymaker's decision. I identified none.</w:t>
       </w:r>
@@ -9348,14 +9348,14 @@
         <w:rPr>
           <w:rFonts w:ascii="Georgia" w:hAnsi="Georgia"/>
           <w:b/>
-          <w:sz w:val="26"/>
+          <w:sz w:val="25"/>
         </w:rPr>
         <w:t>I described the defendants as "federal corporations."</w:t>
       </w:r>
       <w:r>
         <w:rPr>
           <w:rFonts w:ascii="Georgia" w:hAnsi="Georgia"/>
-          <w:sz w:val="26"/>
+          <w:sz w:val="25"/>
         </w:rPr>
         <w:t xml:space="preserve"> That theory has no basis in law, is associated with sovereign-citizen filing practice, and does nothing but tell a judge not to take the rest of the document seriously.</w:t>
       </w:r>
@@ -9851,14 +9851,14 @@
         <w:rPr>
           <w:rFonts w:ascii="Georgia" w:hAnsi="Georgia"/>
           <w:b/>
-          <w:sz w:val="26"/>
+          <w:sz w:val="25"/>
         </w:rPr>
         <w:t>2017, Lafayette County</w:t>
       </w:r>
       <w:r>
         <w:rPr>
           <w:rFonts w:ascii="Georgia" w:hAnsi="Georgia"/>
-          <w:sz w:val="26"/>
+          <w:sz w:val="25"/>
         </w:rPr>
         <w:t xml:space="preserve"> — I received the charging affidavit only by demanding it at the jail.</w:t>
       </w:r>
@@ -9872,14 +9872,14 @@
         <w:rPr>
           <w:rFonts w:ascii="Georgia" w:hAnsi="Georgia"/>
           <w:b/>
-          <w:sz w:val="26"/>
+          <w:sz w:val="25"/>
         </w:rPr>
         <w:t>December 2020, Olive Branch</w:t>
       </w:r>
       <w:r>
         <w:rPr>
           <w:rFonts w:ascii="Georgia" w:hAnsi="Georgia"/>
-          <w:sz w:val="26"/>
+          <w:sz w:val="25"/>
         </w:rPr>
         <w:t xml:space="preserve"> — I told a judge on the record that I had asked three times and been ignored. He directed the prosecutor to respond.</w:t>
       </w:r>
@@ -9893,14 +9893,14 @@
         <w:rPr>
           <w:rFonts w:ascii="Georgia" w:hAnsi="Georgia"/>
           <w:b/>
-          <w:sz w:val="26"/>
+          <w:sz w:val="25"/>
         </w:rPr>
         <w:t>2023, Galveston</w:t>
       </w:r>
       <w:r>
         <w:rPr>
           <w:rFonts w:ascii="Georgia" w:hAnsi="Georgia"/>
-          <w:sz w:val="26"/>
+          <w:sz w:val="25"/>
         </w:rPr>
         <w:t xml:space="preserve"> — sworn, in a filed affidavit: the affidavits "have yet to be provided and the motions have not been responded to or ruled upon."</w:t>
       </w:r>
@@ -10006,14 +10006,14 @@
         <w:rPr>
           <w:rFonts w:ascii="Georgia" w:hAnsi="Georgia"/>
           <w:b/>
-          <w:sz w:val="26"/>
+          <w:sz w:val="25"/>
         </w:rPr>
         <w:t>Berdin v. State (Miss. 1994) — the probationer won.</w:t>
       </w:r>
       <w:r>
         <w:rPr>
           <w:rFonts w:ascii="Georgia" w:hAnsi="Georgia"/>
-          <w:sz w:val="26"/>
+          <w:sz w:val="25"/>
         </w:rPr>
         <w:t xml:space="preserve"> No preliminary hearing, </w:t>
       </w:r>
@@ -10021,14 +10021,14 @@
         <w:rPr>
           <w:rFonts w:ascii="Georgia" w:hAnsi="Georgia"/>
           <w:b/>
-          <w:sz w:val="26"/>
+          <w:sz w:val="25"/>
         </w:rPr>
         <w:t>no notice of any violation, and no affidavit</w:t>
       </w:r>
       <w:r>
         <w:rPr>
           <w:rFonts w:ascii="Georgia" w:hAnsi="Georgia"/>
-          <w:sz w:val="26"/>
+          <w:sz w:val="25"/>
         </w:rPr>
         <w:t xml:space="preserve"> ever filed. The Supreme Court found that "the trial judge violated the procedural due process requirements of </w:t>
       </w:r>
@@ -10036,14 +10036,14 @@
         <w:rPr>
           <w:rFonts w:ascii="Georgia" w:hAnsi="Georgia"/>
           <w:i/>
-          <w:sz w:val="26"/>
+          <w:sz w:val="25"/>
         </w:rPr>
         <w:t>Morrissey</w:t>
       </w:r>
       <w:r>
         <w:rPr>
           <w:rFonts w:ascii="Georgia" w:hAnsi="Georgia"/>
-          <w:sz w:val="26"/>
+          <w:sz w:val="25"/>
         </w:rPr>
         <w:t xml:space="preserve">, </w:t>
       </w:r>
@@ -10051,14 +10051,14 @@
         <w:rPr>
           <w:rFonts w:ascii="Georgia" w:hAnsi="Georgia"/>
           <w:i/>
-          <w:sz w:val="26"/>
+          <w:sz w:val="25"/>
         </w:rPr>
         <w:t>Gagnon</w:t>
       </w:r>
       <w:r>
         <w:rPr>
           <w:rFonts w:ascii="Georgia" w:hAnsi="Georgia"/>
-          <w:sz w:val="26"/>
+          <w:sz w:val="25"/>
         </w:rPr>
         <w:t>, and Mississippi Code Annotated § 47-7-37," and reversed.</w:t>
       </w:r>
@@ -10072,14 +10072,14 @@
         <w:rPr>
           <w:rFonts w:ascii="Georgia" w:hAnsi="Georgia"/>
           <w:b/>
-          <w:sz w:val="26"/>
+          <w:sz w:val="25"/>
         </w:rPr>
         <w:t>Riely v. State (Miss. 1990) — the probationer lost.</w:t>
       </w:r>
       <w:r>
         <w:rPr>
           <w:rFonts w:ascii="Georgia" w:hAnsi="Georgia"/>
-          <w:sz w:val="26"/>
+          <w:sz w:val="25"/>
         </w:rPr>
         <w:t xml:space="preserve"> No hearing in his case was labeled "preliminary" either, but the court held that earlier proceedings were "for all practical purposes, equivalent to a preliminary hearing" because they achieved the same purposes.</w:t>
       </w:r>
@@ -10093,14 +10093,14 @@
         <w:rPr>
           <w:rFonts w:ascii="Georgia" w:hAnsi="Georgia"/>
           <w:b/>
-          <w:sz w:val="26"/>
+          <w:sz w:val="25"/>
         </w:rPr>
         <w:t>Rusche v. State (Miss. Ct. App. 2002) — the probationer lost, and this is the one that hurts.</w:t>
       </w:r>
       <w:r>
         <w:rPr>
           <w:rFonts w:ascii="Georgia" w:hAnsi="Georgia"/>
-          <w:sz w:val="26"/>
+          <w:sz w:val="25"/>
         </w:rPr>
         <w:t xml:space="preserve"> The court agreed, in as many words, that Rusche "quite correctly points out that he did not receive a preliminary probable cause hearing," and called it "the unavoidable fact that he was denied the preliminary informal hearing that </w:t>
       </w:r>
@@ -10108,14 +10108,14 @@
         <w:rPr>
           <w:rFonts w:ascii="Georgia" w:hAnsi="Georgia"/>
           <w:i/>
-          <w:sz w:val="26"/>
+          <w:sz w:val="25"/>
         </w:rPr>
         <w:t>Morrissey</w:t>
       </w:r>
       <w:r>
         <w:rPr>
           <w:rFonts w:ascii="Georgia" w:hAnsi="Georgia"/>
-          <w:sz w:val="26"/>
+          <w:sz w:val="25"/>
         </w:rPr>
         <w:t xml:space="preserve"> required." It then held the failure </w:t>
       </w:r>
@@ -10123,14 +10123,14 @@
         <w:rPr>
           <w:rFonts w:ascii="Georgia" w:hAnsi="Georgia"/>
           <w:b/>
-          <w:sz w:val="26"/>
+          <w:sz w:val="25"/>
         </w:rPr>
         <w:t>harmless</w:t>
       </w:r>
       <w:r>
         <w:rPr>
           <w:rFonts w:ascii="Georgia" w:hAnsi="Georgia"/>
-          <w:sz w:val="26"/>
+          <w:sz w:val="25"/>
         </w:rPr>
         <w:t xml:space="preserve"> absent "some showing of prejudice ... </w:t>
       </w:r>
@@ -10138,14 +10138,14 @@
         <w:rPr>
           <w:rFonts w:ascii="Georgia" w:hAnsi="Georgia"/>
           <w:b/>
-          <w:sz w:val="26"/>
+          <w:sz w:val="25"/>
         </w:rPr>
         <w:t>that prejudice necessarily extending beyond the issue of the State's right to continue his confinement in the interim.</w:t>
       </w:r>
       <w:r>
         <w:rPr>
           <w:rFonts w:ascii="Georgia" w:hAnsi="Georgia"/>
-          <w:sz w:val="26"/>
+          <w:sz w:val="25"/>
         </w:rPr>
         <w:t>"</w:t>
       </w:r>
@@ -11093,14 +11093,14 @@
         <w:rPr>
           <w:rFonts w:ascii="Georgia" w:hAnsi="Georgia"/>
           <w:b/>
-          <w:sz w:val="26"/>
+          <w:sz w:val="25"/>
         </w:rPr>
         <w:t>Motive is cheap; comparators are expensive.</w:t>
       </w:r>
       <w:r>
         <w:rPr>
           <w:rFonts w:ascii="Georgia" w:hAnsi="Georgia"/>
-          <w:sz w:val="26"/>
+          <w:sz w:val="25"/>
         </w:rPr>
         <w:t xml:space="preserve"> </w:t>
       </w:r>
@@ -11108,14 +11108,14 @@
         <w:rPr>
           <w:rFonts w:ascii="Georgia" w:hAnsi="Georgia"/>
           <w:i/>
-          <w:sz w:val="26"/>
+          <w:sz w:val="25"/>
         </w:rPr>
         <w:t>Nieves</w:t>
       </w:r>
       <w:r>
         <w:rPr>
           <w:rFonts w:ascii="Georgia" w:hAnsi="Georgia"/>
-          <w:sz w:val="26"/>
+          <w:sz w:val="25"/>
         </w:rPr>
         <w:t xml:space="preserve"> means the documented retaliation is often legally inert without proof about everyone who was not arrested.</w:t>
       </w:r>
@@ -11129,14 +11129,14 @@
         <w:rPr>
           <w:rFonts w:ascii="Georgia" w:hAnsi="Georgia"/>
           <w:b/>
-          <w:sz w:val="26"/>
+          <w:sz w:val="25"/>
         </w:rPr>
         <w:t>Winning the constitutional question is not winning.</w:t>
       </w:r>
       <w:r>
         <w:rPr>
           <w:rFonts w:ascii="Georgia" w:hAnsi="Georgia"/>
-          <w:sz w:val="26"/>
+          <w:sz w:val="25"/>
         </w:rPr>
         <w:t xml:space="preserve"> Qualified immunity routinely separates the two, and an unbriefed claim is a lost claim.</w:t>
       </w:r>
@@ -11150,14 +11150,14 @@
         <w:rPr>
           <w:rFonts w:ascii="Georgia" w:hAnsi="Georgia"/>
           <w:b/>
-          <w:sz w:val="26"/>
+          <w:sz w:val="25"/>
         </w:rPr>
         <w:t>Immunities are structural, not conspiratorial.</w:t>
       </w:r>
       <w:r>
         <w:rPr>
           <w:rFonts w:ascii="Georgia" w:hAnsi="Georgia"/>
-          <w:sz w:val="26"/>
+          <w:sz w:val="25"/>
         </w:rPr>
         <w:t xml:space="preserve"> Judicial immunity, Eleventh Amendment immunity, and </w:t>
       </w:r>
@@ -11165,14 +11165,14 @@
         <w:rPr>
           <w:rFonts w:ascii="Georgia" w:hAnsi="Georgia"/>
           <w:i/>
-          <w:sz w:val="26"/>
+          <w:sz w:val="25"/>
         </w:rPr>
         <w:t>Monell</w:t>
       </w:r>
       <w:r>
         <w:rPr>
           <w:rFonts w:ascii="Georgia" w:hAnsi="Georgia"/>
-          <w:sz w:val="26"/>
+          <w:sz w:val="25"/>
         </w:rPr>
         <w:t xml:space="preserve"> dispose of an enormous share of civil rights claims before any fact is examined. When my cases died on these grounds, no one had to conspire.</w:t>
       </w:r>
@@ -11186,14 +11186,14 @@
         <w:rPr>
           <w:rFonts w:ascii="Georgia" w:hAnsi="Georgia"/>
           <w:b/>
-          <w:sz w:val="26"/>
+          <w:sz w:val="25"/>
         </w:rPr>
         <w:t>The unglamorous claims are the strong ones.</w:t>
       </w:r>
       <w:r>
         <w:rPr>
           <w:rFonts w:ascii="Georgia" w:hAnsi="Georgia"/>
-          <w:sz w:val="26"/>
+          <w:sz w:val="25"/>
         </w:rPr>
         <w:t xml:space="preserve"> An unproduced camera, an unserved affidavit, a prior conviction that was not final — these survive contact with an adversary. Grand theories do not.</w:t>
       </w:r>
@@ -11207,14 +11207,14 @@
         <w:rPr>
           <w:rFonts w:ascii="Georgia" w:hAnsi="Georgia"/>
           <w:b/>
-          <w:sz w:val="26"/>
+          <w:sz w:val="25"/>
         </w:rPr>
         <w:t>A right can be real and still be unenforceable.</w:t>
       </w:r>
       <w:r>
         <w:rPr>
           <w:rFonts w:ascii="Georgia" w:hAnsi="Georgia"/>
-          <w:sz w:val="26"/>
+          <w:sz w:val="25"/>
         </w:rPr>
         <w:t xml:space="preserve"> Mississippi guarantees a preliminary revocation hearing and then, in the same body of law, treats its absence as harmless unless you can show a harm that is not the jail time. Rights and remedies are different things, and almost nobody outside a courtroom knows that until it happens to them.</w:t>
       </w:r>
@@ -11228,14 +11228,14 @@
         <w:rPr>
           <w:rFonts w:ascii="Georgia" w:hAnsi="Georgia"/>
           <w:b/>
-          <w:sz w:val="26"/>
+          <w:sz w:val="25"/>
         </w:rPr>
         <w:t>Pro se litigants lose on procedure, not merits, and the system is largely indifferent to that.</w:t>
       </w:r>
       <w:r>
         <w:rPr>
           <w:rFonts w:ascii="Georgia" w:hAnsi="Georgia"/>
-          <w:sz w:val="26"/>
+          <w:sz w:val="25"/>
         </w:rPr>
         <w:t xml:space="preserve"> The right to represent yourself is not a right to be taught the rules. That, more than any individual official in this book, is what actually cost me.</w:t>
       </w:r>
@@ -11332,7 +11332,7 @@
               <w:rPr>
                 <w:rFonts w:ascii="Georgia" w:hAnsi="Georgia"/>
                 <w:b/>
-                <w:sz w:val="23"/>
+                <w:sz w:val="22"/>
               </w:rPr>
               <w:t>Cause</w:t>
             </w:r>
@@ -11350,7 +11350,7 @@
               <w:rPr>
                 <w:rFonts w:ascii="Georgia" w:hAnsi="Georgia"/>
                 <w:b/>
-                <w:sz w:val="23"/>
+                <w:sz w:val="22"/>
               </w:rPr>
               <w:t>Court</w:t>
             </w:r>
@@ -11368,7 +11368,7 @@
               <w:rPr>
                 <w:rFonts w:ascii="Georgia" w:hAnsi="Georgia"/>
                 <w:b/>
-                <w:sz w:val="23"/>
+                <w:sz w:val="22"/>
               </w:rPr>
               <w:t>Matter</w:t>
             </w:r>
@@ -11387,7 +11387,7 @@
             <w:r>
               <w:rPr>
                 <w:rFonts w:ascii="Georgia" w:hAnsi="Georgia"/>
-                <w:sz w:val="23"/>
+                <w:sz w:val="22"/>
               </w:rPr>
               <w:t>CV2016-422(W)</w:t>
             </w:r>
@@ -11404,7 +11404,7 @@
             <w:r>
               <w:rPr>
                 <w:rFonts w:ascii="Georgia" w:hAnsi="Georgia"/>
-                <w:sz w:val="23"/>
+                <w:sz w:val="22"/>
               </w:rPr>
               <w:t>Chancery</w:t>
             </w:r>
@@ -11421,7 +11421,7 @@
             <w:r>
               <w:rPr>
                 <w:rFonts w:ascii="Georgia" w:hAnsi="Georgia"/>
-                <w:sz w:val="23"/>
+                <w:sz w:val="22"/>
               </w:rPr>
               <w:t xml:space="preserve">Paternity, custody and support. Joint complaint filed Aug 3, 2016; </w:t>
             </w:r>
@@ -11429,7 +11429,7 @@
               <w:rPr>
                 <w:rFonts w:ascii="Georgia" w:hAnsi="Georgia"/>
                 <w:b/>
-                <w:sz w:val="23"/>
+                <w:sz w:val="22"/>
               </w:rPr>
               <w:t>resolved by agreed order, never tried</w:t>
             </w:r>
@@ -11448,7 +11448,7 @@
             <w:r>
               <w:rPr>
                 <w:rFonts w:ascii="Georgia" w:hAnsi="Georgia"/>
-                <w:sz w:val="23"/>
+                <w:sz w:val="22"/>
               </w:rPr>
               <w:t>CV2017-217A</w:t>
             </w:r>
@@ -11465,7 +11465,7 @@
             <w:r>
               <w:rPr>
                 <w:rFonts w:ascii="Georgia" w:hAnsi="Georgia"/>
-                <w:sz w:val="23"/>
+                <w:sz w:val="22"/>
               </w:rPr>
               <w:t>Chancery</w:t>
             </w:r>
@@ -11483,14 +11483,14 @@
               <w:rPr>
                 <w:rFonts w:ascii="Georgia" w:hAnsi="Georgia"/>
                 <w:i/>
-                <w:sz w:val="23"/>
+                <w:sz w:val="22"/>
               </w:rPr>
               <w:t>Robyn M. Tannehill and J. Rhea Tannehill Jr. v. Matthew Reardon</w:t>
             </w:r>
             <w:r>
               <w:rPr>
                 <w:rFonts w:ascii="Georgia" w:hAnsi="Georgia"/>
-                <w:sz w:val="23"/>
+                <w:sz w:val="22"/>
               </w:rPr>
               <w:t xml:space="preserve"> — TRO and permanent restraining order, filed and served May 22, 2017</w:t>
             </w:r>
@@ -11509,7 +11509,7 @@
             <w:r>
               <w:rPr>
                 <w:rFonts w:ascii="Georgia" w:hAnsi="Georgia"/>
-                <w:sz w:val="23"/>
+                <w:sz w:val="22"/>
               </w:rPr>
               <w:t>LK17-295</w:t>
             </w:r>
@@ -11526,7 +11526,7 @@
             <w:r>
               <w:rPr>
                 <w:rFonts w:ascii="Georgia" w:hAnsi="Georgia"/>
-                <w:sz w:val="23"/>
+                <w:sz w:val="22"/>
               </w:rPr>
               <w:t>Circuit</w:t>
             </w:r>
@@ -11543,7 +11543,7 @@
             <w:r>
               <w:rPr>
                 <w:rFonts w:ascii="Georgia" w:hAnsi="Georgia"/>
-                <w:sz w:val="23"/>
+                <w:sz w:val="22"/>
               </w:rPr>
               <w:t>Aggravated stalking (the Lynch matter). Guilty plea 2017; amended time-served order Feb 21, 2018</w:t>
             </w:r>
@@ -11562,7 +11562,7 @@
             <w:r>
               <w:rPr>
                 <w:rFonts w:ascii="Georgia" w:hAnsi="Georgia"/>
-                <w:sz w:val="23"/>
+                <w:sz w:val="22"/>
               </w:rPr>
               <w:t>L17-233</w:t>
             </w:r>
@@ -11579,7 +11579,7 @@
             <w:r>
               <w:rPr>
                 <w:rFonts w:ascii="Georgia" w:hAnsi="Georgia"/>
-                <w:sz w:val="23"/>
+                <w:sz w:val="22"/>
               </w:rPr>
               <w:t>Circuit</w:t>
             </w:r>
@@ -11597,14 +11597,14 @@
               <w:rPr>
                 <w:rFonts w:ascii="Georgia" w:hAnsi="Georgia"/>
                 <w:b/>
-                <w:sz w:val="23"/>
+                <w:sz w:val="22"/>
               </w:rPr>
               <w:t>Habeas corpus / bail reduction</w:t>
             </w:r>
             <w:r>
               <w:rPr>
                 <w:rFonts w:ascii="Georgia" w:hAnsi="Georgia"/>
-                <w:sz w:val="23"/>
+                <w:sz w:val="22"/>
               </w:rPr>
               <w:t xml:space="preserve">, filed June 8, 2017 by Kristian A. McCray, The Trout Law Firm. IFP granted June 7, 2017; dismissed stale Nov 30, 2018. </w:t>
             </w:r>
@@ -11612,7 +11612,7 @@
               <w:rPr>
                 <w:rFonts w:ascii="Georgia" w:hAnsi="Georgia"/>
                 <w:i/>
-                <w:sz w:val="23"/>
+                <w:sz w:val="22"/>
               </w:rPr>
               <w:t>A separate matter — not an alternate number for LK17-295</w:t>
             </w:r>
@@ -11631,7 +11631,7 @@
             <w:r>
               <w:rPr>
                 <w:rFonts w:ascii="Georgia" w:hAnsi="Georgia"/>
-                <w:sz w:val="23"/>
+                <w:sz w:val="22"/>
               </w:rPr>
               <w:t>LK20-316</w:t>
             </w:r>
@@ -11648,7 +11648,7 @@
             <w:r>
               <w:rPr>
                 <w:rFonts w:ascii="Georgia" w:hAnsi="Georgia"/>
-                <w:sz w:val="23"/>
+                <w:sz w:val="22"/>
               </w:rPr>
               <w:t>Circuit</w:t>
             </w:r>
@@ -11665,7 +11665,7 @@
             <w:r>
               <w:rPr>
                 <w:rFonts w:ascii="Georgia" w:hAnsi="Georgia"/>
-                <w:sz w:val="23"/>
+                <w:sz w:val="22"/>
               </w:rPr>
               <w:t>Post-conviction relief</w:t>
             </w:r>
@@ -11684,7 +11684,7 @@
             <w:r>
               <w:rPr>
                 <w:rFonts w:ascii="Georgia" w:hAnsi="Georgia"/>
-                <w:sz w:val="23"/>
+                <w:sz w:val="22"/>
               </w:rPr>
               <w:t>9291202</w:t>
             </w:r>
@@ -11701,7 +11701,7 @@
             <w:r>
               <w:rPr>
                 <w:rFonts w:ascii="Georgia" w:hAnsi="Georgia"/>
-                <w:sz w:val="23"/>
+                <w:sz w:val="22"/>
               </w:rPr>
               <w:t>Justice Court</w:t>
             </w:r>
@@ -11719,14 +11719,14 @@
               <w:rPr>
                 <w:rFonts w:ascii="Georgia" w:hAnsi="Georgia"/>
                 <w:b/>
-                <w:sz w:val="23"/>
+                <w:sz w:val="22"/>
               </w:rPr>
               <w:t>D.U.I. 1st Offense</w:t>
             </w:r>
             <w:r>
               <w:rPr>
                 <w:rFonts w:ascii="Georgia" w:hAnsi="Georgia"/>
-                <w:sz w:val="23"/>
+                <w:sz w:val="22"/>
               </w:rPr>
               <w:t xml:space="preserve"> — convicted Nov 24, 2021. Charged as a first offense because the Georgia offense preceded it by more than five years, Miss. Code Ann. § 63-11-30(2)</w:t>
             </w:r>
@@ -11745,7 +11745,7 @@
             <w:r>
               <w:rPr>
                 <w:rFonts w:ascii="Georgia" w:hAnsi="Georgia"/>
-                <w:sz w:val="23"/>
+                <w:sz w:val="22"/>
               </w:rPr>
               <w:t>21-cv-494</w:t>
             </w:r>
@@ -11762,7 +11762,7 @@
             <w:r>
               <w:rPr>
                 <w:rFonts w:ascii="Georgia" w:hAnsi="Georgia"/>
-                <w:sz w:val="23"/>
+                <w:sz w:val="22"/>
               </w:rPr>
               <w:t>Circuit</w:t>
             </w:r>
@@ -11780,14 +11780,14 @@
               <w:rPr>
                 <w:rFonts w:ascii="Georgia" w:hAnsi="Georgia"/>
                 <w:b/>
-                <w:sz w:val="23"/>
+                <w:sz w:val="22"/>
               </w:rPr>
               <w:t>De novo appeal of 9291202.</w:t>
             </w:r>
             <w:r>
               <w:rPr>
                 <w:rFonts w:ascii="Georgia" w:hAnsi="Georgia"/>
-                <w:sz w:val="23"/>
+                <w:sz w:val="22"/>
               </w:rPr>
               <w:t xml:space="preserve"> Initiated Dec 3, 2021; dismissed </w:t>
             </w:r>
@@ -11795,14 +11795,14 @@
               <w:rPr>
                 <w:rFonts w:ascii="Georgia" w:hAnsi="Georgia"/>
                 <w:b/>
-                <w:sz w:val="23"/>
+                <w:sz w:val="22"/>
               </w:rPr>
               <w:t>June 28, 2024</w:t>
             </w:r>
             <w:r>
               <w:rPr>
                 <w:rFonts w:ascii="Georgia" w:hAnsi="Georgia"/>
-                <w:sz w:val="23"/>
+                <w:sz w:val="22"/>
               </w:rPr>
               <w:t xml:space="preserve"> for "failing to timely perfect"</w:t>
             </w:r>
@@ -11821,7 +11821,7 @@
             <w:r>
               <w:rPr>
                 <w:rFonts w:ascii="Georgia" w:hAnsi="Georgia"/>
-                <w:sz w:val="23"/>
+                <w:sz w:val="22"/>
               </w:rPr>
               <w:t>L24-388 (36CI1:24cv00388JKL)</w:t>
             </w:r>
@@ -11838,7 +11838,7 @@
             <w:r>
               <w:rPr>
                 <w:rFonts w:ascii="Georgia" w:hAnsi="Georgia"/>
-                <w:sz w:val="23"/>
+                <w:sz w:val="22"/>
               </w:rPr>
               <w:t>Circuit</w:t>
             </w:r>
@@ -11856,14 +11856,14 @@
               <w:rPr>
                 <w:rFonts w:ascii="Georgia" w:hAnsi="Georgia"/>
                 <w:b/>
-                <w:sz w:val="23"/>
+                <w:sz w:val="22"/>
               </w:rPr>
               <w:t>Post-conviction relief in LK22-358.</w:t>
             </w:r>
             <w:r>
               <w:rPr>
                 <w:rFonts w:ascii="Georgia" w:hAnsi="Georgia"/>
-                <w:sz w:val="23"/>
+                <w:sz w:val="22"/>
               </w:rPr>
               <w:t xml:space="preserve"> Granted Jan 21, 2025, State not opposing — two-year revocation sentence vacated, resentenced to 120 days, released, probation and banishment reinstated</w:t>
             </w:r>
@@ -11882,7 +11882,7 @@
             <w:r>
               <w:rPr>
                 <w:rFonts w:ascii="Georgia" w:hAnsi="Georgia"/>
-                <w:sz w:val="23"/>
+                <w:sz w:val="22"/>
               </w:rPr>
               <w:t>LK22-358</w:t>
             </w:r>
@@ -11899,7 +11899,7 @@
             <w:r>
               <w:rPr>
                 <w:rFonts w:ascii="Georgia" w:hAnsi="Georgia"/>
-                <w:sz w:val="23"/>
+                <w:sz w:val="22"/>
               </w:rPr>
               <w:t>Circuit</w:t>
             </w:r>
@@ -11916,7 +11916,7 @@
             <w:r>
               <w:rPr>
                 <w:rFonts w:ascii="Georgia" w:hAnsi="Georgia"/>
-                <w:sz w:val="23"/>
+                <w:sz w:val="22"/>
               </w:rPr>
               <w:t>Aggravated stalking (2022). Guilty plea Sept 30, 2022 — five years' probation, banishment from Lafayette County; revocation motion Nov 1, 2022; bench warrant Aug 17, 2023</w:t>
             </w:r>
@@ -11961,7 +11961,7 @@
               <w:rPr>
                 <w:rFonts w:ascii="Georgia" w:hAnsi="Georgia"/>
                 <w:b/>
-                <w:sz w:val="23"/>
+                <w:sz w:val="22"/>
               </w:rPr>
               <w:t>Cause</w:t>
             </w:r>
@@ -11979,7 +11979,7 @@
               <w:rPr>
                 <w:rFonts w:ascii="Georgia" w:hAnsi="Georgia"/>
                 <w:b/>
-                <w:sz w:val="23"/>
+                <w:sz w:val="22"/>
               </w:rPr>
               <w:t>Court</w:t>
             </w:r>
@@ -11997,7 +11997,7 @@
               <w:rPr>
                 <w:rFonts w:ascii="Georgia" w:hAnsi="Georgia"/>
                 <w:b/>
-                <w:sz w:val="23"/>
+                <w:sz w:val="22"/>
               </w:rPr>
               <w:t>Matter</w:t>
             </w:r>
@@ -12016,7 +12016,7 @@
             <w:r>
               <w:rPr>
                 <w:rFonts w:ascii="Georgia" w:hAnsi="Georgia"/>
-                <w:sz w:val="23"/>
+                <w:sz w:val="22"/>
               </w:rPr>
               <w:t>LK2022-310MISC</w:t>
             </w:r>
@@ -12033,7 +12033,7 @@
             <w:r>
               <w:rPr>
                 <w:rFonts w:ascii="Georgia" w:hAnsi="Georgia"/>
-                <w:sz w:val="23"/>
+                <w:sz w:val="22"/>
               </w:rPr>
               <w:t>Circuit, 3rd District (Holly Springs), Judge Kent E. Smith</w:t>
             </w:r>
@@ -12050,7 +12050,7 @@
             <w:r>
               <w:rPr>
                 <w:rFonts w:ascii="Georgia" w:hAnsi="Georgia"/>
-                <w:sz w:val="23"/>
+                <w:sz w:val="22"/>
               </w:rPr>
               <w:t>Competency/commitment proceeding</w:t>
             </w:r>
@@ -12069,7 +12069,7 @@
             <w:r>
               <w:rPr>
                 <w:rFonts w:ascii="Georgia" w:hAnsi="Georgia"/>
-                <w:sz w:val="23"/>
+                <w:sz w:val="22"/>
               </w:rPr>
               <w:t>—</w:t>
             </w:r>
@@ -12086,7 +12086,7 @@
             <w:r>
               <w:rPr>
                 <w:rFonts w:ascii="Georgia" w:hAnsi="Georgia"/>
-                <w:sz w:val="23"/>
+                <w:sz w:val="22"/>
               </w:rPr>
               <w:t>Olive Branch Municipal / DeSoto County</w:t>
             </w:r>
@@ -12104,14 +12104,14 @@
               <w:rPr>
                 <w:rFonts w:ascii="Georgia" w:hAnsi="Georgia"/>
                 <w:i/>
-                <w:sz w:val="23"/>
+                <w:sz w:val="22"/>
               </w:rPr>
               <w:t>State v. Crowder</w:t>
             </w:r>
             <w:r>
               <w:rPr>
                 <w:rFonts w:ascii="Georgia" w:hAnsi="Georgia"/>
-                <w:sz w:val="23"/>
+                <w:sz w:val="22"/>
               </w:rPr>
               <w:t xml:space="preserve"> — filing a false report of rape. </w:t>
             </w:r>
@@ -12119,14 +12119,14 @@
               <w:rPr>
                 <w:rFonts w:ascii="Georgia" w:hAnsi="Georgia"/>
                 <w:b/>
-                <w:sz w:val="23"/>
+                <w:sz w:val="22"/>
               </w:rPr>
               <w:t>No contest plea</w:t>
             </w:r>
             <w:r>
               <w:rPr>
                 <w:rFonts w:ascii="Georgia" w:hAnsi="Georgia"/>
-                <w:sz w:val="23"/>
+                <w:sz w:val="22"/>
               </w:rPr>
               <w:t>, Sept 2020; $1,200 fine, 30 days, jail waived on payment</w:t>
             </w:r>
@@ -12145,7 +12145,7 @@
             <w:r>
               <w:rPr>
                 <w:rFonts w:ascii="Georgia" w:hAnsi="Georgia"/>
-                <w:sz w:val="23"/>
+                <w:sz w:val="22"/>
               </w:rPr>
               <w:t>—</w:t>
             </w:r>
@@ -12162,7 +12162,7 @@
             <w:r>
               <w:rPr>
                 <w:rFonts w:ascii="Georgia" w:hAnsi="Georgia"/>
-                <w:sz w:val="23"/>
+                <w:sz w:val="22"/>
               </w:rPr>
               <w:t>Olive Branch Municipal</w:t>
             </w:r>
@@ -12179,7 +12179,7 @@
             <w:r>
               <w:rPr>
                 <w:rFonts w:ascii="Georgia" w:hAnsi="Georgia"/>
-                <w:sz w:val="23"/>
+                <w:sz w:val="22"/>
               </w:rPr>
               <w:t xml:space="preserve">Contempt of court, late Oct 2020. </w:t>
             </w:r>
@@ -12187,7 +12187,7 @@
               <w:rPr>
                 <w:rFonts w:ascii="Georgia" w:hAnsi="Georgia"/>
                 <w:b/>
-                <w:sz w:val="23"/>
+                <w:sz w:val="22"/>
               </w:rPr>
               <w:t>Dismissed outright</w:t>
             </w:r>
@@ -12206,7 +12206,7 @@
             <w:r>
               <w:rPr>
                 <w:rFonts w:ascii="Georgia" w:hAnsi="Georgia"/>
-                <w:sz w:val="23"/>
+                <w:sz w:val="22"/>
               </w:rPr>
               <w:t>—</w:t>
             </w:r>
@@ -12223,7 +12223,7 @@
             <w:r>
               <w:rPr>
                 <w:rFonts w:ascii="Georgia" w:hAnsi="Georgia"/>
-                <w:sz w:val="23"/>
+                <w:sz w:val="22"/>
               </w:rPr>
               <w:t>Miss. Ct. App.</w:t>
             </w:r>
@@ -12241,7 +12241,7 @@
               <w:rPr>
                 <w:rFonts w:ascii="Georgia" w:hAnsi="Georgia"/>
                 <w:i/>
-                <w:sz w:val="23"/>
+                <w:sz w:val="22"/>
               </w:rPr>
               <w:t>Reardon v. State</w:t>
             </w:r>
@@ -12286,7 +12286,7 @@
               <w:rPr>
                 <w:rFonts w:ascii="Georgia" w:hAnsi="Georgia"/>
                 <w:b/>
-                <w:sz w:val="23"/>
+                <w:sz w:val="22"/>
               </w:rPr>
               <w:t>Cause</w:t>
             </w:r>
@@ -12304,7 +12304,7 @@
               <w:rPr>
                 <w:rFonts w:ascii="Georgia" w:hAnsi="Georgia"/>
                 <w:b/>
-                <w:sz w:val="23"/>
+                <w:sz w:val="22"/>
               </w:rPr>
               <w:t>Court</w:t>
             </w:r>
@@ -12322,7 +12322,7 @@
               <w:rPr>
                 <w:rFonts w:ascii="Georgia" w:hAnsi="Georgia"/>
                 <w:b/>
-                <w:sz w:val="23"/>
+                <w:sz w:val="22"/>
               </w:rPr>
               <w:t>Matter</w:t>
             </w:r>
@@ -12341,7 +12341,7 @@
             <w:r>
               <w:rPr>
                 <w:rFonts w:ascii="Georgia" w:hAnsi="Georgia"/>
-                <w:sz w:val="23"/>
+                <w:sz w:val="22"/>
               </w:rPr>
               <w:t>3:22-cv-00050-SA-JMV</w:t>
             </w:r>
@@ -12358,7 +12358,7 @@
             <w:r>
               <w:rPr>
                 <w:rFonts w:ascii="Georgia" w:hAnsi="Georgia"/>
-                <w:sz w:val="23"/>
+                <w:sz w:val="22"/>
               </w:rPr>
               <w:t>N.D. Miss.</w:t>
             </w:r>
@@ -12375,7 +12375,7 @@
             <w:r>
               <w:rPr>
                 <w:rFonts w:ascii="Georgia" w:hAnsi="Georgia"/>
-                <w:sz w:val="23"/>
+                <w:sz w:val="22"/>
               </w:rPr>
               <w:t xml:space="preserve">Civil rights. </w:t>
             </w:r>
@@ -12383,7 +12383,7 @@
               <w:rPr>
                 <w:rFonts w:ascii="Georgia" w:hAnsi="Georgia"/>
                 <w:b/>
-                <w:sz w:val="23"/>
+                <w:sz w:val="22"/>
               </w:rPr>
               <w:t>Doc #74, filed 03/20/23 — the 48-page handwritten "Plaintiff's More Definitive Statement," a principal source for Parts I–II</w:t>
             </w:r>
@@ -12402,7 +12402,7 @@
             <w:r>
               <w:rPr>
                 <w:rFonts w:ascii="Georgia" w:hAnsi="Georgia"/>
-                <w:sz w:val="23"/>
+                <w:sz w:val="22"/>
               </w:rPr>
               <w:t>3:25-cv-00203</w:t>
             </w:r>
@@ -12419,7 +12419,7 @@
             <w:r>
               <w:rPr>
                 <w:rFonts w:ascii="Georgia" w:hAnsi="Georgia"/>
-                <w:sz w:val="23"/>
+                <w:sz w:val="22"/>
               </w:rPr>
               <w:t>N.D. Miss.</w:t>
             </w:r>
@@ -12437,14 +12437,14 @@
               <w:rPr>
                 <w:rFonts w:ascii="Georgia" w:hAnsi="Georgia"/>
                 <w:i/>
-                <w:sz w:val="23"/>
+                <w:sz w:val="22"/>
               </w:rPr>
               <w:t>Reardon v. Osteen</w:t>
             </w:r>
             <w:r>
               <w:rPr>
                 <w:rFonts w:ascii="Georgia" w:hAnsi="Georgia"/>
-                <w:sz w:val="23"/>
+                <w:sz w:val="22"/>
               </w:rPr>
               <w:t>. M&amp;R July 14, 2026 (Dkt 90); order adopting and final judgment Aug 10, 2026 (Dkt 93, 94)</w:t>
             </w:r>
@@ -12463,7 +12463,7 @@
             <w:r>
               <w:rPr>
                 <w:rFonts w:ascii="Georgia" w:hAnsi="Georgia"/>
-                <w:sz w:val="23"/>
+                <w:sz w:val="22"/>
               </w:rPr>
               <w:t>—</w:t>
             </w:r>
@@ -12480,7 +12480,7 @@
             <w:r>
               <w:rPr>
                 <w:rFonts w:ascii="Georgia" w:hAnsi="Georgia"/>
-                <w:sz w:val="23"/>
+                <w:sz w:val="22"/>
               </w:rPr>
               <w:t>D. Utah</w:t>
             </w:r>
@@ -12498,7 +12498,7 @@
               <w:rPr>
                 <w:rFonts w:ascii="Georgia" w:hAnsi="Georgia"/>
                 <w:i/>
-                <w:sz w:val="23"/>
+                <w:sz w:val="22"/>
               </w:rPr>
               <w:t>Reardon v. Layton</w:t>
             </w:r>
@@ -12517,7 +12517,7 @@
             <w:r>
               <w:rPr>
                 <w:rFonts w:ascii="Georgia" w:hAnsi="Georgia"/>
-                <w:sz w:val="23"/>
+                <w:sz w:val="22"/>
               </w:rPr>
               <w:t>—</w:t>
             </w:r>
@@ -12534,7 +12534,7 @@
             <w:r>
               <w:rPr>
                 <w:rFonts w:ascii="Georgia" w:hAnsi="Georgia"/>
-                <w:sz w:val="23"/>
+                <w:sz w:val="22"/>
               </w:rPr>
               <w:t>N.D. Miss.</w:t>
             </w:r>
@@ -12552,14 +12552,14 @@
               <w:rPr>
                 <w:rFonts w:ascii="Georgia" w:hAnsi="Georgia"/>
                 <w:i/>
-                <w:sz w:val="23"/>
+                <w:sz w:val="22"/>
               </w:rPr>
               <w:t>Reardon v. State of Mississippi; City of Olive Branch</w:t>
             </w:r>
             <w:r>
               <w:rPr>
                 <w:rFonts w:ascii="Georgia" w:hAnsi="Georgia"/>
-                <w:sz w:val="23"/>
+                <w:sz w:val="22"/>
               </w:rPr>
               <w:t xml:space="preserve"> (2020) — dismissed, failure to state a claim</w:t>
             </w:r>
@@ -12578,7 +12578,7 @@
             <w:r>
               <w:rPr>
                 <w:rFonts w:ascii="Georgia" w:hAnsi="Georgia"/>
-                <w:sz w:val="23"/>
+                <w:sz w:val="22"/>
               </w:rPr>
               <w:t>6:25-cr-00227</w:t>
             </w:r>
@@ -12595,7 +12595,7 @@
             <w:r>
               <w:rPr>
                 <w:rFonts w:ascii="Georgia" w:hAnsi="Georgia"/>
-                <w:sz w:val="23"/>
+                <w:sz w:val="22"/>
               </w:rPr>
               <w:t>W.D. La., Lafayette Div.</w:t>
             </w:r>
@@ -12613,14 +12613,14 @@
               <w:rPr>
                 <w:rFonts w:ascii="Georgia" w:hAnsi="Georgia"/>
                 <w:i/>
-                <w:sz w:val="23"/>
+                <w:sz w:val="22"/>
               </w:rPr>
               <w:t>United States v. Reardon</w:t>
             </w:r>
             <w:r>
               <w:rPr>
                 <w:rFonts w:ascii="Georgia" w:hAnsi="Georgia"/>
-                <w:sz w:val="23"/>
+                <w:sz w:val="22"/>
               </w:rPr>
               <w:t>. 41 CFR § 102-74.390(b). Convicted Jan 16, 2026; sentenced Aug 7, 2026 — time served, two years' unsupervised probation, no fine</w:t>
             </w:r>
@@ -12665,7 +12665,7 @@
               <w:rPr>
                 <w:rFonts w:ascii="Georgia" w:hAnsi="Georgia"/>
                 <w:b/>
-                <w:sz w:val="23"/>
+                <w:sz w:val="22"/>
               </w:rPr>
               <w:t>Cause</w:t>
             </w:r>
@@ -12683,7 +12683,7 @@
               <w:rPr>
                 <w:rFonts w:ascii="Georgia" w:hAnsi="Georgia"/>
                 <w:b/>
-                <w:sz w:val="23"/>
+                <w:sz w:val="22"/>
               </w:rPr>
               <w:t>Court</w:t>
             </w:r>
@@ -12701,7 +12701,7 @@
               <w:rPr>
                 <w:rFonts w:ascii="Georgia" w:hAnsi="Georgia"/>
                 <w:b/>
-                <w:sz w:val="23"/>
+                <w:sz w:val="22"/>
               </w:rPr>
               <w:t>Matter</w:t>
             </w:r>
@@ -12720,7 +12720,7 @@
             <w:r>
               <w:rPr>
                 <w:rFonts w:ascii="Georgia" w:hAnsi="Georgia"/>
-                <w:sz w:val="23"/>
+                <w:sz w:val="22"/>
               </w:rPr>
               <w:t>23-CR-2981</w:t>
             </w:r>
@@ -12737,7 +12737,7 @@
             <w:r>
               <w:rPr>
                 <w:rFonts w:ascii="Georgia" w:hAnsi="Georgia"/>
-                <w:sz w:val="23"/>
+                <w:sz w:val="22"/>
               </w:rPr>
               <w:t>56th District Court, Galveston County</w:t>
             </w:r>
@@ -12755,14 +12755,14 @@
               <w:rPr>
                 <w:rFonts w:ascii="Georgia" w:hAnsi="Georgia"/>
                 <w:i/>
-                <w:sz w:val="23"/>
+                <w:sz w:val="22"/>
               </w:rPr>
               <w:t>State of Texas v. Matthew O. Reardon.</w:t>
             </w:r>
             <w:r>
               <w:rPr>
                 <w:rFonts w:ascii="Georgia" w:hAnsi="Georgia"/>
-                <w:sz w:val="23"/>
+                <w:sz w:val="22"/>
               </w:rPr>
               <w:t xml:space="preserve"> Indicted Dec 7, 2023 for </w:t>
             </w:r>
@@ -12770,14 +12770,14 @@
               <w:rPr>
                 <w:rFonts w:ascii="Georgia" w:hAnsi="Georgia"/>
                 <w:b/>
-                <w:sz w:val="23"/>
+                <w:sz w:val="22"/>
               </w:rPr>
               <w:t>"driving while intoxicated 3rd or more"</w:t>
             </w:r>
             <w:r>
               <w:rPr>
                 <w:rFonts w:ascii="Georgia" w:hAnsi="Georgia"/>
-                <w:sz w:val="23"/>
+                <w:sz w:val="22"/>
               </w:rPr>
               <w:t xml:space="preserve">, offense date </w:t>
             </w:r>
@@ -12785,14 +12785,14 @@
               <w:rPr>
                 <w:rFonts w:ascii="Georgia" w:hAnsi="Georgia"/>
                 <w:b/>
-                <w:sz w:val="23"/>
+                <w:sz w:val="22"/>
               </w:rPr>
               <w:t>Aug 11, 2023</w:t>
             </w:r>
             <w:r>
               <w:rPr>
                 <w:rFonts w:ascii="Georgia" w:hAnsi="Georgia"/>
-                <w:sz w:val="23"/>
+                <w:sz w:val="22"/>
               </w:rPr>
               <w:t xml:space="preserve">, on two alleged priors. </w:t>
             </w:r>
@@ -12800,7 +12800,7 @@
               <w:rPr>
                 <w:rFonts w:ascii="Georgia" w:hAnsi="Georgia"/>
                 <w:b/>
-                <w:sz w:val="23"/>
+                <w:sz w:val="22"/>
               </w:rPr>
               <w:t>Felony DUI dismissed May 24, 2024</w:t>
             </w:r>
@@ -12845,7 +12845,7 @@
               <w:rPr>
                 <w:rFonts w:ascii="Georgia" w:hAnsi="Georgia"/>
                 <w:b/>
-                <w:sz w:val="23"/>
+                <w:sz w:val="22"/>
               </w:rPr>
               <w:t>Cause</w:t>
             </w:r>
@@ -12863,7 +12863,7 @@
               <w:rPr>
                 <w:rFonts w:ascii="Georgia" w:hAnsi="Georgia"/>
                 <w:b/>
-                <w:sz w:val="23"/>
+                <w:sz w:val="22"/>
               </w:rPr>
               <w:t>Court</w:t>
             </w:r>
@@ -12881,7 +12881,7 @@
               <w:rPr>
                 <w:rFonts w:ascii="Georgia" w:hAnsi="Georgia"/>
                 <w:b/>
-                <w:sz w:val="23"/>
+                <w:sz w:val="22"/>
               </w:rPr>
               <w:t>Matter</w:t>
             </w:r>
@@ -12900,7 +12900,7 @@
             <w:r>
               <w:rPr>
                 <w:rFonts w:ascii="Georgia" w:hAnsi="Georgia"/>
-                <w:sz w:val="23"/>
+                <w:sz w:val="22"/>
               </w:rPr>
               <w:t>13T15752</w:t>
             </w:r>
@@ -12917,7 +12917,7 @@
             <w:r>
               <w:rPr>
                 <w:rFonts w:ascii="Georgia" w:hAnsi="Georgia"/>
-                <w:sz w:val="23"/>
+                <w:sz w:val="22"/>
               </w:rPr>
               <w:t>Cobb County State Court</w:t>
             </w:r>
@@ -12934,7 +12934,7 @@
             <w:r>
               <w:rPr>
                 <w:rFonts w:ascii="Georgia" w:hAnsi="Georgia"/>
-                <w:sz w:val="23"/>
+                <w:sz w:val="22"/>
               </w:rPr>
               <w:t xml:space="preserve">DUI. Offense </w:t>
             </w:r>
@@ -12942,14 +12942,14 @@
               <w:rPr>
                 <w:rFonts w:ascii="Georgia" w:hAnsi="Georgia"/>
                 <w:b/>
-                <w:sz w:val="23"/>
+                <w:sz w:val="22"/>
               </w:rPr>
               <w:t>Dec 25, 2012</w:t>
             </w:r>
             <w:r>
               <w:rPr>
                 <w:rFonts w:ascii="Georgia" w:hAnsi="Georgia"/>
-                <w:sz w:val="23"/>
+                <w:sz w:val="22"/>
               </w:rPr>
               <w:t xml:space="preserve">; convicted </w:t>
             </w:r>
@@ -12957,7 +12957,7 @@
               <w:rPr>
                 <w:rFonts w:ascii="Georgia" w:hAnsi="Georgia"/>
                 <w:b/>
-                <w:sz w:val="23"/>
+                <w:sz w:val="22"/>
               </w:rPr>
               <w:t>Nov 3, 2014</w:t>
             </w:r>
@@ -13005,14 +13005,14 @@
         <w:rPr>
           <w:rFonts w:ascii="Georgia" w:hAnsi="Georgia"/>
           <w:b/>
-          <w:sz w:val="26"/>
+          <w:sz w:val="25"/>
         </w:rPr>
         <w:t>Deputy Timmy Pruitt</w:t>
       </w:r>
       <w:r>
         <w:rPr>
           <w:rFonts w:ascii="Georgia" w:hAnsi="Georgia"/>
-          <w:sz w:val="26"/>
+          <w:sz w:val="25"/>
         </w:rPr>
         <w:t xml:space="preserve"> — Lafayette County SD. The May 1, 2017 arrest (Ch. 2).</w:t>
       </w:r>
@@ -13026,14 +13026,14 @@
         <w:rPr>
           <w:rFonts w:ascii="Georgia" w:hAnsi="Georgia"/>
           <w:b/>
-          <w:sz w:val="26"/>
+          <w:sz w:val="25"/>
         </w:rPr>
         <w:t>Chief Deputy Scott Mills, Major Alan Wilburn, Lt. Jarrett Bundren</w:t>
       </w:r>
       <w:r>
         <w:rPr>
           <w:rFonts w:ascii="Georgia" w:hAnsi="Georgia"/>
-          <w:sz w:val="26"/>
+          <w:sz w:val="25"/>
         </w:rPr>
         <w:t xml:space="preserve"> — Lafayette County SD; </w:t>
       </w:r>
@@ -13041,14 +13041,14 @@
         <w:rPr>
           <w:rFonts w:ascii="Georgia" w:hAnsi="Georgia"/>
           <w:b/>
-          <w:sz w:val="26"/>
+          <w:sz w:val="25"/>
         </w:rPr>
         <w:t>Joey East</w:t>
       </w:r>
       <w:r>
         <w:rPr>
           <w:rFonts w:ascii="Georgia" w:hAnsi="Georgia"/>
-          <w:sz w:val="26"/>
+          <w:sz w:val="25"/>
         </w:rPr>
         <w:t>, then Oxford police chief, later Sheriff. The four officers at the May 26, 2017 arrest.</w:t>
       </w:r>
@@ -13062,14 +13062,14 @@
         <w:rPr>
           <w:rFonts w:ascii="Georgia" w:hAnsi="Georgia"/>
           <w:b/>
-          <w:sz w:val="26"/>
+          <w:sz w:val="25"/>
         </w:rPr>
         <w:t>Deputy Courtney Dixon, Deputy Ethan Tidwell</w:t>
       </w:r>
       <w:r>
         <w:rPr>
           <w:rFonts w:ascii="Georgia" w:hAnsi="Georgia"/>
-          <w:sz w:val="26"/>
+          <w:sz w:val="25"/>
         </w:rPr>
         <w:t xml:space="preserve"> — the December 28, 2020 parking-lot arrest. </w:t>
       </w:r>
@@ -13077,14 +13077,14 @@
         <w:rPr>
           <w:rFonts w:ascii="Georgia" w:hAnsi="Georgia"/>
           <w:b/>
-          <w:sz w:val="26"/>
+          <w:sz w:val="25"/>
         </w:rPr>
         <w:t>Lt. Omar Ahmed</w:t>
       </w:r>
       <w:r>
         <w:rPr>
           <w:rFonts w:ascii="Georgia" w:hAnsi="Georgia"/>
-          <w:sz w:val="26"/>
+          <w:sz w:val="25"/>
         </w:rPr>
         <w:t xml:space="preserve"> present.</w:t>
       </w:r>
@@ -13098,14 +13098,14 @@
         <w:rPr>
           <w:rFonts w:ascii="Georgia" w:hAnsi="Georgia"/>
           <w:b/>
-          <w:sz w:val="26"/>
+          <w:sz w:val="25"/>
         </w:rPr>
         <w:t>Deputy Jake Williford, Deputy Kandis Beavers</w:t>
       </w:r>
       <w:r>
         <w:rPr>
           <w:rFonts w:ascii="Georgia" w:hAnsi="Georgia"/>
-          <w:sz w:val="26"/>
+          <w:sz w:val="25"/>
         </w:rPr>
         <w:t xml:space="preserve"> — the February 20, 2021 traffic stop and field sobriety test.</w:t>
       </w:r>
@@ -13119,14 +13119,14 @@
         <w:rPr>
           <w:rFonts w:ascii="Georgia" w:hAnsi="Georgia"/>
           <w:b/>
-          <w:sz w:val="26"/>
+          <w:sz w:val="25"/>
         </w:rPr>
         <w:t>Officer William Osteen</w:t>
       </w:r>
       <w:r>
         <w:rPr>
           <w:rFonts w:ascii="Georgia" w:hAnsi="Georgia"/>
-          <w:sz w:val="26"/>
+          <w:sz w:val="25"/>
         </w:rPr>
         <w:t xml:space="preserve"> (I spell it </w:t>
       </w:r>
@@ -13134,14 +13134,14 @@
         <w:rPr>
           <w:rFonts w:ascii="Georgia" w:hAnsi="Georgia"/>
           <w:i/>
-          <w:sz w:val="26"/>
+          <w:sz w:val="25"/>
         </w:rPr>
         <w:t>Olsteen</w:t>
       </w:r>
       <w:r>
         <w:rPr>
           <w:rFonts w:ascii="Georgia" w:hAnsi="Georgia"/>
-          <w:sz w:val="26"/>
+          <w:sz w:val="25"/>
         </w:rPr>
         <w:t xml:space="preserve"> throughout my own sworn affidavit; the record spells it </w:t>
       </w:r>
@@ -13149,14 +13149,14 @@
         <w:rPr>
           <w:rFonts w:ascii="Georgia" w:hAnsi="Georgia"/>
           <w:b/>
-          <w:sz w:val="26"/>
+          <w:sz w:val="25"/>
         </w:rPr>
         <w:t>Osteen</w:t>
       </w:r>
       <w:r>
         <w:rPr>
           <w:rFonts w:ascii="Georgia" w:hAnsi="Georgia"/>
-          <w:sz w:val="26"/>
+          <w:sz w:val="25"/>
         </w:rPr>
         <w:t xml:space="preserve">), </w:t>
       </w:r>
@@ -13164,14 +13164,14 @@
         <w:rPr>
           <w:rFonts w:ascii="Georgia" w:hAnsi="Georgia"/>
           <w:b/>
-          <w:sz w:val="26"/>
+          <w:sz w:val="25"/>
         </w:rPr>
         <w:t>Sgt. Dougherty</w:t>
       </w:r>
       <w:r>
         <w:rPr>
           <w:rFonts w:ascii="Georgia" w:hAnsi="Georgia"/>
-          <w:sz w:val="26"/>
+          <w:sz w:val="25"/>
         </w:rPr>
         <w:t xml:space="preserve"> — Galveston PD, August 2023. Osteen was the assisting, not the stopping, officer.</w:t>
       </w:r>
@@ -13185,14 +13185,14 @@
         <w:rPr>
           <w:rFonts w:ascii="Georgia" w:hAnsi="Georgia"/>
           <w:b/>
-          <w:sz w:val="26"/>
+          <w:sz w:val="25"/>
         </w:rPr>
         <w:t>Deputy U.S. Marshal Hayden Nugent</w:t>
       </w:r>
       <w:r>
         <w:rPr>
           <w:rFonts w:ascii="Georgia" w:hAnsi="Georgia"/>
-          <w:sz w:val="26"/>
+          <w:sz w:val="25"/>
         </w:rPr>
         <w:t xml:space="preserve"> — the August 25, 2025 arrest. </w:t>
       </w:r>
@@ -13200,14 +13200,14 @@
         <w:rPr>
           <w:rFonts w:ascii="Georgia" w:hAnsi="Georgia"/>
           <w:b/>
-          <w:sz w:val="26"/>
+          <w:sz w:val="25"/>
         </w:rPr>
         <w:t>Supervisory Deputy U.S. Marshal William Donald</w:t>
       </w:r>
       <w:r>
         <w:rPr>
           <w:rFonts w:ascii="Georgia" w:hAnsi="Georgia"/>
-          <w:sz w:val="26"/>
+          <w:sz w:val="25"/>
         </w:rPr>
         <w:t xml:space="preserve">, Oxford / N.D. Miss. — name and title confirmed by the Marshals Service; </w:t>
       </w:r>
@@ -13215,7 +13215,7 @@
         <w:rPr>
           <w:rFonts w:ascii="Georgia" w:hAnsi="Georgia"/>
           <w:i/>
-          <w:sz w:val="26"/>
+          <w:sz w:val="25"/>
         </w:rPr>
         <w:t>no BOLO attribution is established.</w:t>
       </w:r>
@@ -13368,14 +13368,14 @@
         <w:rPr>
           <w:rFonts w:ascii="Georgia" w:hAnsi="Georgia"/>
           <w:i/>
-          <w:sz w:val="26"/>
+          <w:sz w:val="25"/>
         </w:rPr>
         <w:t>Plaintiff's More Definitive Statement</w:t>
       </w:r>
       <w:r>
         <w:rPr>
           <w:rFonts w:ascii="Georgia" w:hAnsi="Georgia"/>
-          <w:sz w:val="26"/>
+          <w:sz w:val="25"/>
         </w:rPr>
         <w:t>, 3:22-cv-00050, Doc #74, 48 pp. handwritten, filed March 20, 2023.</w:t>
       </w:r>
@@ -13389,14 +13389,14 @@
         <w:rPr>
           <w:rFonts w:ascii="Georgia" w:hAnsi="Georgia"/>
           <w:i/>
-          <w:sz w:val="26"/>
+          <w:sz w:val="25"/>
         </w:rPr>
         <w:t>Defendant's Sworn Affidavit</w:t>
       </w:r>
       <w:r>
         <w:rPr>
           <w:rFonts w:ascii="Georgia" w:hAnsi="Georgia"/>
-          <w:sz w:val="26"/>
+          <w:sz w:val="25"/>
         </w:rPr>
         <w:t>, 23-CR-2981, 5 pp., 25 paragraphs, notarized — sworn under penalty of perjury.</w:t>
       </w:r>
@@ -13409,7 +13409,7 @@
       <w:r>
         <w:rPr>
           <w:rFonts w:ascii="Georgia" w:hAnsi="Georgia"/>
-          <w:sz w:val="26"/>
+          <w:sz w:val="25"/>
         </w:rPr>
         <w:t xml:space="preserve">Objections to the magistrate's report and recommendation, </w:t>
       </w:r>
@@ -13417,14 +13417,14 @@
         <w:rPr>
           <w:rFonts w:ascii="Georgia" w:hAnsi="Georgia"/>
           <w:i/>
-          <w:sz w:val="26"/>
+          <w:sz w:val="25"/>
         </w:rPr>
         <w:t>Reardon v. Osteen</w:t>
       </w:r>
       <w:r>
         <w:rPr>
           <w:rFonts w:ascii="Georgia" w:hAnsi="Georgia"/>
-          <w:sz w:val="26"/>
+          <w:sz w:val="25"/>
         </w:rPr>
         <w:t>.</w:t>
       </w:r>
@@ -13449,7 +13449,7 @@
       <w:r>
         <w:rPr>
           <w:rFonts w:ascii="Georgia" w:hAnsi="Georgia"/>
-          <w:sz w:val="26"/>
+          <w:sz w:val="25"/>
         </w:rPr>
         <w:t xml:space="preserve">Petition for emergency TRO and permanent restraining order, CV2017-217A, with affidavits of Robyn M. Tannehill and J. Rhea Tannehill Jr., notarized by Tiffany S. Webb, and Exhibits H and I (Facebook captures — </w:t>
       </w:r>
@@ -13457,14 +13457,14 @@
         <w:rPr>
           <w:rFonts w:ascii="Georgia" w:hAnsi="Georgia"/>
           <w:b/>
-          <w:sz w:val="26"/>
+          <w:sz w:val="25"/>
         </w:rPr>
         <w:t>Exhibit I's most violent language was written by two third parties, not by me</w:t>
       </w:r>
       <w:r>
         <w:rPr>
           <w:rFonts w:ascii="Georgia" w:hAnsi="Georgia"/>
-          <w:sz w:val="26"/>
+          <w:sz w:val="25"/>
         </w:rPr>
         <w:t>).</w:t>
       </w:r>
@@ -13477,7 +13477,7 @@
       <w:r>
         <w:rPr>
           <w:rFonts w:ascii="Georgia" w:hAnsi="Georgia"/>
-          <w:sz w:val="26"/>
+          <w:sz w:val="25"/>
         </w:rPr>
         <w:t>Grand jury indictment, LK22-358; motion to revoke probation, Nov 1, 2022; bench warrant, Aug 17, 2023.</w:t>
       </w:r>
@@ -13490,7 +13490,7 @@
       <w:r>
         <w:rPr>
           <w:rFonts w:ascii="Georgia" w:hAnsi="Georgia"/>
-          <w:sz w:val="26"/>
+          <w:sz w:val="25"/>
         </w:rPr>
         <w:t>Governor's warrant / request for interstate rendition, Reeves to Abbott, Nov 9, 2023.</w:t>
       </w:r>
@@ -13515,7 +13515,7 @@
       <w:r>
         <w:rPr>
           <w:rFonts w:ascii="Georgia" w:hAnsi="Georgia"/>
-          <w:sz w:val="26"/>
+          <w:sz w:val="25"/>
         </w:rPr>
         <w:t>City of Oxford Minute Book 73 — June 6 and July 5, 2017 meetings.</w:t>
       </w:r>
@@ -13528,7 +13528,7 @@
       <w:r>
         <w:rPr>
           <w:rFonts w:ascii="Georgia" w:hAnsi="Georgia"/>
-          <w:sz w:val="26"/>
+          <w:sz w:val="25"/>
         </w:rPr>
         <w:t>Order of recusal, Judge David Garrison, Aug 11, 2021.</w:t>
       </w:r>
@@ -13541,7 +13541,7 @@
       <w:r>
         <w:rPr>
           <w:rFonts w:ascii="Georgia" w:hAnsi="Georgia"/>
-          <w:sz w:val="26"/>
+          <w:sz w:val="25"/>
         </w:rPr>
         <w:t>Order of dismissal–stale case, L17-233, Nov 30, 2018.</w:t>
       </w:r>
@@ -13554,7 +13554,7 @@
       <w:r>
         <w:rPr>
           <w:rFonts w:ascii="Georgia" w:hAnsi="Georgia"/>
-          <w:sz w:val="26"/>
+          <w:sz w:val="25"/>
         </w:rPr>
         <w:t xml:space="preserve">Memorandum opinion and recommendation (Dkt 90), order adopting (Dkt 93), final judgment (Dkt 94), </w:t>
       </w:r>
@@ -13562,14 +13562,14 @@
         <w:rPr>
           <w:rFonts w:ascii="Georgia" w:hAnsi="Georgia"/>
           <w:i/>
-          <w:sz w:val="26"/>
+          <w:sz w:val="25"/>
         </w:rPr>
         <w:t>Reardon v. Osteen</w:t>
       </w:r>
       <w:r>
         <w:rPr>
           <w:rFonts w:ascii="Georgia" w:hAnsi="Georgia"/>
-          <w:sz w:val="26"/>
+          <w:sz w:val="25"/>
         </w:rPr>
         <w:t>.</w:t>
       </w:r>
@@ -13582,7 +13582,7 @@
       <w:r>
         <w:rPr>
           <w:rFonts w:ascii="Georgia" w:hAnsi="Georgia"/>
-          <w:sz w:val="26"/>
+          <w:sz w:val="25"/>
         </w:rPr>
         <w:t xml:space="preserve">Grand jury indictment, 23-CR-2981, filed Dec 7, 2023; </w:t>
       </w:r>
@@ -13590,14 +13590,14 @@
         <w:rPr>
           <w:rFonts w:ascii="Georgia" w:hAnsi="Georgia"/>
           <w:b/>
-          <w:sz w:val="26"/>
+          <w:sz w:val="25"/>
         </w:rPr>
         <w:t>Order of Dismissal of the felony DUI, May 24, 2024</w:t>
       </w:r>
       <w:r>
         <w:rPr>
           <w:rFonts w:ascii="Georgia" w:hAnsi="Georgia"/>
-          <w:sz w:val="26"/>
+          <w:sz w:val="25"/>
         </w:rPr>
         <w:t>.</w:t>
       </w:r>
@@ -13610,7 +13610,7 @@
       <w:r>
         <w:rPr>
           <w:rFonts w:ascii="Georgia" w:hAnsi="Georgia"/>
-          <w:sz w:val="26"/>
+          <w:sz w:val="25"/>
         </w:rPr>
         <w:t>Order &amp; Judgment granting post-conviction relief, L24-388, Jan 21, 2025.</w:t>
       </w:r>
@@ -13623,7 +13623,7 @@
       <w:r>
         <w:rPr>
           <w:rFonts w:ascii="Georgia" w:hAnsi="Georgia"/>
-          <w:sz w:val="26"/>
+          <w:sz w:val="25"/>
         </w:rPr>
         <w:t xml:space="preserve">Texas DPS Houston Crime Laboratory report </w:t>
       </w:r>
@@ -13631,14 +13631,14 @@
         <w:rPr>
           <w:rFonts w:ascii="Georgia" w:hAnsi="Georgia"/>
           <w:b/>
-          <w:sz w:val="26"/>
+          <w:sz w:val="25"/>
         </w:rPr>
         <w:t>HOU-2308-10286</w:t>
       </w:r>
       <w:r>
         <w:rPr>
           <w:rFonts w:ascii="Georgia" w:hAnsi="Georgia"/>
-          <w:sz w:val="26"/>
+          <w:sz w:val="25"/>
         </w:rPr>
         <w:t xml:space="preserve">, Sept 6, 2023 — </w:t>
       </w:r>
@@ -13646,7 +13646,7 @@
         <w:rPr>
           <w:rFonts w:ascii="Georgia" w:hAnsi="Georgia"/>
           <w:b/>
-          <w:sz w:val="26"/>
+          <w:sz w:val="25"/>
         </w:rPr>
         <w:t>"No alcohol detected."</w:t>
       </w:r>
@@ -13659,7 +13659,7 @@
       <w:r>
         <w:rPr>
           <w:rFonts w:ascii="Georgia" w:hAnsi="Georgia"/>
-          <w:sz w:val="26"/>
+          <w:sz w:val="25"/>
         </w:rPr>
         <w:t xml:space="preserve">Certified transcript, second revocation hearing, </w:t>
       </w:r>
@@ -13667,14 +13667,14 @@
         <w:rPr>
           <w:rFonts w:ascii="Georgia" w:hAnsi="Georgia"/>
           <w:b/>
-          <w:sz w:val="26"/>
+          <w:sz w:val="25"/>
         </w:rPr>
         <w:t>July 18, 2024</w:t>
       </w:r>
       <w:r>
         <w:rPr>
           <w:rFonts w:ascii="Georgia" w:hAnsi="Georgia"/>
-          <w:sz w:val="26"/>
+          <w:sz w:val="25"/>
         </w:rPr>
         <w:t>.</w:t>
       </w:r>
@@ -14708,14 +14708,14 @@
         <w:rPr>
           <w:rFonts w:ascii="Georgia" w:hAnsi="Georgia"/>
           <w:b/>
-          <w:sz w:val="26"/>
+          <w:sz w:val="25"/>
         </w:rPr>
         <w:t>The May 2017 charging affidavit (LK17-295).</w:t>
       </w:r>
       <w:r>
         <w:rPr>
           <w:rFonts w:ascii="Georgia" w:hAnsi="Georgia"/>
-          <w:sz w:val="26"/>
+          <w:sz w:val="25"/>
         </w:rPr>
         <w:t xml:space="preserve"> The "on or before May 8, 2017" date — which precedes both my purchase of the rifle and my quarrel with the Lynches — rests on my recollection alone. </w:t>
       </w:r>
@@ -14723,7 +14723,7 @@
         <w:rPr>
           <w:rFonts w:ascii="Georgia" w:hAnsi="Georgia"/>
           <w:b/>
-          <w:sz w:val="26"/>
+          <w:sz w:val="25"/>
         </w:rPr>
         <w:t>The date-collision argument is not proved in these pages.</w:t>
       </w:r>
@@ -14737,14 +14737,14 @@
         <w:rPr>
           <w:rFonts w:ascii="Georgia" w:hAnsi="Georgia"/>
           <w:b/>
-          <w:sz w:val="26"/>
+          <w:sz w:val="25"/>
         </w:rPr>
         <w:t>The signed covenant not to sue, and the LK17-295 plea petition.</w:t>
       </w:r>
       <w:r>
         <w:rPr>
           <w:rFonts w:ascii="Georgia" w:hAnsi="Georgia"/>
-          <w:sz w:val="26"/>
+          <w:sz w:val="25"/>
         </w:rPr>
         <w:t xml:space="preserve"> The term is described from memory; the instrument has never been produced.</w:t>
       </w:r>
@@ -14758,14 +14758,14 @@
         <w:rPr>
           <w:rFonts w:ascii="Georgia" w:hAnsi="Georgia"/>
           <w:b/>
-          <w:sz w:val="26"/>
+          <w:sz w:val="25"/>
         </w:rPr>
         <w:t>The Texas DPS licence-suspension letter</w:t>
       </w:r>
       <w:r>
         <w:rPr>
           <w:rFonts w:ascii="Georgia" w:hAnsi="Georgia"/>
-          <w:sz w:val="26"/>
+          <w:sz w:val="25"/>
         </w:rPr>
         <w:t xml:space="preserve"> stating I refused to provide a sample. Against a blood sample drawn under a warrant, this proves itself on paper — and it is not here.</w:t>
       </w:r>
@@ -14779,14 +14779,14 @@
         <w:rPr>
           <w:rFonts w:ascii="Georgia" w:hAnsi="Georgia"/>
           <w:b/>
-          <w:sz w:val="26"/>
+          <w:sz w:val="25"/>
         </w:rPr>
         <w:t>The blood-draw warrant.</w:t>
       </w:r>
       <w:r>
         <w:rPr>
           <w:rFonts w:ascii="Georgia" w:hAnsi="Georgia"/>
-          <w:sz w:val="26"/>
+          <w:sz w:val="25"/>
         </w:rPr>
         <w:t xml:space="preserve"> Officer Osteen testified under oath in July 2024 that he obtained one, signed by a judge. I was never shown it, and </w:t>
       </w:r>
@@ -14794,7 +14794,7 @@
         <w:rPr>
           <w:rFonts w:ascii="Georgia" w:hAnsi="Georgia"/>
           <w:b/>
-          <w:sz w:val="26"/>
+          <w:sz w:val="25"/>
         </w:rPr>
         <w:t>the instrument itself has still never been produced.</w:t>
       </w:r>
@@ -14808,14 +14808,14 @@
         <w:rPr>
           <w:rFonts w:ascii="Georgia" w:hAnsi="Georgia"/>
           <w:b/>
-          <w:sz w:val="26"/>
+          <w:sz w:val="25"/>
         </w:rPr>
         <w:t>The recorded call</w:t>
       </w:r>
       <w:r>
         <w:rPr>
           <w:rFonts w:ascii="Georgia" w:hAnsi="Georgia"/>
-          <w:sz w:val="26"/>
+          <w:sz w:val="25"/>
         </w:rPr>
         <w:t xml:space="preserve"> in which Crowder is said to admit the false report was a joint effort.</w:t>
       </w:r>
@@ -14829,14 +14829,14 @@
         <w:rPr>
           <w:rFonts w:ascii="Georgia" w:hAnsi="Georgia"/>
           <w:b/>
-          <w:sz w:val="26"/>
+          <w:sz w:val="25"/>
         </w:rPr>
         <w:t>The Lafayette County records production</w:t>
       </w:r>
       <w:r>
         <w:rPr>
           <w:rFonts w:ascii="Georgia" w:hAnsi="Georgia"/>
-          <w:sz w:val="26"/>
+          <w:sz w:val="25"/>
         </w:rPr>
         <w:t xml:space="preserve"> listing roughly fifteen reports filed by Crowder over four years.</w:t>
       </w:r>
@@ -14850,14 +14850,14 @@
         <w:rPr>
           <w:rFonts w:ascii="Georgia" w:hAnsi="Georgia"/>
           <w:b/>
-          <w:sz w:val="26"/>
+          <w:sz w:val="25"/>
         </w:rPr>
         <w:t>The second security camera</w:t>
       </w:r>
       <w:r>
         <w:rPr>
           <w:rFonts w:ascii="Georgia" w:hAnsi="Georgia"/>
-          <w:sz w:val="26"/>
+          <w:sz w:val="25"/>
         </w:rPr>
         <w:t xml:space="preserve"> from December 28, 2020; the sallyport and dashcam video from February 20, 2021.</w:t>
       </w:r>
@@ -14871,14 +14871,14 @@
         <w:rPr>
           <w:rFonts w:ascii="Georgia" w:hAnsi="Georgia"/>
           <w:b/>
-          <w:sz w:val="26"/>
+          <w:sz w:val="25"/>
         </w:rPr>
         <w:t>Deputy John Hill's incident report</w:t>
       </w:r>
       <w:r>
         <w:rPr>
           <w:rFonts w:ascii="Georgia" w:hAnsi="Georgia"/>
-          <w:sz w:val="26"/>
+          <w:sz w:val="25"/>
         </w:rPr>
         <w:t>, May 30, 2017.</w:t>
       </w:r>
@@ -14892,14 +14892,14 @@
         <w:rPr>
           <w:rFonts w:ascii="Georgia" w:hAnsi="Georgia"/>
           <w:b/>
-          <w:sz w:val="26"/>
+          <w:sz w:val="25"/>
         </w:rPr>
         <w:t>The Oxford municipal record</w:t>
       </w:r>
       <w:r>
         <w:rPr>
           <w:rFonts w:ascii="Georgia" w:hAnsi="Georgia"/>
-          <w:sz w:val="26"/>
+          <w:sz w:val="25"/>
         </w:rPr>
         <w:t xml:space="preserve"> for the flag-removal measure. That Mayor Tannehill authored it is my account, twice given, and not yet a document.</w:t>
       </w:r>
@@ -14913,14 +14913,14 @@
         <w:rPr>
           <w:rFonts w:ascii="Georgia" w:hAnsi="Georgia"/>
           <w:b/>
-          <w:sz w:val="26"/>
+          <w:sz w:val="25"/>
         </w:rPr>
         <w:t>The FOIA production</w:t>
       </w:r>
       <w:r>
         <w:rPr>
           <w:rFonts w:ascii="Georgia" w:hAnsi="Georgia"/>
-          <w:sz w:val="26"/>
+          <w:sz w:val="25"/>
         </w:rPr>
         <w:t xml:space="preserve"> said to connect a named marshal to the BOLOs.</w:t>
       </w:r>
@@ -14934,14 +14934,14 @@
         <w:rPr>
           <w:rFonts w:ascii="Georgia" w:hAnsi="Georgia"/>
           <w:b/>
-          <w:sz w:val="26"/>
+          <w:sz w:val="25"/>
         </w:rPr>
         <w:t>The full record of the appeal in 21-cv-494</w:t>
       </w:r>
       <w:r>
         <w:rPr>
           <w:rFonts w:ascii="Georgia" w:hAnsi="Georgia"/>
-          <w:sz w:val="26"/>
+          <w:sz w:val="25"/>
         </w:rPr>
         <w:t xml:space="preserve"> — initiated nine days after conviction, dismissed thirty months later for failing to perfect, in a matter where a judge had already found me indigent.</w:t>
       </w:r>
@@ -14955,14 +14955,14 @@
         <w:rPr>
           <w:rFonts w:ascii="Georgia" w:hAnsi="Georgia"/>
           <w:b/>
-          <w:sz w:val="26"/>
+          <w:sz w:val="25"/>
         </w:rPr>
         <w:t>The sealed record in the federal criminal case</w:t>
       </w:r>
       <w:r>
         <w:rPr>
           <w:rFonts w:ascii="Georgia" w:hAnsi="Georgia"/>
-          <w:sz w:val="26"/>
+          <w:sz w:val="25"/>
         </w:rPr>
         <w:t>, which is subject to a court order and is not discussed in this book beyond the public docket.</w:t>
       </w:r>
@@ -15102,7 +15102,7 @@
               <w:rPr>
                 <w:rFonts w:ascii="Georgia" w:hAnsi="Georgia"/>
                 <w:b/>
-                <w:sz w:val="23"/>
+                <w:sz w:val="22"/>
               </w:rPr>
               <w:t>Claim</w:t>
             </w:r>
@@ -15120,7 +15120,7 @@
               <w:rPr>
                 <w:rFonts w:ascii="Georgia" w:hAnsi="Georgia"/>
                 <w:b/>
-                <w:sz w:val="23"/>
+                <w:sz w:val="22"/>
               </w:rPr>
               <w:t>Where in the book</w:t>
             </w:r>
@@ -15138,7 +15138,7 @@
               <w:rPr>
                 <w:rFonts w:ascii="Georgia" w:hAnsi="Georgia"/>
                 <w:b/>
-                <w:sz w:val="23"/>
+                <w:sz w:val="22"/>
               </w:rPr>
               <w:t>What to check it against</w:t>
             </w:r>
@@ -15157,7 +15157,7 @@
             <w:r>
               <w:rPr>
                 <w:rFonts w:ascii="Georgia" w:hAnsi="Georgia"/>
-                <w:sz w:val="23"/>
+                <w:sz w:val="22"/>
               </w:rPr>
               <w:t>Sheriff's admission that sallyport video was not preserved</w:t>
             </w:r>
@@ -15174,7 +15174,7 @@
             <w:r>
               <w:rPr>
                 <w:rFonts w:ascii="Georgia" w:hAnsi="Georgia"/>
-                <w:sz w:val="23"/>
+                <w:sz w:val="22"/>
               </w:rPr>
               <w:t>Chapters 9, 11</w:t>
             </w:r>
@@ -15191,7 +15191,7 @@
             <w:r>
               <w:rPr>
                 <w:rFonts w:ascii="Georgia" w:hAnsi="Georgia"/>
-                <w:sz w:val="23"/>
+                <w:sz w:val="22"/>
               </w:rPr>
               <w:t>His sworn testimony; Analysis XVII</w:t>
             </w:r>
@@ -15210,7 +15210,7 @@
             <w:r>
               <w:rPr>
                 <w:rFonts w:ascii="Georgia" w:hAnsi="Georgia"/>
-                <w:sz w:val="23"/>
+                <w:sz w:val="22"/>
               </w:rPr>
               <w:t>A federal magistrate's finding that an officer lied under oath</w:t>
             </w:r>
@@ -15227,7 +15227,7 @@
             <w:r>
               <w:rPr>
                 <w:rFonts w:ascii="Georgia" w:hAnsi="Georgia"/>
-                <w:sz w:val="23"/>
+                <w:sz w:val="22"/>
               </w:rPr>
               <w:t>Chapter 24</w:t>
             </w:r>
@@ -15244,7 +15244,7 @@
             <w:r>
               <w:rPr>
                 <w:rFonts w:ascii="Georgia" w:hAnsi="Georgia"/>
-                <w:sz w:val="23"/>
+                <w:sz w:val="22"/>
               </w:rPr>
               <w:t>The magistrate's report and recommendation; Chapter 37</w:t>
             </w:r>
@@ -15263,7 +15263,7 @@
             <w:r>
               <w:rPr>
                 <w:rFonts w:ascii="Georgia" w:hAnsi="Georgia"/>
-                <w:sz w:val="23"/>
+                <w:sz w:val="22"/>
               </w:rPr>
               <w:t>Judge reassignment on the public docket, August 2020</w:t>
             </w:r>
@@ -15280,7 +15280,7 @@
             <w:r>
               <w:rPr>
                 <w:rFonts w:ascii="Georgia" w:hAnsi="Georgia"/>
-                <w:sz w:val="23"/>
+                <w:sz w:val="22"/>
               </w:rPr>
               <w:t>Chapters 15, 25</w:t>
             </w:r>
@@ -15297,7 +15297,7 @@
             <w:r>
               <w:rPr>
                 <w:rFonts w:ascii="Georgia" w:hAnsi="Georgia"/>
-                <w:sz w:val="23"/>
+                <w:sz w:val="22"/>
               </w:rPr>
               <w:t>Delta Computer Systems docket history for the post-conviction matter</w:t>
             </w:r>
@@ -15316,7 +15316,7 @@
             <w:r>
               <w:rPr>
                 <w:rFonts w:ascii="Georgia" w:hAnsi="Georgia"/>
-                <w:sz w:val="23"/>
+                <w:sz w:val="22"/>
               </w:rPr>
               <w:t>The commitment writ served without its affidavit</w:t>
             </w:r>
@@ -15333,7 +15333,7 @@
             <w:r>
               <w:rPr>
                 <w:rFonts w:ascii="Georgia" w:hAnsi="Georgia"/>
-                <w:sz w:val="23"/>
+                <w:sz w:val="22"/>
               </w:rPr>
               <w:t>Chapter 16</w:t>
             </w:r>
@@ -15350,7 +15350,7 @@
             <w:r>
               <w:rPr>
                 <w:rFonts w:ascii="Georgia" w:hAnsi="Georgia"/>
-                <w:sz w:val="23"/>
+                <w:sz w:val="22"/>
               </w:rPr>
               <w:t>The recording of the service; Analysis XIII</w:t>
             </w:r>
@@ -15369,7 +15369,7 @@
             <w:r>
               <w:rPr>
                 <w:rFonts w:ascii="Georgia" w:hAnsi="Georgia"/>
-                <w:sz w:val="23"/>
+                <w:sz w:val="22"/>
               </w:rPr>
               <w:t>Alcorn's stated basis for the commitment affidavit</w:t>
             </w:r>
@@ -15386,7 +15386,7 @@
             <w:r>
               <w:rPr>
                 <w:rFonts w:ascii="Georgia" w:hAnsi="Georgia"/>
-                <w:sz w:val="23"/>
+                <w:sz w:val="22"/>
               </w:rPr>
               <w:t>Chapter 16</w:t>
             </w:r>
@@ -15403,7 +15403,7 @@
             <w:r>
               <w:rPr>
                 <w:rFonts w:ascii="Georgia" w:hAnsi="Georgia"/>
-                <w:sz w:val="23"/>
+                <w:sz w:val="22"/>
               </w:rPr>
               <w:t>The recorded call; the Calhoun County outpatient order (not yet obtained)</w:t>
             </w:r>
@@ -15422,7 +15422,7 @@
             <w:r>
               <w:rPr>
                 <w:rFonts w:ascii="Georgia" w:hAnsi="Georgia"/>
-                <w:sz w:val="23"/>
+                <w:sz w:val="22"/>
               </w:rPr>
               <w:t>What Deputy Beavers actually testified</w:t>
             </w:r>
@@ -15439,7 +15439,7 @@
             <w:r>
               <w:rPr>
                 <w:rFonts w:ascii="Georgia" w:hAnsi="Georgia"/>
-                <w:sz w:val="23"/>
+                <w:sz w:val="22"/>
               </w:rPr>
               <w:t>Chapter 21</w:t>
             </w:r>
@@ -15456,7 +15456,7 @@
             <w:r>
               <w:rPr>
                 <w:rFonts w:ascii="Georgia" w:hAnsi="Georgia"/>
-                <w:sz w:val="23"/>
+                <w:sz w:val="22"/>
               </w:rPr>
               <w:t>Certified transcript, November 3, 2022, 25 pages</w:t>
             </w:r>
@@ -15475,7 +15475,7 @@
             <w:r>
               <w:rPr>
                 <w:rFonts w:ascii="Georgia" w:hAnsi="Georgia"/>
-                <w:sz w:val="23"/>
+                <w:sz w:val="22"/>
               </w:rPr>
               <w:t>The stated ground for revocation</w:t>
             </w:r>
@@ -15492,7 +15492,7 @@
             <w:r>
               <w:rPr>
                 <w:rFonts w:ascii="Georgia" w:hAnsi="Georgia"/>
-                <w:sz w:val="23"/>
+                <w:sz w:val="22"/>
               </w:rPr>
               <w:t>Chapters 21, 22</w:t>
             </w:r>
@@ -15509,7 +15509,7 @@
             <w:r>
               <w:rPr>
                 <w:rFonts w:ascii="Georgia" w:hAnsi="Georgia"/>
-                <w:sz w:val="23"/>
+                <w:sz w:val="22"/>
               </w:rPr>
               <w:t>The written revocation order; Analysis XVI</w:t>
             </w:r>
@@ -15528,7 +15528,7 @@
             <w:r>
               <w:rPr>
                 <w:rFonts w:ascii="Georgia" w:hAnsi="Georgia"/>
-                <w:sz w:val="23"/>
+                <w:sz w:val="22"/>
               </w:rPr>
               <w:t>Two months of surveillance before the arrest</w:t>
             </w:r>
@@ -15545,7 +15545,7 @@
             <w:r>
               <w:rPr>
                 <w:rFonts w:ascii="Georgia" w:hAnsi="Georgia"/>
-                <w:sz w:val="23"/>
+                <w:sz w:val="22"/>
               </w:rPr>
               <w:t>Chapter 28</w:t>
             </w:r>
@@ -15562,7 +15562,7 @@
             <w:r>
               <w:rPr>
                 <w:rFonts w:ascii="Georgia" w:hAnsi="Georgia"/>
-                <w:sz w:val="23"/>
+                <w:sz w:val="22"/>
               </w:rPr>
               <w:t>The BOLO and its distribution</w:t>
             </w:r>
@@ -15581,7 +15581,7 @@
             <w:r>
               <w:rPr>
                 <w:rFonts w:ascii="Georgia" w:hAnsi="Georgia"/>
-                <w:sz w:val="23"/>
+                <w:sz w:val="22"/>
               </w:rPr>
               <w:t>Conduct and language on the morning of the arrest</w:t>
             </w:r>
@@ -15598,7 +15598,7 @@
             <w:r>
               <w:rPr>
                 <w:rFonts w:ascii="Georgia" w:hAnsi="Georgia"/>
-                <w:sz w:val="23"/>
+                <w:sz w:val="22"/>
               </w:rPr>
               <w:t>Chapter 30</w:t>
             </w:r>
@@ -15615,7 +15615,7 @@
             <w:r>
               <w:rPr>
                 <w:rFonts w:ascii="Georgia" w:hAnsi="Georgia"/>
-                <w:sz w:val="23"/>
+                <w:sz w:val="22"/>
               </w:rPr>
               <w:t>The livestream, published by the author</w:t>
             </w:r>
@@ -15634,7 +15634,7 @@
             <w:r>
               <w:rPr>
                 <w:rFonts w:ascii="Georgia" w:hAnsi="Georgia"/>
-                <w:sz w:val="23"/>
+                <w:sz w:val="22"/>
               </w:rPr>
               <w:t>The 2025 reversal</w:t>
             </w:r>
@@ -15651,7 +15651,7 @@
             <w:r>
               <w:rPr>
                 <w:rFonts w:ascii="Georgia" w:hAnsi="Georgia"/>
-                <w:sz w:val="23"/>
+                <w:sz w:val="22"/>
               </w:rPr>
               <w:t>Chapter 35</w:t>
             </w:r>
@@ -15668,7 +15668,7 @@
             <w:r>
               <w:rPr>
                 <w:rFonts w:ascii="Georgia" w:hAnsi="Georgia"/>
-                <w:sz w:val="23"/>
+                <w:sz w:val="22"/>
               </w:rPr>
               <w:t>The appellate opinion; Analysis XIV</w:t>
             </w:r>
@@ -15715,14 +15715,14 @@
         <w:rPr>
           <w:rFonts w:ascii="Georgia" w:hAnsi="Georgia"/>
           <w:b/>
-          <w:sz w:val="26"/>
+          <w:sz w:val="25"/>
         </w:rPr>
         <w:t>That Rachel Alcorn named Sheriff East as her source.</w:t>
       </w:r>
       <w:r>
         <w:rPr>
           <w:rFonts w:ascii="Georgia" w:hAnsi="Georgia"/>
-          <w:sz w:val="26"/>
+          <w:sz w:val="25"/>
         </w:rPr>
         <w:t xml:space="preserve"> She did not. On the recording she says "local law enforcement." The identification of East is the author's inference, and his own federal pleading hedged it as "presumably."</w:t>
       </w:r>
@@ -15736,14 +15736,14 @@
         <w:rPr>
           <w:rFonts w:ascii="Georgia" w:hAnsi="Georgia"/>
           <w:b/>
-          <w:sz w:val="26"/>
+          <w:sz w:val="25"/>
         </w:rPr>
         <w:t>That perjury at the revocation hearing sent the author to prison.</w:t>
       </w:r>
       <w:r>
         <w:rPr>
           <w:rFonts w:ascii="Georgia" w:hAnsi="Georgia"/>
-          <w:sz w:val="26"/>
+          <w:sz w:val="25"/>
         </w:rPr>
         <w:t xml:space="preserve"> The State's witness conceded the central fact on cross-examination, and the court's ruling did not turn on the disputed point.</w:t>
       </w:r>
@@ -15757,14 +15757,14 @@
         <w:rPr>
           <w:rFonts w:ascii="Georgia" w:hAnsi="Georgia"/>
           <w:b/>
-          <w:sz w:val="26"/>
+          <w:sz w:val="25"/>
         </w:rPr>
         <w:t>That the author was denied counsel at a revocation hearing.</w:t>
       </w:r>
       <w:r>
         <w:rPr>
           <w:rFonts w:ascii="Georgia" w:hAnsi="Georgia"/>
-          <w:sz w:val="26"/>
+          <w:sz w:val="25"/>
         </w:rPr>
         <w:t xml:space="preserve"> He waived counsel on the record in 2022, and in 2024 the court raised the question unprompted and continued the hearing so counsel could be appointed.</w:t>
       </w:r>
@@ -15778,14 +15778,14 @@
         <w:rPr>
           <w:rFonts w:ascii="Georgia" w:hAnsi="Georgia"/>
           <w:b/>
-          <w:sz w:val="26"/>
+          <w:sz w:val="25"/>
         </w:rPr>
         <w:t>That a docket irregularity implies ballot tampering.</w:t>
       </w:r>
       <w:r>
         <w:rPr>
           <w:rFonts w:ascii="Georgia" w:hAnsi="Georgia"/>
-          <w:sz w:val="26"/>
+          <w:sz w:val="25"/>
         </w:rPr>
         <w:t xml:space="preserve"> No evidence connects them. The docket record stands on its own; the inference is withdrawn.</w:t>
       </w:r>
@@ -15799,14 +15799,14 @@
         <w:rPr>
           <w:rFonts w:ascii="Georgia" w:hAnsi="Georgia"/>
           <w:b/>
-          <w:sz w:val="26"/>
+          <w:sz w:val="25"/>
         </w:rPr>
         <w:t>That a county sheriff violated the PATRIOT Act's domestic-terrorism provision.</w:t>
       </w:r>
       <w:r>
         <w:rPr>
           <w:rFonts w:ascii="Georgia" w:hAnsi="Georgia"/>
-          <w:sz w:val="26"/>
+          <w:sz w:val="25"/>
         </w:rPr>
         <w:t xml:space="preserve"> Withdrawn as legally baseless. See E.</w:t>
       </w:r>
@@ -15820,14 +15820,14 @@
         <w:rPr>
           <w:rFonts w:ascii="Georgia" w:hAnsi="Georgia"/>
           <w:b/>
-          <w:sz w:val="26"/>
+          <w:sz w:val="25"/>
         </w:rPr>
         <w:t>That emails following a 2017 FOIA request carried implied threats.</w:t>
       </w:r>
       <w:r>
         <w:rPr>
           <w:rFonts w:ascii="Georgia" w:hAnsi="Georgia"/>
-          <w:sz w:val="26"/>
+          <w:sz w:val="25"/>
         </w:rPr>
         <w:t xml:space="preserve"> Withdrawn as unprovable.</w:t>
       </w:r>
@@ -15841,14 +15841,14 @@
         <w:rPr>
           <w:rFonts w:ascii="Georgia" w:hAnsi="Georgia"/>
           <w:b/>
-          <w:sz w:val="26"/>
+          <w:sz w:val="25"/>
         </w:rPr>
         <w:t>That the author knew PFC Bradley Foust personally.</w:t>
       </w:r>
       <w:r>
         <w:rPr>
           <w:rFonts w:ascii="Georgia" w:hAnsi="Georgia"/>
-          <w:sz w:val="26"/>
+          <w:sz w:val="25"/>
         </w:rPr>
         <w:t xml:space="preserve"> He did not, and did not know what Foust was facing. Earlier drafts implied otherwise.</w:t>
       </w:r>
@@ -15862,14 +15862,14 @@
         <w:rPr>
           <w:rFonts w:ascii="Georgia" w:hAnsi="Georgia"/>
           <w:b/>
-          <w:sz w:val="26"/>
+          <w:sz w:val="25"/>
         </w:rPr>
         <w:t>That Communicare is a quasi-governmental body.</w:t>
       </w:r>
       <w:r>
         <w:rPr>
           <w:rFonts w:ascii="Georgia" w:hAnsi="Georgia"/>
-          <w:sz w:val="26"/>
+          <w:sz w:val="25"/>
         </w:rPr>
         <w:t xml:space="preserve"> Its supervisor denies it; its actual status is undetermined and is treated as an open question. See Analysis XII.</w:t>
       </w:r>
@@ -16248,12 +16248,12 @@
     <w:qFormat/>
     <w:rsid w:val="00FC693F"/>
     <w:pPr>
-      <w:spacing w:after="0" w:line="283" w:lineRule="auto"/>
+      <w:spacing w:after="100" w:line="317" w:lineRule="auto"/>
       <w:ind w:firstLine="317"/>
     </w:pPr>
     <w:rPr>
       <w:rFonts w:ascii="Georgia" w:hAnsi="Georgia"/>
-      <w:sz w:val="26"/>
+      <w:sz w:val="25"/>
     </w:rPr>
   </w:style>
   <w:style w:type="paragraph" w:styleId="Header">

--- a/manuscript-exports/American_Injustice_FULL_13pt.docx
+++ b/manuscript-exports/American_Injustice_FULL_13pt.docx
@@ -16248,8 +16248,8 @@
     <w:qFormat/>
     <w:rsid w:val="00FC693F"/>
     <w:pPr>
-      <w:spacing w:after="100" w:line="317" w:lineRule="auto"/>
-      <w:ind w:firstLine="317"/>
+      <w:spacing w:after="180" w:line="317" w:lineRule="auto"/>
+      <w:ind w:firstLine="0"/>
     </w:pPr>
     <w:rPr>
       <w:rFonts w:ascii="Georgia" w:hAnsi="Georgia"/>

--- a/manuscript-exports/American_Injustice_FULL_13pt.docx
+++ b/manuscript-exports/American_Injustice_FULL_13pt.docx
@@ -15872,6 +15872,8097 @@
           <w:sz w:val="25"/>
         </w:rPr>
         <w:t xml:space="preserve"> Its supervisor denies it; its actual status is undetermined and is treated as an open question. See Analysis XII.</w:t>
+      </w:r>
+    </w:p>
+    <w:p>
+      <w:pPr>
+        <w:spacing w:before="160" w:after="160"/>
+        <w:ind w:firstLine="0"/>
+        <w:jc w:val="center"/>
+      </w:pPr>
+      <w:r>
+        <w:t>⁂</w:t>
+      </w:r>
+    </w:p>
+    <w:p>
+      <w:pPr>
+        <w:pStyle w:val="Heading2"/>
+      </w:pPr>
+      <w:r>
+        <w:t>J. EVIDENCE INDEX</w:t>
+      </w:r>
+    </w:p>
+    <w:p>
+      <w:r>
+        <w:t>*Every claim below is drawn from a working evidence ledger of 801 entries maintained alongside this</w:t>
+      </w:r>
+    </w:p>
+    <w:p>
+      <w:r>
+        <w:t>book, in which each fact is tied to the document, transcript, or recording it came from and assigned</w:t>
+      </w:r>
+    </w:p>
+    <w:p>
+      <w:r>
+        <w:t xml:space="preserve">a confidence tier. Reproduced here are the </w:t>
+      </w:r>
+      <w:r>
+        <w:rPr>
+          <w:b/>
+        </w:rPr>
+        <w:t>394 entries rated CONFIRMED or CORROBORATED</w:t>
+      </w:r>
+      <w:r>
+        <w:t xml:space="preserve"> — meaning a</w:t>
+      </w:r>
+    </w:p>
+    <w:p>
+      <w:r>
+        <w:t>primary document, a certified transcript, or a recording supports them.*</w:t>
+      </w:r>
+    </w:p>
+    <w:p>
+      <w:r>
+        <w:t>*Entries resting only on my own account are excluded, and so is anything touching the sealed federal</w:t>
+      </w:r>
+    </w:p>
+    <w:p>
+      <w:r>
+        <w:t>proceeding, minors' medical information, or allegations I have withdrawn. Those exclusions are not</w:t>
+      </w:r>
+    </w:p>
+    <w:p>
+      <w:r>
+        <w:t xml:space="preserve">cosmetic: </w:t>
+      </w:r>
+      <w:r>
+        <w:rPr>
+          <w:b/>
+        </w:rPr>
+        <w:t>407 entries were removed by that filter</w:t>
+      </w:r>
+      <w:r>
+        <w:t>, and section F lists what this book does not have.*</w:t>
+      </w:r>
+    </w:p>
+    <w:p>
+      <w:r>
+        <w:t>*Grouped by the year of the underlying event. The reference number is the ledger row, so any entry</w:t>
+      </w:r>
+    </w:p>
+    <w:p>
+      <w:r>
+        <w:t>here can be traced back to its full working note.*</w:t>
+      </w:r>
+    </w:p>
+    <w:p>
+      <w:pPr>
+        <w:pStyle w:val="Heading3"/>
+      </w:pPr>
+      <w:r>
+        <w:t>2002</w:t>
+      </w:r>
+    </w:p>
+    <w:p>
+      <w:r>
+        <w:rPr>
+          <w:b/>
+        </w:rPr>
+        <w:t>P0706</w:t>
+      </w:r>
+      <w:r>
+        <w:t xml:space="preserve"> — The case don cited for the preliminary-hearing right is the case that makes denying it harmless. </w:t>
+      </w:r>
+      <w:r>
+        <w:rPr>
+          <w:i/>
+        </w:rPr>
+        <w:t>Rusche v. State, 813 So. 2d 787 (Miss. Ct. App. 2002) (en banc, on rehearing),…</w:t>
+      </w:r>
+      <w:r>
+        <w:t xml:space="preserve"> — CONFIRMED</w:t>
+      </w:r>
+    </w:p>
+    <w:p>
+      <w:pPr>
+        <w:pStyle w:val="Heading3"/>
+      </w:pPr>
+      <w:r>
+        <w:t>2008</w:t>
+      </w:r>
+    </w:p>
+    <w:p>
+      <w:r>
+        <w:rPr>
+          <w:b/>
+        </w:rPr>
+        <w:t>P0753</w:t>
+      </w:r>
+      <w:r>
+        <w:t xml:space="preserve"> — Three corrections to the prologue, all from don, all narrowing the claim. </w:t>
+      </w:r>
+      <w:r>
+        <w:rPr>
+          <w:i/>
+        </w:rPr>
+        <w:t>Don's direct correction to this project, 2026-08-17</w:t>
+      </w:r>
+      <w:r>
+        <w:t xml:space="preserve"> — CONFIRMED</w:t>
+      </w:r>
+    </w:p>
+    <w:p>
+      <w:pPr>
+        <w:pStyle w:val="Heading3"/>
+      </w:pPr>
+      <w:r>
+        <w:t>2015</w:t>
+      </w:r>
+    </w:p>
+    <w:p>
+      <w:r>
+        <w:rPr>
+          <w:b/>
+        </w:rPr>
+        <w:t>S0038</w:t>
+      </w:r>
+      <w:r>
+        <w:t xml:space="preserve"> — Approximately $30,000 was found missing from the Metro Narcotics Unit's lockbox in late 2015, discovered during a change-of-command inventory by…. </w:t>
+      </w:r>
+      <w:r>
+        <w:rPr>
+          <w:i/>
+        </w:rPr>
+        <w:t>[file id] (sec.5, The Oxford Machine)</w:t>
+      </w:r>
+      <w:r>
+        <w:t xml:space="preserve"> — CORROBORATED — published investigative journalism</w:t>
+      </w:r>
+    </w:p>
+    <w:p>
+      <w:pPr>
+        <w:pStyle w:val="Heading3"/>
+      </w:pPr>
+      <w:r>
+        <w:t>2016</w:t>
+      </w:r>
+    </w:p>
+    <w:p>
+      <w:r>
+        <w:rPr>
+          <w:b/>
+        </w:rPr>
+        <w:t>P0132</w:t>
+      </w:r>
+      <w:r>
+        <w:t xml:space="preserve"> — Para. 2: "The initial action was filed by the Parties with a Joint Complaint to Establish Paternity, Child Custody, and Child Support on August 3, 2016. Ms. </w:t>
+      </w:r>
+      <w:r>
+        <w:rPr>
+          <w:i/>
+        </w:rPr>
+        <w:t>Order by Whitwell on Recusal (via OCR), Paras. 2-3, 30 September 2021</w:t>
+      </w:r>
+      <w:r>
+        <w:t xml:space="preserve"> — CONFIRMED — ocr of a typed court order</w:t>
+      </w:r>
+    </w:p>
+    <w:p>
+      <w:pPr>
+        <w:pStyle w:val="Heading3"/>
+      </w:pPr>
+      <w:r>
+        <w:t>2017</w:t>
+      </w:r>
+    </w:p>
+    <w:p>
+      <w:r>
+        <w:rPr>
+          <w:b/>
+        </w:rPr>
+        <w:t>P0330</w:t>
+      </w:r>
+      <w:r>
+        <w:t xml:space="preserve"> — A recorded call, Todd Lynch to Reardon, closely agreed on by two independent auto-caption passes. </w:t>
+      </w:r>
+      <w:r>
+        <w:rPr>
+          <w:i/>
+        </w:rPr>
+        <w:t>Riding With The Outlaw- Todd Lynch calls Oxford Outlaw Matt Reardon and makes shocking…</w:t>
+      </w:r>
+      <w:r>
+        <w:t xml:space="preserve"> — CONFIRMED</w:t>
+      </w:r>
+    </w:p>
+    <w:p>
+      <w:r>
+        <w:rPr>
+          <w:b/>
+        </w:rPr>
+        <w:t>P0002</w:t>
+      </w:r>
+      <w:r>
+        <w:t xml:space="preserve"> — Crowder's sworn petition (Cause CV-2016-422W) alleges Reardon "has been calling, harassing, and stalking the Plaintiff and threatening her with bodily…. </w:t>
+      </w:r>
+      <w:r>
+        <w:rPr>
+          <w:i/>
+        </w:rPr>
+        <w:t>Petition for Emergency Temporary Relief Without Notice, 1 May 2017</w:t>
+      </w:r>
+      <w:r>
+        <w:t xml:space="preserve"> — CONFIRMED</w:t>
+      </w:r>
+    </w:p>
+    <w:p>
+      <w:r>
+        <w:rPr>
+          <w:b/>
+        </w:rPr>
+        <w:t>P0004</w:t>
+      </w:r>
+      <w:r>
+        <w:t xml:space="preserve"> — Chancery Court (Cause CV-2016-422W) ordered Reardon to pay Crowder $600.00/month child support beginning May 1, 2017; granted Crowder continued sole…. </w:t>
+      </w:r>
+      <w:r>
+        <w:rPr>
+          <w:i/>
+        </w:rPr>
+        <w:t>Instant Order by Chancery Court Judge Whitwell Court, 1 May 2017</w:t>
+      </w:r>
+      <w:r>
+        <w:t xml:space="preserve"> — CONFIRMED</w:t>
+      </w:r>
+    </w:p>
+    <w:p>
+      <w:r>
+        <w:rPr>
+          <w:b/>
+        </w:rPr>
+        <w:t>P0573</w:t>
+      </w:r>
+      <w:r>
+        <w:t xml:space="preserve"> — May 1, 2017 pruitt arrest - Reardon's fullest account, including the badge detail that is the hinge of the whole encounter. </w:t>
+      </w:r>
+      <w:r>
+        <w:rPr>
+          <w:i/>
+        </w:rPr>
+        <w:t>Plaintiffs More Definitive Statement (3-22-cv-00050, Doc 74, 48pp) P.5 (doc P.2), 20…</w:t>
+      </w:r>
+      <w:r>
+        <w:t xml:space="preserve"> — CORROBORATED — reardon's own federal court filing</w:t>
+      </w:r>
+    </w:p>
+    <w:p>
+      <w:r>
+        <w:rPr>
+          <w:b/>
+        </w:rPr>
+        <w:t>P0017</w:t>
+      </w:r>
+      <w:r>
+        <w:t xml:space="preserve"> — Article states this was "Reardon's second arrest this month. </w:t>
+      </w:r>
+      <w:r>
+        <w:rPr>
+          <w:i/>
+        </w:rPr>
+        <w:t>Oxford Eagle Alan Wilburn Damning Information, 30 May 2017</w:t>
+      </w:r>
+      <w:r>
+        <w:t xml:space="preserve"> — CONFIRMED</w:t>
+      </w:r>
+    </w:p>
+    <w:p>
+      <w:r>
+        <w:rPr>
+          <w:b/>
+        </w:rPr>
+        <w:t>P0006</w:t>
+      </w:r>
+      <w:r>
+        <w:t xml:space="preserve"> — Summons for a May 9, 2017 contempt-citation hearing (Cause 2016-422W) was personally served on Matthew Reardon on May 1, 2017. Return of service signed…. </w:t>
+      </w:r>
+      <w:r>
+        <w:rPr>
+          <w:i/>
+        </w:rPr>
+        <w:t>Summons Executed to Reardon by Pruitt 5 1 Court, 3 May 2017</w:t>
+      </w:r>
+      <w:r>
+        <w:t xml:space="preserve"> — CONFIRMED</w:t>
+      </w:r>
+    </w:p>
+    <w:p>
+      <w:r>
+        <w:rPr>
+          <w:b/>
+        </w:rPr>
+        <w:t>P0133</w:t>
+      </w:r>
+      <w:r>
+        <w:t xml:space="preserve"> — Para. 7: Reardon filed his Answer and Counterclaim "pro se" on May 8, 2017. Para. 8: "A Notice of Limited Appearance and Motion to Dismiss was filed on…. </w:t>
+      </w:r>
+      <w:r>
+        <w:rPr>
+          <w:i/>
+        </w:rPr>
+        <w:t>Order by Whitwell on Recusal (via OCR), Paras. 7-9, 14-15, 30 September 2021</w:t>
+      </w:r>
+      <w:r>
+        <w:t xml:space="preserve"> — CONFIRMED — ocr of a typed court order</w:t>
+      </w:r>
+    </w:p>
+    <w:p>
+      <w:r>
+        <w:rPr>
+          <w:b/>
+        </w:rPr>
+        <w:t>P0028</w:t>
+      </w:r>
+      <w:r>
+        <w:t xml:space="preserve"> — Para. 10 of the agreed May 10, 2017 order: "the parties hereby agree that neither shall make disparaging remarks about the other to the minor child and…. </w:t>
+      </w:r>
+      <w:r>
+        <w:rPr>
+          <w:i/>
+        </w:rPr>
+        <w:t>Petition for Citation of Contempt Pittman Crowder 1 (exhibit A), 26 May 2017</w:t>
+      </w:r>
+      <w:r>
+        <w:t xml:space="preserve"> — CONFIRMED</w:t>
+      </w:r>
+    </w:p>
+    <w:p>
+      <w:r>
+        <w:rPr>
+          <w:b/>
+        </w:rPr>
+        <w:t>P0029</w:t>
+      </w:r>
+      <w:r>
+        <w:t xml:space="preserve"> — Para. 3: "pursuant to an agreement between the parties, the Respondent shall have supervised visitation with the parties' minor child every other…. </w:t>
+      </w:r>
+      <w:r>
+        <w:rPr>
+          <w:i/>
+        </w:rPr>
+        <w:t>Petition for Citation of Contempt Pittman Crowder 1 (exhibit A), 26 May 2017</w:t>
+      </w:r>
+      <w:r>
+        <w:t xml:space="preserve"> — CONFIRMED</w:t>
+      </w:r>
+    </w:p>
+    <w:p>
+      <w:r>
+        <w:rPr>
+          <w:b/>
+        </w:rPr>
+        <w:t>P0030</w:t>
+      </w:r>
+      <w:r>
+        <w:t xml:space="preserve"> — Para. 6 -- authorizing the Sheriff of Lafayette County, his deputies "and all other law enforcement officers, city, county or state" to take Reardon…. </w:t>
+      </w:r>
+      <w:r>
+        <w:rPr>
+          <w:i/>
+        </w:rPr>
+        <w:t>Petition for Citation of Contempt Pittman Crowder 1 (exhibit A), 26 May 2017</w:t>
+      </w:r>
+      <w:r>
+        <w:t xml:space="preserve"> — CONFIRMED</w:t>
+      </w:r>
+    </w:p>
+    <w:p>
+      <w:r>
+        <w:rPr>
+          <w:b/>
+        </w:rPr>
+        <w:t>P0031</w:t>
+      </w:r>
+      <w:r>
+        <w:t xml:space="preserve"> — Para. 7: both parties agreed to psychological examination, evaluation and testing by Dr. </w:t>
+      </w:r>
+      <w:r>
+        <w:rPr>
+          <w:i/>
+        </w:rPr>
+        <w:t>Petition for Citation of Contempt Pittman Crowder 1 (exhibit A), 26 May 2017</w:t>
+      </w:r>
+      <w:r>
+        <w:t xml:space="preserve"> — CONFIRMED</w:t>
+      </w:r>
+    </w:p>
+    <w:p>
+      <w:r>
+        <w:rPr>
+          <w:b/>
+        </w:rPr>
+        <w:t>P0033</w:t>
+      </w:r>
+      <w:r>
+        <w:t xml:space="preserve"> — The May 10, 2017 agreed order was prepared by Mona T. Pittman (MSB #9754) and marked "Approved:" over the signature block of CHARLES E. YOW, II, MSB…. </w:t>
+      </w:r>
+      <w:r>
+        <w:rPr>
+          <w:i/>
+        </w:rPr>
+        <w:t>Petition for Citation of Contempt Pittman Crowder 1 (exhibit A), 26 May 2017</w:t>
+      </w:r>
+      <w:r>
+        <w:t xml:space="preserve"> — CONFIRMED</w:t>
+      </w:r>
+    </w:p>
+    <w:p>
+      <w:r>
+        <w:rPr>
+          <w:b/>
+        </w:rPr>
+        <w:t>P0034</w:t>
+      </w:r>
+      <w:r>
+        <w:t xml:space="preserve"> — Para. 11: "all matters remaining before this Court will be held in abeyance at this time." Para. 12: matter continued for further hearing to August 10,…. </w:t>
+      </w:r>
+      <w:r>
+        <w:rPr>
+          <w:i/>
+        </w:rPr>
+        <w:t>Petition for Citation of Contempt Pittman Crowder 1 (exhibit A), 26 May 2017</w:t>
+      </w:r>
+      <w:r>
+        <w:t xml:space="preserve"> — CONFIRMED</w:t>
+      </w:r>
+    </w:p>
+    <w:p>
+      <w:r>
+        <w:rPr>
+          <w:b/>
+        </w:rPr>
+        <w:t>P0035</w:t>
+      </w:r>
+      <w:r>
+        <w:t xml:space="preserve"> — Para. 9: Crowder agreed to deliver to the Oxford Police Department at 10:00 a.m. </w:t>
+      </w:r>
+      <w:r>
+        <w:rPr>
+          <w:i/>
+        </w:rPr>
+        <w:t>Petition for Citation of Contempt Pittman Crowder 1 (exhibit A), 26 May 2017</w:t>
+      </w:r>
+      <w:r>
+        <w:t xml:space="preserve"> — CONFIRMED</w:t>
+      </w:r>
+    </w:p>
+    <w:p>
+      <w:r>
+        <w:rPr>
+          <w:b/>
+        </w:rPr>
+        <w:t>P0027</w:t>
+      </w:r>
+      <w:r>
+        <w:t xml:space="preserve"> — Following the May 9, 2017 hearing, the Chancery Court "hereby withdraws its Order dated May 1, 2017" and entered, pursuant to Rule 65 MRCP, a…. </w:t>
+      </w:r>
+      <w:r>
+        <w:rPr>
+          <w:i/>
+        </w:rPr>
+        <w:t>Petition for Citation of Contempt Pittman Crowder 1 (exhibit A: Order Entered…</w:t>
+      </w:r>
+      <w:r>
+        <w:t xml:space="preserve"> — CONFIRMED</w:t>
+      </w:r>
+    </w:p>
+    <w:p>
+      <w:r>
+        <w:rPr>
+          <w:b/>
+        </w:rPr>
+        <w:t>P0010</w:t>
+      </w:r>
+      <w:r>
+        <w:t xml:space="preserve"> — Petition quotes a text message forwarded by Terry Warren, sent by Reardon: "Just wanted to let you know that I'm on to you and your menacing…. </w:t>
+      </w:r>
+      <w:r>
+        <w:rPr>
+          <w:i/>
+        </w:rPr>
+        <w:t>Tannehill Restraining Order, 22 May 2017</w:t>
+      </w:r>
+      <w:r>
+        <w:t xml:space="preserve"> — CONFIRMED — verbatim text, entered as exhibit a</w:t>
+      </w:r>
+    </w:p>
+    <w:p>
+      <w:r>
+        <w:rPr>
+          <w:b/>
+        </w:rPr>
+        <w:t>P0574</w:t>
+      </w:r>
+      <w:r>
+        <w:t xml:space="preserve"> — The may 16, 2017 city hall meeting, and a detail that cuts against Reardon. </w:t>
+      </w:r>
+      <w:r>
+        <w:rPr>
+          <w:i/>
+        </w:rPr>
+        <w:t>Plaintiffs More Definitive Statement (3-22-cv-00050, Doc 74, 48pp) Pp.5-6 (doc Pp.2-3),…</w:t>
+      </w:r>
+      <w:r>
+        <w:t xml:space="preserve"> — CONFIRMED — reardon's own federal court filing</w:t>
+      </w:r>
+    </w:p>
+    <w:p>
+      <w:r>
+        <w:rPr>
+          <w:b/>
+        </w:rPr>
+        <w:t>P0161</w:t>
+      </w:r>
+      <w:r>
+        <w:t xml:space="preserve"> — The sworn Tannehill petition alleges Reardon posted on Facebook on May 16, 2017 at 11:42 a.m. seeking a bulletproof vest (row P0012). </w:t>
+      </w:r>
+      <w:r>
+        <w:rPr>
+          <w:i/>
+        </w:rPr>
+        <w:t>Cross-reference: rows P0012, P0156-P0160</w:t>
+      </w:r>
+      <w:r>
+        <w:t xml:space="preserve"> — CORROBORATED</w:t>
+      </w:r>
+    </w:p>
+    <w:p>
+      <w:r>
+        <w:rPr>
+          <w:b/>
+        </w:rPr>
+        <w:t>P0012</w:t>
+      </w:r>
+      <w:r>
+        <w:t xml:space="preserve"> — Petition alleges Reardon posted Facebook content May 16-21, 2017: warning "Southern Fury is coming!" (5/16, 11:18am); seeking a bulletproof vest (5/16,…. </w:t>
+      </w:r>
+      <w:r>
+        <w:rPr>
+          <w:i/>
+        </w:rPr>
+        <w:t>Tannehill Restraining Order, 22 May 2017</w:t>
+      </w:r>
+      <w:r>
+        <w:t xml:space="preserve"> — CONFIRMED</w:t>
+      </w:r>
+    </w:p>
+    <w:p>
+      <w:r>
+        <w:rPr>
+          <w:b/>
+        </w:rPr>
+        <w:t>P0333</w:t>
+      </w:r>
+      <w:r>
+        <w:t xml:space="preserve"> — In his own words, recorded at the time: "I paid for my wings and I was eating my wings and I wanted Ashley to come over and talk to me... she decided…. </w:t>
+      </w:r>
+      <w:r>
+        <w:rPr>
+          <w:i/>
+        </w:rPr>
+        <w:t>Reardon Watch" YouTube channel (@reardonwatch1008), video "The Frank and Marlee's Saga…</w:t>
+      </w:r>
+      <w:r>
+        <w:t xml:space="preserve"> — CORROBORATED</w:t>
+      </w:r>
+    </w:p>
+    <w:p>
+      <w:r>
+        <w:rPr>
+          <w:b/>
+        </w:rPr>
+        <w:t>P0334</w:t>
+      </w:r>
+      <w:r>
+        <w:t xml:space="preserve"> — Recorded two days before Robyn Tannehill's May 22, 2017 affidavit (row P0013), in which she swears his "previous actions and words" combined with a May…. </w:t>
+      </w:r>
+      <w:r>
+        <w:rPr>
+          <w:i/>
+        </w:rPr>
+        <w:t>Reardon Watch" channel, three of Reardon's own May 20, 2017 livestream recordings…</w:t>
+      </w:r>
+      <w:r>
+        <w:t xml:space="preserve"> — CONFIRMED</w:t>
+      </w:r>
+    </w:p>
+    <w:p>
+      <w:r>
+        <w:rPr>
+          <w:b/>
+        </w:rPr>
+        <w:t>P0576</w:t>
+      </w:r>
+      <w:r>
+        <w:t xml:space="preserve"> — The AR-15 purchase, and why the dated bill of sale is the most important piece of paper in the 2017 case. </w:t>
+      </w:r>
+      <w:r>
+        <w:rPr>
+          <w:i/>
+        </w:rPr>
+        <w:t>Plaintiffs More Definitive Statement (3-22-cv-00050, Doc 74, 48pp) P.7 (doc P.4), 20…</w:t>
+      </w:r>
+      <w:r>
+        <w:t xml:space="preserve"> — CORROBORATED — reardon's own federal court filing</w:t>
+      </w:r>
+    </w:p>
+    <w:p>
+      <w:r>
+        <w:rPr>
+          <w:b/>
+        </w:rPr>
+        <w:t>P0450</w:t>
+      </w:r>
+      <w:r>
+        <w:t xml:space="preserve"> — The AR-15 bill of sale. It exists, and it is dated may 20, 2017. </w:t>
+      </w:r>
+      <w:r>
+        <w:rPr>
+          <w:i/>
+        </w:rPr>
+        <w:t>Don-supplied photograph of the original handwritten bill of sale, provided in-session…</w:t>
+      </w:r>
+      <w:r>
+        <w:t xml:space="preserve"> — CONFIRMED — row p0335, 2017-05-21</w:t>
+      </w:r>
+    </w:p>
+    <w:p>
+      <w:r>
+        <w:rPr>
+          <w:b/>
+        </w:rPr>
+        <w:t>P0008</w:t>
+      </w:r>
+      <w:r>
+        <w:t xml:space="preserve"> — Robyn M. Tannehill and J. Rhea Tannehill Jr. filed a Petition for Emergency TRO and Permanent Restraining Order against Matthew Reardon, Cause No. </w:t>
+      </w:r>
+      <w:r>
+        <w:rPr>
+          <w:i/>
+        </w:rPr>
+        <w:t>Tannehill Restraining Order, 22 May 2017</w:t>
+      </w:r>
+      <w:r>
+        <w:t xml:space="preserve"> — CONFIRMED</w:t>
+      </w:r>
+    </w:p>
+    <w:p>
+      <w:r>
+        <w:rPr>
+          <w:b/>
+        </w:rPr>
+        <w:t>P0009</w:t>
+      </w:r>
+      <w:r>
+        <w:t xml:space="preserve"> — Petition states that in 2016, J. Rhea Tannehill Jr. represented "Lizzie Crowder" (Phyllis Marie Crowder) on a domestic-violence charge in Lafayette…. </w:t>
+      </w:r>
+      <w:r>
+        <w:rPr>
+          <w:i/>
+        </w:rPr>
+        <w:t>Tannehill Restraining Order, 22 May 2017</w:t>
+      </w:r>
+      <w:r>
+        <w:t xml:space="preserve"> — CONFIRMED — as tannehill's sworn account</w:t>
+      </w:r>
+    </w:p>
+    <w:p>
+      <w:r>
+        <w:rPr>
+          <w:b/>
+        </w:rPr>
+        <w:t>P0011</w:t>
+      </w:r>
+      <w:r>
+        <w:t xml:space="preserve"> — Petition states Reardon "has also reported to people that Tannehill has placed a 'bounty' on his head for $1,000,000.00 in conjunction with Warren,…. </w:t>
+      </w:r>
+      <w:r>
+        <w:rPr>
+          <w:i/>
+        </w:rPr>
+        <w:t>Tannehill Restraining Order, 22 May 2017</w:t>
+      </w:r>
+      <w:r>
+        <w:t xml:space="preserve"> — CONFIRMED — as tannehill's sworn denial</w:t>
+      </w:r>
+    </w:p>
+    <w:p>
+      <w:r>
+        <w:rPr>
+          <w:b/>
+        </w:rPr>
+        <w:t>P0013</w:t>
+      </w:r>
+      <w:r>
+        <w:t xml:space="preserve"> — Robyn Tannehill's affidavit states: "I support his First Amendment Right to support the Mississippi State Flag, and/or hold an opinion contrary to the…. </w:t>
+      </w:r>
+      <w:r>
+        <w:rPr>
+          <w:i/>
+        </w:rPr>
+        <w:t>Tannehill Restraining Order, 22 May 2017</w:t>
+      </w:r>
+      <w:r>
+        <w:t xml:space="preserve"> — CONFIRMED</w:t>
+      </w:r>
+    </w:p>
+    <w:p>
+      <w:r>
+        <w:rPr>
+          <w:b/>
+        </w:rPr>
+        <w:t>P0571</w:t>
+      </w:r>
+      <w:r>
+        <w:t xml:space="preserve"> — THE TANNEHILL IDENTITY QUESTION IS RESOLVED. RHEA TANNEHILL AND 'RAY' TANNEHILL ARE ONE MAN: ROBYN TANNEHILL'S HUSBAND, WHO IS ALSO THE ATTORNEY.…. </w:t>
+      </w:r>
+      <w:r>
+        <w:rPr>
+          <w:i/>
+        </w:rPr>
+        <w:t>Plaintiffs More Definitive Statement (3-22-cv-00050, Doc 74, 48pp) P.7 (doc P.4),…</w:t>
+      </w:r>
+      <w:r>
+        <w:t xml:space="preserve"> — CONFIRMED</w:t>
+      </w:r>
+    </w:p>
+    <w:p>
+      <w:r>
+        <w:rPr>
+          <w:b/>
+        </w:rPr>
+        <w:t>P0577</w:t>
+      </w:r>
+      <w:r>
+        <w:t xml:space="preserve"> — The may 22 traffic stop and service, and Reardon's own admission about the posts behind it. </w:t>
+      </w:r>
+      <w:r>
+        <w:rPr>
+          <w:i/>
+        </w:rPr>
+        <w:t>Plaintiffs More Definitive Statement (3-22-cv-00050, Doc 74, 48pp) Pp.7-8 (doc Pp.4-5),…</w:t>
+      </w:r>
+      <w:r>
+        <w:t xml:space="preserve"> — CORROBORATED — reardon's own federal court filing</w:t>
+      </w:r>
+    </w:p>
+    <w:p>
+      <w:r>
+        <w:rPr>
+          <w:b/>
+        </w:rPr>
+        <w:t>P0157</w:t>
+      </w:r>
+      <w:r>
+        <w:t xml:space="preserve"> — "On the above date and time, I Sgt Baker (badge # O-56) was dispatched to the area of the square in reference to a subject walking around the County…. </w:t>
+      </w:r>
+      <w:r>
+        <w:rPr>
+          <w:i/>
+        </w:rPr>
+        <w:t>City of Oxford Police Department Incident Report, Case No. 2017-05672, narrative</w:t>
+      </w:r>
+      <w:r>
+        <w:t xml:space="preserve"> — CONFIRMED</w:t>
+      </w:r>
+    </w:p>
+    <w:p>
+      <w:r>
+        <w:rPr>
+          <w:b/>
+        </w:rPr>
+        <w:t>P0158</w:t>
+      </w:r>
+      <w:r>
+        <w:t xml:space="preserve"> — On the CATEGORIES block of the report form, the boxes for "Weapon Involved" and "Arrest Occurred" are BOTH UNCHECKED, as are "Victim Services,"…. </w:t>
+      </w:r>
+      <w:r>
+        <w:rPr>
+          <w:i/>
+        </w:rPr>
+        <w:t>City of Oxford Police Department Incident Report, Case No. 2017-05672, category checkboxes</w:t>
+      </w:r>
+      <w:r>
+        <w:t xml:space="preserve"> — CONFIRMED — primary document, read directly</w:t>
+      </w:r>
+    </w:p>
+    <w:p>
+      <w:r>
+        <w:rPr>
+          <w:b/>
+        </w:rPr>
+        <w:t>P0160</w:t>
+      </w:r>
+      <w:r>
+        <w:t xml:space="preserve"> — A publicly posted video titled "Matt Reardon's 1st and 2nd Amendment Audit on the Square in Oxford, MS on May 25, 2017," on the Patriot News Activism…. </w:t>
+      </w:r>
+      <w:r>
+        <w:rPr>
+          <w:i/>
+        </w:rPr>
+        <w:t>YouTube video ddbTsHWV0NA -- "Matt Reardon's 1st and 2nd Amendment Audit on the Square…</w:t>
+      </w:r>
+      <w:r>
+        <w:t xml:space="preserve"> — CONFIRMED</w:t>
+      </w:r>
+    </w:p>
+    <w:p>
+      <w:r>
+        <w:rPr>
+          <w:b/>
+        </w:rPr>
+        <w:t>P0183</w:t>
+      </w:r>
+      <w:r>
+        <w:t xml:space="preserve"> — Two independently produced machine transcripts of the same May 25, 2017 livestream from the Oxford Square agree word-for-word on the following…. </w:t>
+      </w:r>
+      <w:r>
+        <w:rPr>
+          <w:i/>
+        </w:rPr>
+        <w:t>2nd Amendment Audit On The Square In Oxford, MS 5-25-2017. READ THE DESCRIPTION!! VERY…</w:t>
+      </w:r>
+      <w:r>
+        <w:t xml:space="preserve"> — CONFIRMED — youtube ddbtshwv0na</w:t>
+      </w:r>
+    </w:p>
+    <w:p>
+      <w:r>
+        <w:rPr>
+          <w:b/>
+        </w:rPr>
+        <w:t>P0156</w:t>
+      </w:r>
+      <w:r>
+        <w:t xml:space="preserve"> — City of Oxford Police Department Incident Report, 715 Molly Barr Road, Oxford MS. CASE NO. 2017-05672. Date/time reported 05/25/2017 18:05; From…. </w:t>
+      </w:r>
+      <w:r>
+        <w:rPr>
+          <w:i/>
+        </w:rPr>
+        <w:t>City of Oxford Police Department Incident Report, Case No. 2017-05672 (image supplied by…</w:t>
+      </w:r>
+      <w:r>
+        <w:t xml:space="preserve"> — CONFIRMED</w:t>
+      </w:r>
+    </w:p>
+    <w:p>
+      <w:r>
+        <w:rPr>
+          <w:b/>
+        </w:rPr>
+        <w:t>P0024</w:t>
+      </w:r>
+      <w:r>
+        <w:t xml:space="preserve"> — Petition para. 8 alleges Reardon's behavior since May 10 "has become increasingly and extremely erratic, volatile and threatening in nature, as he is…. </w:t>
+      </w:r>
+      <w:r>
+        <w:rPr>
+          <w:i/>
+        </w:rPr>
+        <w:t>Petition for Citation of Contempt Pittman Crowder 1, 26 May 2017</w:t>
+      </w:r>
+      <w:r>
+        <w:t xml:space="preserve"> — CONFIRMED</w:t>
+      </w:r>
+    </w:p>
+    <w:p>
+      <w:r>
+        <w:rPr>
+          <w:b/>
+        </w:rPr>
+        <w:t>P0025</w:t>
+      </w:r>
+      <w:r>
+        <w:t xml:space="preserve"> — Petition para. 6 states Reardon was ordered to continue paying $600.00 child support and that "although he has paid $2,000.00 toward the arrearage, the…. </w:t>
+      </w:r>
+      <w:r>
+        <w:rPr>
+          <w:i/>
+        </w:rPr>
+        <w:t>Petition for Citation of Contempt Pittman Crowder 1, 26 May 2017</w:t>
+      </w:r>
+      <w:r>
+        <w:t xml:space="preserve"> — CONFIRMED — as sworn allegation</w:t>
+      </w:r>
+    </w:p>
+    <w:p>
+      <w:r>
+        <w:rPr>
+          <w:b/>
+        </w:rPr>
+        <w:t>P0175</w:t>
+      </w:r>
+      <w:r>
+        <w:t xml:space="preserve"> — On Oxford Police Department letterhead ([address withheld]; phone 662-232-2400; fax 662-232-2314). </w:t>
+      </w:r>
+      <w:r>
+        <w:rPr>
+          <w:i/>
+        </w:rPr>
+        <w:t>Oxford Police Department memorandum, Chief Joey East to Mayor and Board of Aldermen,…</w:t>
+      </w:r>
+      <w:r>
+        <w:t xml:space="preserve"> — CONFIRMED</w:t>
+      </w:r>
+    </w:p>
+    <w:p>
+      <w:r>
+        <w:rPr>
+          <w:b/>
+        </w:rPr>
+        <w:t>P0176</w:t>
+      </w:r>
+      <w:r>
+        <w:t xml:space="preserve"> — For years Reardon has asserted that Chief Joey East pushed changes to Oxford's gun ordinance ON THE DAY OF HIS ARREST, and identified that as a central…. </w:t>
+      </w:r>
+      <w:r>
+        <w:rPr>
+          <w:i/>
+        </w:rPr>
+        <w:t>Oxford PD memorandum of May 26, 2017 (East to Mayor and Board), page 1 -- REVERSES A…</w:t>
+      </w:r>
+      <w:r>
+        <w:t xml:space="preserve"> — CONFIRMED — primary document</w:t>
+      </w:r>
+    </w:p>
+    <w:p>
+      <w:r>
+        <w:rPr>
+          <w:b/>
+        </w:rPr>
+        <w:t>P0177</w:t>
+      </w:r>
+      <w:r>
+        <w:t xml:space="preserve"> — Item 1: "The first modification to Sec. 74-7 is to replace our current language to align our ordinance with the current Mississippi Code regarding the…. </w:t>
+      </w:r>
+      <w:r>
+        <w:rPr>
+          <w:i/>
+        </w:rPr>
+        <w:t>Oxford PD memorandum of May 26, 2017, item 1 (proposed rewrite of Sec. 74-7)</w:t>
+      </w:r>
+      <w:r>
+        <w:t xml:space="preserve"> — CONFIRMED — primary document, read directly</w:t>
+      </w:r>
+    </w:p>
+    <w:p>
+      <w:r>
+        <w:rPr>
+          <w:b/>
+        </w:rPr>
+        <w:t>P0178</w:t>
+      </w:r>
+      <w:r>
+        <w:t xml:space="preserve"> — Item 2: "Our second modification request to 74-7, is to add language (sub sections c - e) prohibiting the open or concealed carrying of firearms as…. </w:t>
+      </w:r>
+      <w:r>
+        <w:rPr>
+          <w:i/>
+        </w:rPr>
+        <w:t>Oxford PD memorandum of May 26, 2017, item 2 (proposed new Sec. 74-7(c))</w:t>
+      </w:r>
+      <w:r>
+        <w:t xml:space="preserve"> — CONFIRMED — primary document, read directly</w:t>
+      </w:r>
+    </w:p>
+    <w:p>
+      <w:r>
+        <w:rPr>
+          <w:b/>
+        </w:rPr>
+        <w:t>S0034</w:t>
+      </w:r>
+      <w:r>
+        <w:t xml:space="preserve"> — Ambush arrest by four senior officers -- Chief Deputy Scott Mills, Major Alan Wilburn, Lt. </w:t>
+      </w:r>
+      <w:r>
+        <w:rPr>
+          <w:i/>
+        </w:rPr>
+        <w:t>[file id] (sec.6)</w:t>
+      </w:r>
+      <w:r>
+        <w:t xml:space="preserve"> — CONFIRMED — per corrected chronology</w:t>
+      </w:r>
+    </w:p>
+    <w:p>
+      <w:r>
+        <w:rPr>
+          <w:b/>
+        </w:rPr>
+        <w:t>P0023</w:t>
+      </w:r>
+      <w:r>
+        <w:t xml:space="preserve"> — Crowder, through Mona T. Pittman, filed a Petition for Citation of Contempt (Cause CV-2016-422W), clerk-stamped 3:32 PM on May 26, 2017 -- the same day…. </w:t>
+      </w:r>
+      <w:r>
+        <w:rPr>
+          <w:i/>
+        </w:rPr>
+        <w:t>Petition for Citation of Contempt Pittman Crowder 1, 26 May 2017</w:t>
+      </w:r>
+      <w:r>
+        <w:t xml:space="preserve"> — CONFIRMED</w:t>
+      </w:r>
+    </w:p>
+    <w:p>
+      <w:r>
+        <w:rPr>
+          <w:b/>
+        </w:rPr>
+        <w:t>P0015</w:t>
+      </w:r>
+      <w:r>
+        <w:t xml:space="preserve"> — "Lafayette County Justice Court Judge Carolyn Bell set a $150,000 bond for Matt Reardon, who was arrested Friday [May 26, 2017] on a charge of…. </w:t>
+      </w:r>
+      <w:r>
+        <w:rPr>
+          <w:i/>
+        </w:rPr>
+        <w:t>Oxford Eagle Alan Wilburn Damning Information, 30 May 2017</w:t>
+      </w:r>
+      <w:r>
+        <w:t xml:space="preserve"> — CONFIRMED — published news report, on-record</w:t>
+      </w:r>
+    </w:p>
+    <w:p>
+      <w:r>
+        <w:rPr>
+          <w:b/>
+        </w:rPr>
+        <w:t>P0016</w:t>
+      </w:r>
+      <w:r>
+        <w:t xml:space="preserve"> — Direct quote, Chief Investigator Alan Wilburn (Lafayette Co. </w:t>
+      </w:r>
+      <w:r>
+        <w:rPr>
+          <w:i/>
+        </w:rPr>
+        <w:t>Oxford Eagle Alan Wilburn Damning Information, 30 May 2017</w:t>
+      </w:r>
+      <w:r>
+        <w:t xml:space="preserve"> — CONFIRMED — named on-record source, published quote</w:t>
+      </w:r>
+    </w:p>
+    <w:p>
+      <w:r>
+        <w:rPr>
+          <w:b/>
+        </w:rPr>
+        <w:t>P0040</w:t>
+      </w:r>
+      <w:r>
+        <w:t xml:space="preserve"> — Sworn Proof of Service: "Personal Service. </w:t>
+      </w:r>
+      <w:r>
+        <w:rPr>
+          <w:i/>
+        </w:rPr>
+        <w:t>Summons Executed on Reardon At LCDC Pittman Crowder, 30 May 2017</w:t>
+      </w:r>
+      <w:r>
+        <w:t xml:space="preserve"> — CONFIRMED</w:t>
+      </w:r>
+    </w:p>
+    <w:p>
+      <w:r>
+        <w:rPr>
+          <w:b/>
+        </w:rPr>
+        <w:t>P0582</w:t>
+      </w:r>
+      <w:r>
+        <w:t xml:space="preserve"> — The may 30, 2017 bond hearing: $150,000, and the exculpatory document cut off twice. </w:t>
+      </w:r>
+      <w:r>
+        <w:rPr>
+          <w:i/>
+        </w:rPr>
+        <w:t>Plaintiffs More Definitive Statement (3-22-cv-00050, Doc 74, 48pp) Pp.9-10 (doc Pp.6-7),…</w:t>
+      </w:r>
+      <w:r>
+        <w:t xml:space="preserve"> — CONFIRMED — reardon's own federal court filing</w:t>
+      </w:r>
+    </w:p>
+    <w:p>
+      <w:r>
+        <w:rPr>
+          <w:b/>
+        </w:rPr>
+        <w:t>P0583</w:t>
+      </w:r>
+      <w:r>
+        <w:t xml:space="preserve"> — The same day, in shackles, at the chancery hearing - and rhea tannehill charged at him in the hallway. </w:t>
+      </w:r>
+      <w:r>
+        <w:rPr>
+          <w:i/>
+        </w:rPr>
+        <w:t>Plaintiffs More Definitive Statement (3-22-cv-00050, Doc 74, 48pp) P.10 (doc P.7), 20…</w:t>
+      </w:r>
+      <w:r>
+        <w:t xml:space="preserve"> — CORROBORATED — reardon's own federal court filing</w:t>
+      </w:r>
+    </w:p>
+    <w:p>
+      <w:r>
+        <w:rPr>
+          <w:b/>
+        </w:rPr>
+        <w:t>P0584</w:t>
+      </w:r>
+      <w:r>
+        <w:t xml:space="preserve"> — L17-233 explained, by Reardon, and it matches the documents: It is the habeas, it is a separate matter, and he did not know it had been filed. </w:t>
+      </w:r>
+      <w:r>
+        <w:rPr>
+          <w:i/>
+        </w:rPr>
+        <w:t>Plaintiffs More Definitive Statement (3-22-cv-00050, Doc 74, 48pp) Pp.10-11 (doc…</w:t>
+      </w:r>
+      <w:r>
+        <w:t xml:space="preserve"> — CONFIRMED</w:t>
+      </w:r>
+    </w:p>
+    <w:p>
+      <w:r>
+        <w:rPr>
+          <w:b/>
+        </w:rPr>
+        <w:t>P0585</w:t>
+      </w:r>
+      <w:r>
+        <w:t xml:space="preserve"> — Brennan horan went to law school with rhea tannehill - and horan told him so himself. </w:t>
+      </w:r>
+      <w:r>
+        <w:rPr>
+          <w:i/>
+        </w:rPr>
+        <w:t>Plaintiffs More Definitive Statement (3-22-cv-00050, Doc 74, 48pp) P.11 (doc P.8), 20…</w:t>
+      </w:r>
+      <w:r>
+        <w:t xml:space="preserve"> — CORROBORATED — reardon's own federal court filing</w:t>
+      </w:r>
+    </w:p>
+    <w:p>
+      <w:r>
+        <w:rPr>
+          <w:b/>
+        </w:rPr>
+        <w:t>P0076</w:t>
+      </w:r>
+      <w:r>
+        <w:t xml:space="preserve"> — Agenda item 7, verbatim: "Matt Reardon to address the board regarding the state flag.". </w:t>
+      </w:r>
+      <w:r>
+        <w:rPr>
+          <w:i/>
+        </w:rPr>
+        <w:t>Oxford Board of Aldermen Agenda (the Local Voice) Pg1.png, 6 June 2017</w:t>
+      </w:r>
+      <w:r>
+        <w:t xml:space="preserve"> — CONFIRMED — published official agenda</w:t>
+      </w:r>
+    </w:p>
+    <w:p>
+      <w:r>
+        <w:rPr>
+          <w:b/>
+        </w:rPr>
+        <w:t>P0077</w:t>
+      </w:r>
+      <w:r>
+        <w:t xml:space="preserve"> — The agenda states the subject of Reardon's scheduled address as "the state flag." Prior manuscript drafts state that he intended to speak at the June…. </w:t>
+      </w:r>
+      <w:r>
+        <w:rPr>
+          <w:i/>
+        </w:rPr>
+        <w:t>Oxford Board of Aldermen Agenda (the Local Voice) Pg1.png, 6 June 2017</w:t>
+      </w:r>
+      <w:r>
+        <w:t xml:space="preserve"> — CONFIRMED — published official agenda</w:t>
+      </w:r>
+    </w:p>
+    <w:p>
+      <w:r>
+        <w:rPr>
+          <w:b/>
+        </w:rPr>
+        <w:t>P0078</w:t>
+      </w:r>
+      <w:r>
+        <w:t xml:space="preserve"> — Agenda item 18, verbatim: "First reading of a proposed ordinance amending Sections 74-7 and Sections 74-8 of the Code of Ordinances. (Joey East)" Three…. </w:t>
+      </w:r>
+      <w:r>
+        <w:rPr>
+          <w:i/>
+        </w:rPr>
+        <w:t>Oxford Board of Aldermen Agenda (the Local Voice) Pg2.png, 6 June 2017</w:t>
+      </w:r>
+      <w:r>
+        <w:t xml:space="preserve"> — CONFIRMED — published official agenda</w:t>
+      </w:r>
+    </w:p>
+    <w:p>
+      <w:r>
+        <w:rPr>
+          <w:b/>
+        </w:rPr>
+        <w:t>P0079</w:t>
+      </w:r>
+      <w:r>
+        <w:t xml:space="preserve"> — Nine consecutive consent-agenda items on the June 6, 2017 agenda are attributed to "(Joey East)" -- Oxford Police Department training and personnel…. </w:t>
+      </w:r>
+      <w:r>
+        <w:rPr>
+          <w:i/>
+        </w:rPr>
+        <w:t>Oxford Board of Aldermen Agenda (the Local Voice) Pg1.png, 6 June 2017</w:t>
+      </w:r>
+      <w:r>
+        <w:t xml:space="preserve"> — CONFIRMED — published official agenda</w:t>
+      </w:r>
+    </w:p>
+    <w:p>
+      <w:r>
+        <w:rPr>
+          <w:b/>
+        </w:rPr>
+        <w:t>P0151</w:t>
+      </w:r>
+      <w:r>
+        <w:t xml:space="preserve"> — Item 7 of the June 6, 2017 minutes reads in full: "7. Matt Reardon to address the board regarding the state flag. </w:t>
+      </w:r>
+      <w:r>
+        <w:rPr>
+          <w:i/>
+        </w:rPr>
+        <w:t>Oxford Board of Aldermen Minutes (minute Book 73 Pp1-50), P.3 (minute Book Page 3), Item…</w:t>
+      </w:r>
+      <w:r>
+        <w:t xml:space="preserve"> — CONFIRMED — official municipal record</w:t>
+      </w:r>
+    </w:p>
+    <w:p>
+      <w:r>
+        <w:rPr>
+          <w:b/>
+        </w:rPr>
+        <w:t>P0152</w:t>
+      </w:r>
+      <w:r>
+        <w:t xml:space="preserve"> — Item 18 of the June 6, 2017 minutes reads in full: "18. First reading of a proposed ordinance amending Sections 74-7 and Sections 74-8 of the Code of…. </w:t>
+      </w:r>
+      <w:r>
+        <w:rPr>
+          <w:i/>
+        </w:rPr>
+        <w:t>Oxford Board of Aldermen Minutes (minute Book 73 Pp1-50), P.4, Item 18, 6 June 2017</w:t>
+      </w:r>
+      <w:r>
+        <w:t xml:space="preserve"> — CONFIRMED — official municipal record</w:t>
+      </w:r>
+    </w:p>
+    <w:p>
+      <w:r>
+        <w:rPr>
+          <w:b/>
+        </w:rPr>
+        <w:t>P0153</w:t>
+      </w:r>
+      <w:r>
+        <w:t xml:space="preserve"> — Item 22: "Consider an executive session." Moved by Alderman Tannehill, seconded by Alderman Addy, "to consider an executive session for personnel…. </w:t>
+      </w:r>
+      <w:r>
+        <w:rPr>
+          <w:i/>
+        </w:rPr>
+        <w:t>Oxford Board of Aldermen Minutes (minute Book 73 Pp1-50), P.4, Item 22, 6 June 2017</w:t>
+      </w:r>
+      <w:r>
+        <w:t xml:space="preserve"> — CONFIRMED — official municipal record</w:t>
+      </w:r>
+    </w:p>
+    <w:p>
+      <w:r>
+        <w:rPr>
+          <w:b/>
+        </w:rPr>
+        <w:t>P0173</w:t>
+      </w:r>
+      <w:r>
+        <w:t xml:space="preserve"> — The June 6, 2017 minutes refer to the same item by two different section pairings: Item 18 says "Sections 74-7 and Sections 74-8"; the postponement…. </w:t>
+      </w:r>
+      <w:r>
+        <w:rPr>
+          <w:i/>
+        </w:rPr>
+        <w:t>Oxford Code Sections 74-4, 74-6, 74-7, 74-8 (item 18 Packet).docx -- Resolving Row…</w:t>
+      </w:r>
+      <w:r>
+        <w:t xml:space="preserve"> — CORROBORATED</w:t>
+      </w:r>
+    </w:p>
+    <w:p>
+      <w:r>
+        <w:rPr>
+          <w:b/>
+        </w:rPr>
+        <w:t>P0170</w:t>
+      </w:r>
+      <w:r>
+        <w:t xml:space="preserve"> — A Word document containing the full text of four sections of the Oxford Code of Ordinances, Chapter 74: Sec. 74-4 Trespass; Sec. 74-6…. </w:t>
+      </w:r>
+      <w:r>
+        <w:rPr>
+          <w:i/>
+        </w:rPr>
+        <w:t>Oxford Code Sections 74-4, 74-6, 74-7, 74-8 (item 18 Packet).docx (supplied by Don…</w:t>
+      </w:r>
+      <w:r>
+        <w:t xml:space="preserve"> — CONFIRMED</w:t>
+      </w:r>
+    </w:p>
+    <w:p>
+      <w:r>
+        <w:rPr>
+          <w:b/>
+        </w:rPr>
+        <w:t>P0075</w:t>
+      </w:r>
+      <w:r>
+        <w:t xml:space="preserve"> — The Local Voice (Oxford, MS) published the official "Oxford, Mississippi Board of Aldermen Meeting Agenda for Tuesday, June 6, 2017 at 5 pm."…. </w:t>
+      </w:r>
+      <w:r>
+        <w:rPr>
+          <w:i/>
+        </w:rPr>
+        <w:t>Oxford Board of Aldermen Agenda (the Local Voice) Pg0-pg2.png, 6 June 2017</w:t>
+      </w:r>
+      <w:r>
+        <w:t xml:space="preserve"> — CONFIRMED</w:t>
+      </w:r>
+    </w:p>
+    <w:p>
+      <w:r>
+        <w:rPr>
+          <w:b/>
+        </w:rPr>
+        <w:t>P0150</w:t>
+      </w:r>
+      <w:r>
+        <w:t xml:space="preserve"> — The official minutes of the Regular Meeting of the Mayor and Board of Aldermen of the City of Oxford, Mississippi, Tuesday, June 6, 2017,…. </w:t>
+      </w:r>
+      <w:r>
+        <w:rPr>
+          <w:i/>
+        </w:rPr>
+        <w:t>Oxford Board of Aldermen Minutes (minute Book 73 Pp1-50) and Pp51-100 (native Text…</w:t>
+      </w:r>
+      <w:r>
+        <w:t xml:space="preserve"> — CONFIRMED</w:t>
+      </w:r>
+    </w:p>
+    <w:p>
+      <w:r>
+        <w:rPr>
+          <w:b/>
+        </w:rPr>
+        <w:t>P0171</w:t>
+      </w:r>
+      <w:r>
+        <w:t xml:space="preserve"> — "Sec. 74-7. Same--Carrying concealed prohibited. </w:t>
+      </w:r>
+      <w:r>
+        <w:rPr>
+          <w:i/>
+        </w:rPr>
+        <w:t>Oxford Code Sections 74-4, 74-6, 74-7, 74-8 (item 18 Packet).docx, 6 June 2017</w:t>
+      </w:r>
+      <w:r>
+        <w:t xml:space="preserve"> — CONFIRMED — subject to the ambiguity in row p0170</w:t>
+      </w:r>
+    </w:p>
+    <w:p>
+      <w:r>
+        <w:rPr>
+          <w:b/>
+        </w:rPr>
+        <w:t>P0174</w:t>
+      </w:r>
+      <w:r>
+        <w:t xml:space="preserve"> — Following Sec. 74-6, the document carries the annotation: "State law reference(s)--Authority to prohibit discharge of firearms, MCA 1972, Sec.…. </w:t>
+      </w:r>
+      <w:r>
+        <w:rPr>
+          <w:i/>
+        </w:rPr>
+        <w:t>Oxford Code Sections 74-4, 74-6, 74-7, 74-8 (item 18 Packet).docx, Note Following Sec.…</w:t>
+      </w:r>
+      <w:r>
+        <w:t xml:space="preserve"> — CONFIRMED</w:t>
+      </w:r>
+    </w:p>
+    <w:p>
+      <w:r>
+        <w:rPr>
+          <w:b/>
+        </w:rPr>
+        <w:t>P0155</w:t>
+      </w:r>
+      <w:r>
+        <w:t xml:space="preserve"> — A full-text search of Minute Book 73 pages 1-100, which contain the June 6 and June 20, 2017 regular meetings, returns references to Code Sections 74-7…. </w:t>
+      </w:r>
+      <w:r>
+        <w:rPr>
+          <w:i/>
+        </w:rPr>
+        <w:t>Oxford Board of Aldermen Minutes (minute Book 73 Pp51-100) (june 20, 2017 Meeting);…</w:t>
+      </w:r>
+      <w:r>
+        <w:t xml:space="preserve"> — CONFIRMED</w:t>
+      </w:r>
+    </w:p>
+    <w:p>
+      <w:r>
+        <w:rPr>
+          <w:b/>
+        </w:rPr>
+        <w:t>P0169</w:t>
+      </w:r>
+      <w:r>
+        <w:t xml:space="preserve"> — Minute Book 73 contains six meetings, with supporting documents bound after each: June 6, 2017 (p.1, packet pp.6-94); June 20 (p.95); July 5 (p.228);…. </w:t>
+      </w:r>
+      <w:r>
+        <w:rPr>
+          <w:i/>
+        </w:rPr>
+        <w:t>C:\american-injustice\Book73 -- complete 498-page full-text extraction and image-only…</w:t>
+      </w:r>
+      <w:r>
+        <w:t xml:space="preserve"> — CONFIRMED</w:t>
+      </w:r>
+    </w:p>
+    <w:p>
+      <w:r>
+        <w:rPr>
+          <w:b/>
+        </w:rPr>
+        <w:t>P0036</w:t>
+      </w:r>
+      <w:r>
+        <w:t xml:space="preserve"> — Order granting Reardon leave to proceed in forma pauperis, Circuit Court of Lafayette County, Cause No. </w:t>
+      </w:r>
+      <w:r>
+        <w:rPr>
+          <w:i/>
+        </w:rPr>
+        <w:t>Order Allowing Movant to Proceed in Forma Pauperis, 8 June 2017</w:t>
+      </w:r>
+      <w:r>
+        <w:t xml:space="preserve"> — CONFIRMED</w:t>
+      </w:r>
+    </w:p>
+    <w:p>
+      <w:r>
+        <w:rPr>
+          <w:b/>
+        </w:rPr>
+        <w:t>P0213</w:t>
+      </w:r>
+      <w:r>
+        <w:t xml:space="preserve"> — The June 7, 2017 Order Allowing Movant to Proceed In Forma Pauperis and the November 30, 2018 Order of Dismissal-Stale Case, both in cause L17-233,…. </w:t>
+      </w:r>
+      <w:r>
+        <w:rPr>
+          <w:i/>
+        </w:rPr>
+        <w:t>Appeal Index L17-233, Pp.6 and 7 Read Together, 1 October 2018</w:t>
+      </w:r>
+      <w:r>
+        <w:t xml:space="preserve"> — CORROBORATED</w:t>
+      </w:r>
+    </w:p>
+    <w:p>
+      <w:r>
+        <w:rPr>
+          <w:b/>
+        </w:rPr>
+        <w:t>P0018</w:t>
+      </w:r>
+      <w:r>
+        <w:t xml:space="preserve"> — Motion filed in Circuit Court of Lafayette County, Cause No. </w:t>
+      </w:r>
+      <w:r>
+        <w:rPr>
+          <w:i/>
+        </w:rPr>
+        <w:t>Motion for Writ of Habeas Corpus Seeking Bail Reduction, 8 June 2017</w:t>
+      </w:r>
+      <w:r>
+        <w:t xml:space="preserve"> — CONFIRMED</w:t>
+      </w:r>
+    </w:p>
+    <w:p>
+      <w:r>
+        <w:rPr>
+          <w:b/>
+        </w:rPr>
+        <w:t>P0216</w:t>
+      </w:r>
+      <w:r>
+        <w:t xml:space="preserve"> — Mississippi Supreme Court Form AOC/01 cover sheet: County #36, Judicial District 3, Court ID CI (Circuit), Year 2017, Docket 233. Filed 06/08/17.…. </w:t>
+      </w:r>
+      <w:r>
+        <w:rPr>
+          <w:i/>
+        </w:rPr>
+        <w:t>Appeal Index L17-233, P.2 (civil Case Filing Form) and P.5 (certificate of Service), 1…</w:t>
+      </w:r>
+      <w:r>
+        <w:t xml:space="preserve"> — CONFIRMED</w:t>
+      </w:r>
+    </w:p>
+    <w:p>
+      <w:r>
+        <w:rPr>
+          <w:b/>
+        </w:rPr>
+        <w:t>P0019</w:t>
+      </w:r>
+      <w:r>
+        <w:t xml:space="preserve"> — Affidavit in Forma Pauperis filed same date states Reardon (through counsel) could not afford fees/costs. </w:t>
+      </w:r>
+      <w:r>
+        <w:rPr>
+          <w:i/>
+        </w:rPr>
+        <w:t>Motion for Writ of Habeas Corpus Seeking Bail Reduction, 8 June 2017</w:t>
+      </w:r>
+      <w:r>
+        <w:t xml:space="preserve"> — CONFIRMED</w:t>
+      </w:r>
+    </w:p>
+    <w:p>
+      <w:r>
+        <w:rPr>
+          <w:b/>
+        </w:rPr>
+        <w:t>P0587</w:t>
+      </w:r>
+      <w:r>
+        <w:t xml:space="preserve"> — The plea terms - and the covenant not to sue, which is the single most important term in the 2017 disposition. </w:t>
+      </w:r>
+      <w:r>
+        <w:rPr>
+          <w:i/>
+        </w:rPr>
+        <w:t>Plaintiffs More Definitive Statement (3-22-cv-00050, Doc 74, 48pp) P.12 (doc P.9), 20…</w:t>
+      </w:r>
+      <w:r>
+        <w:t xml:space="preserve"> — CONFIRMED — reardon's own federal court filing</w:t>
+      </w:r>
+    </w:p>
+    <w:p>
+      <w:r>
+        <w:rPr>
+          <w:b/>
+        </w:rPr>
+        <w:t>P0164</w:t>
+      </w:r>
+      <w:r>
+        <w:t xml:space="preserve"> — The July 5, 2017 regular meeting of the Mayor and Board of Aldermen "was called to order by MAYOR TANNEHILL." The attendance roll lists "Robyn…. </w:t>
+      </w:r>
+      <w:r>
+        <w:rPr>
+          <w:i/>
+        </w:rPr>
+        <w:t>C:\american-injustice\Book73 (full Minute Book 73, 498 pp., downloaded from oxfordms.net…</w:t>
+      </w:r>
+      <w:r>
+        <w:t xml:space="preserve"> — CONFIRMED — official municipal record, native text layer</w:t>
+      </w:r>
+    </w:p>
+    <w:p>
+      <w:r>
+        <w:rPr>
+          <w:b/>
+        </w:rPr>
+        <w:t>P0165</w:t>
+      </w:r>
+      <w:r>
+        <w:t xml:space="preserve"> — Item 10: "Authorize the appointment of the Police Chief, as required by MS Code Section 21-3-3. It was moved by Alderman Addy, seconded by Alderman…. </w:t>
+      </w:r>
+      <w:r>
+        <w:rPr>
+          <w:i/>
+        </w:rPr>
+        <w:t>Book73 p.230, July 5, 2017 minutes, item 10</w:t>
+      </w:r>
+      <w:r>
+        <w:t xml:space="preserve"> — CONFIRMED — official municipal record</w:t>
+      </w:r>
+    </w:p>
+    <w:p>
+      <w:r>
+        <w:rPr>
+          <w:b/>
+        </w:rPr>
+        <w:t>P0166</w:t>
+      </w:r>
+      <w:r>
+        <w:t xml:space="preserve"> — Item 11: "Authorize the appointment of the Municipal Court Officers... It was moved by Alderman Taylor, seconded by Alderman Howell to authorize the…. </w:t>
+      </w:r>
+      <w:r>
+        <w:rPr>
+          <w:i/>
+        </w:rPr>
+        <w:t>Book73 p.230, July 5, 2017 minutes, item 11</w:t>
+      </w:r>
+      <w:r>
+        <w:t xml:space="preserve"> — CONFIRMED</w:t>
+      </w:r>
+    </w:p>
+    <w:p>
+      <w:r>
+        <w:rPr>
+          <w:b/>
+        </w:rPr>
+        <w:t>P0167</w:t>
+      </w:r>
+      <w:r>
+        <w:t xml:space="preserve"> — Item 5 approves a claims docket including "Metro Narcotics claims numbered 7008-7010." Item 6(d), on the consent agenda: "Request approval to hire…. </w:t>
+      </w:r>
+      <w:r>
+        <w:rPr>
+          <w:i/>
+        </w:rPr>
+        <w:t>Book73 p.229, July 5, 2017 minutes, items 5 and 6(d); p.231, item 24</w:t>
+      </w:r>
+      <w:r>
+        <w:t xml:space="preserve"> — CONFIRMED — official municipal record</w:t>
+      </w:r>
+    </w:p>
+    <w:p>
+      <w:r>
+        <w:rPr>
+          <w:b/>
+        </w:rPr>
+        <w:t>P0021</w:t>
+      </w:r>
+      <w:r>
+        <w:t xml:space="preserve"> — Confirms Reardon entered a guilty plea in the Aggravated Stalking charge (LK17-295) and that the covenant was executed/filed July 6, 2017 --…. </w:t>
+      </w:r>
+      <w:r>
+        <w:rPr>
+          <w:i/>
+        </w:rPr>
+        <w:t>Covenant to Not Sue Matt Reardon, 5 July 2017</w:t>
+      </w:r>
+      <w:r>
+        <w:t xml:space="preserve"> — CONFIRMED</w:t>
+      </w:r>
+    </w:p>
+    <w:p>
+      <w:r>
+        <w:rPr>
+          <w:b/>
+        </w:rPr>
+        <w:t>P0047</w:t>
+      </w:r>
+      <w:r>
+        <w:t xml:space="preserve"> — "On July 6, 2017, Reardon waived his right to an indictment and entered a petition to plead guilty by a bill of information to the crime of aggravated…. </w:t>
+      </w:r>
+      <w:r>
+        <w:rPr>
+          <w:i/>
+        </w:rPr>
+        <w:t>CourtListener opinion 11096103 -- Reardon v. State, No. 2020-CP-01259-COA (Miss. Ct.…</w:t>
+      </w:r>
+      <w:r>
+        <w:t xml:space="preserve"> — CONFIRMED — published appellate opinion</w:t>
+      </w:r>
+    </w:p>
+    <w:p>
+      <w:r>
+        <w:rPr>
+          <w:b/>
+        </w:rPr>
+        <w:t>P0048</w:t>
+      </w:r>
+      <w:r>
+        <w:t xml:space="preserve"> — "In accord with his plea bargain, Reardon was sentenced to serve five years in the custody of the Mississippi Department of Corrections, with credit…. </w:t>
+      </w:r>
+      <w:r>
+        <w:rPr>
+          <w:i/>
+        </w:rPr>
+        <w:t>CourtListener opinion 11096103 -- Reardon v. State, No. 2020-CP-01259-COA (Miss. Ct.…</w:t>
+      </w:r>
+      <w:r>
+        <w:t xml:space="preserve"> — CONFIRMED — published appellate opinion</w:t>
+      </w:r>
+    </w:p>
+    <w:p>
+      <w:r>
+        <w:rPr>
+          <w:b/>
+        </w:rPr>
+        <w:t>P0050</w:t>
+      </w:r>
+      <w:r>
+        <w:t xml:space="preserve"> — "counsel's suggestion that the State planned to bring more charges against Reardon was not improper because it was true -- as part of the plea…. </w:t>
+      </w:r>
+      <w:r>
+        <w:rPr>
+          <w:i/>
+        </w:rPr>
+        <w:t>CourtListener opinion 11096103 -- Reardon v. State, No. 2020-CP-01259-COA (Miss. Ct.…</w:t>
+      </w:r>
+      <w:r>
+        <w:t xml:space="preserve"> — CONFIRMED — published appellate opinion</w:t>
+      </w:r>
+    </w:p>
+    <w:p>
+      <w:r>
+        <w:rPr>
+          <w:b/>
+        </w:rPr>
+        <w:t>P0052</w:t>
+      </w:r>
+      <w:r>
+        <w:t xml:space="preserve"> — Per footnote 3, the plea-hearing transcript "clearly reflects that the trial judge 'articulate[d], on the record, the reasons for and benefits of the…. </w:t>
+      </w:r>
+      <w:r>
+        <w:rPr>
+          <w:i/>
+        </w:rPr>
+        <w:t>CourtListener opinion 11096103 -- Reardon v. State, No. 2020-CP-01259-COA (Miss. Ct.…</w:t>
+      </w:r>
+      <w:r>
+        <w:t xml:space="preserve"> — CONFIRMED — published appellate opinion</w:t>
+      </w:r>
+    </w:p>
+    <w:p>
+      <w:r>
+        <w:rPr>
+          <w:b/>
+        </w:rPr>
+        <w:t>P0586</w:t>
+      </w:r>
+      <w:r>
+        <w:t xml:space="preserve"> — JULY 6, 2017: 'HE QUAIL HUNTED WITH HIM,' AND 'WHEN THE SYSTEM WANTS TO GET YOU THEY WILL GET YOU.' Reardon states Horan told him, on the jail phone…. </w:t>
+      </w:r>
+      <w:r>
+        <w:rPr>
+          <w:i/>
+        </w:rPr>
+        <w:t>Plaintiffs More Definitive Statement (3-22-cv-00050, Doc 74, 48pp) Pp.11-12 (doc…</w:t>
+      </w:r>
+      <w:r>
+        <w:t xml:space="preserve"> — CORROBORATED — reardon's own federal court filing</w:t>
+      </w:r>
+    </w:p>
+    <w:p>
+      <w:r>
+        <w:rPr>
+          <w:b/>
+        </w:rPr>
+        <w:t>S0036</w:t>
+      </w:r>
+      <w:r>
+        <w:t xml:space="preserve"> — Reardon pled guilty in the 2017 Lynch case and was released from jail July 6, 2017; he later learned a habeas petition (filed by "Christian McRae," per…. </w:t>
+      </w:r>
+      <w:r>
+        <w:rPr>
+          <w:i/>
+        </w:rPr>
+        <w:t>[file id] (sec.6)</w:t>
+      </w:r>
+      <w:r>
+        <w:t xml:space="preserve"> — CONFIRMED</w:t>
+      </w:r>
+    </w:p>
+    <w:p>
+      <w:r>
+        <w:rPr>
+          <w:b/>
+        </w:rPr>
+        <w:t>P0020</w:t>
+      </w:r>
+      <w:r>
+        <w:t xml:space="preserve"> — "As a specific condition to the guilty plea entered in LK17-295, the State of Mississippi v. </w:t>
+      </w:r>
+      <w:r>
+        <w:rPr>
+          <w:i/>
+        </w:rPr>
+        <w:t>Covenant to Not Sue Matt Reardon, 5 July 2017</w:t>
+      </w:r>
+      <w:r>
+        <w:t xml:space="preserve"> — CONFIRMED</w:t>
+      </w:r>
+    </w:p>
+    <w:p>
+      <w:r>
+        <w:rPr>
+          <w:b/>
+        </w:rPr>
+        <w:t>P0049</w:t>
+      </w:r>
+      <w:r>
+        <w:t xml:space="preserve"> — Per the opinion's recitation of the plea hearing transcript, Reardon testified in open court and under oath that: he had gone over the plea petition…. </w:t>
+      </w:r>
+      <w:r>
+        <w:rPr>
+          <w:i/>
+        </w:rPr>
+        <w:t>CourtListener opinion 11096103 -- Reardon v. State, No. 2020-CP-01259-COA (Miss. Ct.…</w:t>
+      </w:r>
+      <w:r>
+        <w:t xml:space="preserve"> — CONFIRMED</w:t>
+      </w:r>
+    </w:p>
+    <w:p>
+      <w:r>
+        <w:rPr>
+          <w:b/>
+        </w:rPr>
+        <w:t>P0051</w:t>
+      </w:r>
+      <w:r>
+        <w:t xml:space="preserve"> — Opinion describes "a civil liability covenant not to sue that Reardon executed on July 7, 2017, in which he promised not to sue certain local…. </w:t>
+      </w:r>
+      <w:r>
+        <w:rPr>
+          <w:i/>
+        </w:rPr>
+        <w:t>CourtListener opinion 11096103 -- Reardon v. State, No. 2020-CP-01259-COA (Miss. Ct.…</w:t>
+      </w:r>
+      <w:r>
+        <w:t xml:space="preserve"> — CONFIRMED — published appellate opinion</w:t>
+      </w:r>
+    </w:p>
+    <w:p>
+      <w:r>
+        <w:rPr>
+          <w:b/>
+        </w:rPr>
+        <w:t>P0305</w:t>
+      </w:r>
+      <w:r>
+        <w:t xml:space="preserve"> — Reardon confirms he understood at the time that the July 6, 2017 Covenant Not to Sue (P0020-P0022) was a broad, blanket release -- not a fact he first…. </w:t>
+      </w:r>
+      <w:r>
+        <w:rPr>
+          <w:i/>
+        </w:rPr>
+        <w:t>Author correction and characterization, direct statement from Matthew Reardon, session…</w:t>
+      </w:r>
+      <w:r>
+        <w:t xml:space="preserve"> — CONFIRMED</w:t>
+      </w:r>
+    </w:p>
+    <w:p>
+      <w:r>
+        <w:rPr>
+          <w:b/>
+        </w:rPr>
+        <w:t>P0428</w:t>
+      </w:r>
+      <w:r>
+        <w:t xml:space="preserve"> — Exhibit H is a capture of a Facebook Live post by Reardon reading, in relevant part: "I'm drunker than cooter Brown!. </w:t>
+      </w:r>
+      <w:r>
+        <w:rPr>
+          <w:i/>
+        </w:rPr>
+        <w:t>Tannehill Restraining Order, P.15 (exhibit H), 22 May 2017</w:t>
+      </w:r>
+      <w:r>
+        <w:t xml:space="preserve"> — CONFIRMED — direct read</w:t>
+      </w:r>
+    </w:p>
+    <w:p>
+      <w:r>
+        <w:rPr>
+          <w:b/>
+        </w:rPr>
+        <w:t>P0429</w:t>
+      </w:r>
+      <w:r>
+        <w:t xml:space="preserve"> — The petition offers its own explanation of the dispute's origin, at paragraph 17: the threats "combined with the other posts earlier that day with a…. </w:t>
+      </w:r>
+      <w:r>
+        <w:rPr>
+          <w:i/>
+        </w:rPr>
+        <w:t>Tannehill Restraining Order, P.4 (petition Para 17), 22 May 2017</w:t>
+      </w:r>
+      <w:r>
+        <w:t xml:space="preserve"> — CONFIRMED — direct read</w:t>
+      </w:r>
+    </w:p>
+    <w:p>
+      <w:r>
+        <w:rPr>
+          <w:b/>
+        </w:rPr>
+        <w:t>P0431</w:t>
+      </w:r>
+      <w:r>
+        <w:t xml:space="preserve"> — Paragraphs 19-20 introduce a mental-health framing four and a half years before the December 2021 commitment proceedings: "I do not know what this man…. </w:t>
+      </w:r>
+      <w:r>
+        <w:rPr>
+          <w:i/>
+        </w:rPr>
+        <w:t>Tannehill Restraining Order, P.4 (petition Paras 19-20), 22 May 2017</w:t>
+      </w:r>
+      <w:r>
+        <w:t xml:space="preserve"> — CONFIRMED — direct read</w:t>
+      </w:r>
+    </w:p>
+    <w:p>
+      <w:r>
+        <w:rPr>
+          <w:b/>
+        </w:rPr>
+        <w:t>P0432</w:t>
+      </w:r>
+      <w:r>
+        <w:t xml:space="preserve"> — Paragraph 3 states that in the 2016 Crowder matter "an Agreed Order of Paternity, Child Support and Visitation was entered between the parties and…. </w:t>
+      </w:r>
+      <w:r>
+        <w:rPr>
+          <w:i/>
+        </w:rPr>
+        <w:t>Tannehill Restraining Order, Pp.1-2 (petition Paras 3-4), 22 May 2017</w:t>
+      </w:r>
+      <w:r>
+        <w:t xml:space="preserve"> — CONFIRMED — direct read</w:t>
+      </w:r>
+    </w:p>
+    <w:p>
+      <w:r>
+        <w:rPr>
+          <w:b/>
+        </w:rPr>
+        <w:t>P0427</w:t>
+      </w:r>
+      <w:r>
+        <w:t xml:space="preserve"> — THE MOST VIOLENT CONTENT IN THE PETITION WAS NOT WRITTEN BY REARDON. Exhibit I is a Facebook screenshot containing two third-party comments: one from…. </w:t>
+      </w:r>
+      <w:r>
+        <w:rPr>
+          <w:i/>
+        </w:rPr>
+        <w:t>Tannehill Restraining Order, P.16 (exhibit I) and P.4 (petition Paras 21-22), 22 May 2017</w:t>
+      </w:r>
+      <w:r>
+        <w:t xml:space="preserve"> — CONFIRMED — direct read</w:t>
+      </w:r>
+    </w:p>
+    <w:p>
+      <w:r>
+        <w:rPr>
+          <w:b/>
+        </w:rPr>
+        <w:t>S0035</w:t>
+      </w:r>
+      <w:r>
+        <w:t xml:space="preserve"> — Investigator Jared Bundren wrote a police report dated May 30, 2017 -- six days after the fact -- claiming he'd received a call May 24, 2017 reporting…. </w:t>
+      </w:r>
+      <w:r>
+        <w:rPr>
+          <w:i/>
+        </w:rPr>
+        <w:t>[file id] (sec.6)</w:t>
+      </w:r>
+      <w:r>
+        <w:t xml:space="preserve"> — CONFIRMED</w:t>
+      </w:r>
+    </w:p>
+    <w:p>
+      <w:r>
+        <w:rPr>
+          <w:b/>
+        </w:rPr>
+        <w:t>P0403</w:t>
+      </w:r>
+      <w:r>
+        <w:t xml:space="preserve"> — The narration names the officer who received the May 24, 2017 call: "the sheriff's department admitted in the last batch of documents requested that…. </w:t>
+      </w:r>
+      <w:r>
+        <w:rPr>
+          <w:i/>
+        </w:rPr>
+        <w:t>Riding With The Outlaw The True Story of Matt Reardon- How it all began.en</w:t>
+      </w:r>
+      <w:r>
+        <w:t xml:space="preserve"> — CORROBORATED — the latter a published appellate opinion</w:t>
+      </w:r>
+    </w:p>
+    <w:p>
+      <w:r>
+        <w:rPr>
+          <w:b/>
+        </w:rPr>
+        <w:t>P0406</w:t>
+      </w:r>
+      <w:r>
+        <w:t xml:space="preserve"> — Both recordings give a bond-hearing account materially identical to the one Reardon gave the FBI duty agent in 2020 (row P0391): the judge met a…. </w:t>
+      </w:r>
+      <w:r>
+        <w:rPr>
+          <w:i/>
+        </w:rPr>
+        <w:t>Oxford, MS has a rich history of attacking rights and freedoms. it all started more than…</w:t>
+      </w:r>
+      <w:r>
+        <w:t xml:space="preserve"> — CONFIRMED — row p0391</w:t>
+      </w:r>
+    </w:p>
+    <w:p>
+      <w:pPr>
+        <w:pStyle w:val="Heading3"/>
+      </w:pPr>
+      <w:r>
+        <w:t>2018</w:t>
+      </w:r>
+    </w:p>
+    <w:p>
+      <w:r>
+        <w:rPr>
+          <w:b/>
+        </w:rPr>
+        <w:t>P0215</w:t>
+      </w:r>
+      <w:r>
+        <w:t xml:space="preserve"> — Condition (o) of the supervised-probation terms, handwritten onto the printed form: "NOT HAVE CONTACT WITH TODD AND ASHLEY LYNCH AND DEFENDANT SHALL BE…. </w:t>
+      </w:r>
+      <w:r>
+        <w:rPr>
+          <w:i/>
+        </w:rPr>
+        <w:t>Amended Time Served, P.2, Condition (o), 21 February 2018</w:t>
+      </w:r>
+      <w:r>
+        <w:t xml:space="preserve"> — CONFIRMED</w:t>
+      </w:r>
+    </w:p>
+    <w:p>
+      <w:r>
+        <w:rPr>
+          <w:b/>
+        </w:rPr>
+        <w:t>P0235</w:t>
+      </w:r>
+      <w:r>
+        <w:t xml:space="preserve"> — "AGREED ORDER FOR MODIFICATION", filed 2018 MAY 22, finding "a material change in circumstances" and ordering that Reardon "is ordered and allowed…. </w:t>
+      </w:r>
+      <w:r>
+        <w:rPr>
+          <w:i/>
+        </w:rPr>
+        <w:t>Same PDF</w:t>
+      </w:r>
+      <w:r>
+        <w:t xml:space="preserve"> — CONFIRMED — agreed court order, read directly</w:t>
+      </w:r>
+    </w:p>
+    <w:p>
+      <w:r>
+        <w:rPr>
+          <w:b/>
+        </w:rPr>
+        <w:t>P0218</w:t>
+      </w:r>
+      <w:r>
+        <w:t xml:space="preserve"> — Olive Branch Police Department Incident 2019004743, Original Narrative authored by Patrol Sgt. </w:t>
+      </w:r>
+      <w:r>
+        <w:rPr>
+          <w:i/>
+        </w:rPr>
+        <w:t>Olive Branch False Reporting of Crime File (crowder) Discovery Packet, Pp.6 and 32…</w:t>
+      </w:r>
+      <w:r>
+        <w:t xml:space="preserve"> — CONFIRMED</w:t>
+      </w:r>
+    </w:p>
+    <w:p>
+      <w:r>
+        <w:rPr>
+          <w:b/>
+        </w:rPr>
+        <w:t>P0212</w:t>
+      </w:r>
+      <w:r>
+        <w:t xml:space="preserve"> — "ORDER OF DISMISSAL-STALE CASE" in Cause L17-233, Circuit Court of Lafayette County. "Pursuant to the provisions of Rule 2.02, Uniform Rules of the…. </w:t>
+      </w:r>
+      <w:r>
+        <w:rPr>
+          <w:i/>
+        </w:rPr>
+        <w:t>Order of Dismissal Stale Case Filed (also At P.7 of the Appeal Index), 30 November 2018</w:t>
+      </w:r>
+      <w:r>
+        <w:t xml:space="preserve"> — CONFIRMED</w:t>
+      </w:r>
+    </w:p>
+    <w:p>
+      <w:r>
+        <w:rPr>
+          <w:b/>
+        </w:rPr>
+        <w:t>P0400</w:t>
+      </w:r>
+      <w:r>
+        <w:t xml:space="preserve"> — Reardon presses Judge Mickey Avant about a May 25, 2018 interview Avant gave discussing "the 8th Amendment" and "bond, the bail guidelines," and about…. </w:t>
+      </w:r>
+      <w:r>
+        <w:rPr>
+          <w:i/>
+        </w:rPr>
+        <w:t>audio_transcripts/Trying to Get a word with Judge Mickey Avant about (+/_metadata) --…</w:t>
+      </w:r>
+      <w:r>
+        <w:t xml:space="preserve"> — CONFIRMED</w:t>
+      </w:r>
+    </w:p>
+    <w:p>
+      <w:pPr>
+        <w:pStyle w:val="Heading3"/>
+      </w:pPr>
+      <w:r>
+        <w:t>2019</w:t>
+      </w:r>
+    </w:p>
+    <w:p>
+      <w:r>
+        <w:rPr>
+          <w:b/>
+        </w:rPr>
+        <w:t>P0224</w:t>
+      </w:r>
+      <w:r>
+        <w:t xml:space="preserve"> — Olive Branch Municipal Court Warrant No. 31808 for Phyllis Marie Crowder, charge FALSE REPORTING OF CRIME in violation of section 97-35-47, bond…. </w:t>
+      </w:r>
+      <w:r>
+        <w:rPr>
+          <w:i/>
+        </w:rPr>
+        <w:t>Olive Branch False Reporting of Crime File (crowder) Discovery Packet, Pp.5, 33, 34-35,…</w:t>
+      </w:r>
+      <w:r>
+        <w:t xml:space="preserve"> — CONFIRMED</w:t>
+      </w:r>
+    </w:p>
+    <w:p>
+      <w:r>
+        <w:rPr>
+          <w:b/>
+        </w:rPr>
+        <w:t>P0592</w:t>
+      </w:r>
+      <w:r>
+        <w:t xml:space="preserve"> — Christmas day 2019: A child-services complaint timed to pull both parents out of a hospital. </w:t>
+      </w:r>
+      <w:r>
+        <w:rPr>
+          <w:i/>
+        </w:rPr>
+        <w:t>Plaintiffs More Definitive Statement (3-22-cv-00050, Doc 74, 48pp) Pp.15-16 (doc…</w:t>
+      </w:r>
+      <w:r>
+        <w:t xml:space="preserve"> — CORROBORATED — reardon's own federal court filing</w:t>
+      </w:r>
+    </w:p>
+    <w:p>
+      <w:pPr>
+        <w:pStyle w:val="Heading3"/>
+      </w:pPr>
+      <w:r>
+        <w:t>2020</w:t>
+      </w:r>
+    </w:p>
+    <w:p>
+      <w:r>
+        <w:rPr>
+          <w:b/>
+        </w:rPr>
+        <w:t>P0596</w:t>
+      </w:r>
+      <w:r>
+        <w:t xml:space="preserve"> — Mona pittman appeared on both sides of Crowder's life, and the case stalled behind covid. </w:t>
+      </w:r>
+      <w:r>
+        <w:rPr>
+          <w:i/>
+        </w:rPr>
+        <w:t>Plaintiffs More Definitive Statement (3-22-cv-00050, Doc 74, 48pp) Pp.17-18 (doc…</w:t>
+      </w:r>
+      <w:r>
+        <w:t xml:space="preserve"> — CORROBORATED — reardon's own federal court filing</w:t>
+      </w:r>
+    </w:p>
+    <w:p>
+      <w:r>
+        <w:rPr>
+          <w:b/>
+        </w:rPr>
+        <w:t>P0102</w:t>
+      </w:r>
+      <w:r>
+        <w:t xml:space="preserve"> — Para. 87 identifies "a motion picture production company Plaintiff founded in 2020 called 'Outlawed Productions LLC'" formed "in order to produce his…. </w:t>
+      </w:r>
+      <w:r>
+        <w:rPr>
+          <w:i/>
+        </w:rPr>
+        <w:t>CourtListener RECAP document 371953312 -- Dkt. 30 at 24, 71-72 (paras. 87 and…</w:t>
+      </w:r>
+      <w:r>
+        <w:t xml:space="preserve"> — CONFIRMED</w:t>
+      </w:r>
+    </w:p>
+    <w:p>
+      <w:r>
+        <w:rPr>
+          <w:b/>
+        </w:rPr>
+        <w:t>P0053</w:t>
+      </w:r>
+      <w:r>
+        <w:t xml:space="preserve"> — Reardon's PCR motion asserted "[t]hat the state has refused to comply with a Freedom of Information Act (FOIA) request for information regarding the…. </w:t>
+      </w:r>
+      <w:r>
+        <w:rPr>
+          <w:i/>
+        </w:rPr>
+        <w:t>CourtListener opinion 11096103 -- Reardon v. State, No. 2020-CP-01259-COA (Miss. Ct.…</w:t>
+      </w:r>
+      <w:r>
+        <w:t xml:space="preserve"> — CONFIRMED — published appellate opinion</w:t>
+      </w:r>
+    </w:p>
+    <w:p>
+      <w:r>
+        <w:rPr>
+          <w:b/>
+        </w:rPr>
+        <w:t>P0227</w:t>
+      </w:r>
+      <w:r>
+        <w:t xml:space="preserve"> — Reardon states that a recorded call exists with a Mississippi child-protection caseworker in which the worker (a) emphatically states that Phyllis…. </w:t>
+      </w:r>
+      <w:r>
+        <w:rPr>
+          <w:i/>
+        </w:rPr>
+        <w:t>Don Matthews (Matthew Reardon), direct statement to this project, 2026-08-03</w:t>
+      </w:r>
+      <w:r>
+        <w:t xml:space="preserve"> — CONFIRMED — reardon's own account, 2026-08-03</w:t>
+      </w:r>
+    </w:p>
+    <w:p>
+      <w:r>
+        <w:rPr>
+          <w:b/>
+        </w:rPr>
+        <w:t>P0594</w:t>
+      </w:r>
+      <w:r>
+        <w:t xml:space="preserve"> — January 2020: The banishment ended early, on his probation officer's own motion. </w:t>
+      </w:r>
+      <w:r>
+        <w:rPr>
+          <w:i/>
+        </w:rPr>
+        <w:t>Plaintiffs More Definitive Statement (3-22-cv-00050, Doc 74, 48pp) Pp.16-17 (doc…</w:t>
+      </w:r>
+      <w:r>
+        <w:t xml:space="preserve"> — CONFIRMED — reardon's own federal court filing</w:t>
+      </w:r>
+    </w:p>
+    <w:p>
+      <w:r>
+        <w:rPr>
+          <w:b/>
+        </w:rPr>
+        <w:t>P0386</w:t>
+      </w:r>
+      <w:r>
+        <w:t xml:space="preserve"> — Andy Arant gives Reardon measured, non-committal legal guidance in response to the letter: the statute of limitations "does not stay until you file a…. </w:t>
+      </w:r>
+      <w:r>
+        <w:rPr>
+          <w:i/>
+        </w:rPr>
+        <w:t>Same recording as P0385 (2020-01-06 Andy Arant call)</w:t>
+      </w:r>
+      <w:r>
+        <w:t xml:space="preserve"> — CORROBORATED</w:t>
+      </w:r>
+    </w:p>
+    <w:p>
+      <w:r>
+        <w:rPr>
+          <w:b/>
+        </w:rPr>
+        <w:t>P0221</w:t>
+      </w:r>
+      <w:r>
+        <w:t xml:space="preserve"> — Christi R. McCoy, MSB #9986, appears throughout the packet as "Attorney for Phyllis Crowder" in the false-reporting prosecution: Motion for Discovery…. </w:t>
+      </w:r>
+      <w:r>
+        <w:rPr>
+          <w:i/>
+        </w:rPr>
+        <w:t>Olive Branch False Reporting of Crime File (crowder) Discovery Packet, Pp.11-12, 14-15,…</w:t>
+      </w:r>
+      <w:r>
+        <w:t xml:space="preserve"> — CONFIRMED</w:t>
+      </w:r>
+    </w:p>
+    <w:p>
+      <w:r>
+        <w:rPr>
+          <w:b/>
+        </w:rPr>
+        <w:t>P0223</w:t>
+      </w:r>
+      <w:r>
+        <w:t xml:space="preserve"> — Matthew Oliver Reardon was subpoenaed as a witness in the prosecution of Crowder at least five times, by City Court Clerk Carla Johnson: for May 19,…. </w:t>
+      </w:r>
+      <w:r>
+        <w:rPr>
+          <w:i/>
+        </w:rPr>
+        <w:t>Olive Branch False Reporting of Crime File (crowder) Discovery Packet, Pp.21-24, 27,…</w:t>
+      </w:r>
+      <w:r>
+        <w:t xml:space="preserve"> — CONFIRMED</w:t>
+      </w:r>
+    </w:p>
+    <w:p>
+      <w:r>
+        <w:rPr>
+          <w:b/>
+        </w:rPr>
+        <w:t>P0190</w:t>
+      </w:r>
+      <w:r>
+        <w:t xml:space="preserve"> — Named-subject recordings distinct from the trial pool: 'Sheriff Joey East 4-1-2020 1419pm.m4a' (15.7 MB, mtime 2020-10-27); folder '10-26 Joey East and…. </w:t>
+      </w:r>
+      <w:r>
+        <w:rPr>
+          <w:i/>
+        </w:rPr>
+        <w:t>author's document archive; and &gt; New Shit &gt; Recordings &gt; '10-26 Joey East and Voicemail…</w:t>
+      </w:r>
+      <w:r>
+        <w:t xml:space="preserve"> — CONFIRMED — drive listing</w:t>
+      </w:r>
+    </w:p>
+    <w:p>
+      <w:r>
+        <w:rPr>
+          <w:b/>
+        </w:rPr>
+        <w:t>P0311</w:t>
+      </w:r>
+      <w:r>
+        <w:t xml:space="preserve"> — Asked what he could do given Crowder's refusal to allow visitation despite a standing court order, the Clerk suggested Reardon 'hire an attorney' and…. </w:t>
+      </w:r>
+      <w:r>
+        <w:rPr>
+          <w:i/>
+        </w:rPr>
+        <w:t>Recorded call, April 6, 2020 (CPS_4620_1441pm.m4a) -- same call as P0310.</w:t>
+      </w:r>
+      <w:r>
+        <w:t xml:space="preserve"> — CONFIRMED</w:t>
+      </w:r>
+    </w:p>
+    <w:p>
+      <w:r>
+        <w:rPr>
+          <w:b/>
+        </w:rPr>
+        <w:t>P0396</w:t>
+      </w:r>
+      <w:r>
+        <w:t xml:space="preserve"> — "Justin" -- who identifies himself later in the call as "a lawyer," a 20-year former Sheriff's Office employee, and states at the end "the attorney…. </w:t>
+      </w:r>
+      <w:r>
+        <w:rPr>
+          <w:i/>
+        </w:rPr>
+        <w:t>audio_transcripts/State Attorney General office +1 (769) 232-9147 - 18-05-2020 15_33_39…</w:t>
+      </w:r>
+      <w:r>
+        <w:t xml:space="preserve"> — CORROBORATED</w:t>
+      </w:r>
+    </w:p>
+    <w:p>
+      <w:r>
+        <w:rPr>
+          <w:b/>
+        </w:rPr>
+        <w:t>P0401</w:t>
+      </w:r>
+      <w:r>
+        <w:t xml:space="preserve"> — Reardon leaves a voicemail addressed to "Christian": "Hey Christian, it's Matt Reardon, if you get a chance this evening please give me a call back, I…. </w:t>
+      </w:r>
+      <w:r>
+        <w:rPr>
+          <w:i/>
+        </w:rPr>
+        <w:t>audio_transcripts/Kristian McCray - 2020-06-03 19_43_53 - 19_44_31 (+/_metadata)</w:t>
+      </w:r>
+      <w:r>
+        <w:t xml:space="preserve"> — CONFIRMED</w:t>
+      </w:r>
+    </w:p>
+    <w:p>
+      <w:r>
+        <w:rPr>
+          <w:b/>
+        </w:rPr>
+        <w:t>P0222</w:t>
+      </w:r>
+      <w:r>
+        <w:t xml:space="preserve"> — McCoy's Motion to Continue, filed August 2, 2020, states at paragraph 2: "Defendant Crowder has retained new counsel, MONA PITTMAN, WHO IS ALSO THE…. </w:t>
+      </w:r>
+      <w:r>
+        <w:rPr>
+          <w:i/>
+        </w:rPr>
+        <w:t>Olive Branch False Reporting of Crime File (crowder) Discovery Packet, P.18 (motion to…</w:t>
+      </w:r>
+      <w:r>
+        <w:t xml:space="preserve"> — CONFIRMED</w:t>
+      </w:r>
+    </w:p>
+    <w:p>
+      <w:r>
+        <w:rPr>
+          <w:b/>
+        </w:rPr>
+        <w:t>P0234</w:t>
+      </w:r>
+      <w:r>
+        <w:t xml:space="preserve"> — Phyllis Marie Crowder's Petition in the same cause, prepared by MONA T. PITTMAN, MSB #9754, sworn by Crowder on August 25, 2020 before notary Teresa…. </w:t>
+      </w:r>
+      <w:r>
+        <w:rPr>
+          <w:i/>
+        </w:rPr>
+        <w:t>Same PDF</w:t>
+      </w:r>
+      <w:r>
+        <w:t xml:space="preserve"> — CONFIRMED</w:t>
+      </w:r>
+    </w:p>
+    <w:p>
+      <w:r>
+        <w:rPr>
+          <w:b/>
+        </w:rPr>
+        <w:t>P0219</w:t>
+      </w:r>
+      <w:r>
+        <w:t xml:space="preserve"> — Municipal Court of the City of Olive Branch, Docket 2000000454, Phyllis Marie Crowder. </w:t>
+      </w:r>
+      <w:r>
+        <w:rPr>
+          <w:i/>
+        </w:rPr>
+        <w:t>Olive Branch False Reporting of Crime File (crowder) Discovery Packet, P.2 (municipal…</w:t>
+      </w:r>
+      <w:r>
+        <w:t xml:space="preserve"> — CONFIRMED — filed municipal court order, read directly</w:t>
+      </w:r>
+    </w:p>
+    <w:p>
+      <w:r>
+        <w:rPr>
+          <w:b/>
+        </w:rPr>
+        <w:t>P0604</w:t>
+      </w:r>
+      <w:r>
+        <w:t xml:space="preserve"> — THE PHONE CALL FROM THE DAY BEFORE IS ALSO RECORDED - AND THE CLERK CONFIRMS HE WAS SUMMONED BY THE JUDGE. THIS IS THE MOST IMPORTANT CORROBORATION IN…. </w:t>
+      </w:r>
+      <w:r>
+        <w:rPr>
+          <w:i/>
+        </w:rPr>
+        <w:t>The craziest, most abominable, unlawful &amp; unconstitutional arrest made! Olive Branch is…</w:t>
+      </w:r>
+      <w:r>
+        <w:t xml:space="preserve"> — CORROBORATED</w:t>
+      </w:r>
+    </w:p>
+    <w:p>
+      <w:r>
+        <w:rPr>
+          <w:b/>
+        </w:rPr>
+        <w:t>P0232</w:t>
+      </w:r>
+      <w:r>
+        <w:t xml:space="preserve"> — The PDF filed in the archive under the date 2018-05-22 is Reardon's EMERGENCY PETITION FOR CITATION OF CONTEMPT, MODIFICATION OF CUSTODY AND CHILD…. </w:t>
+      </w:r>
+      <w:r>
+        <w:rPr>
+          <w:i/>
+        </w:rPr>
+        <w:t>Emergency Petition for Citation of Contempt, Modification of Custody and Child Support…</w:t>
+      </w:r>
+      <w:r>
+        <w:t xml:space="preserve"> — CONFIRMED</w:t>
+      </w:r>
+    </w:p>
+    <w:p>
+      <w:r>
+        <w:rPr>
+          <w:b/>
+        </w:rPr>
+        <w:t>P0233</w:t>
+      </w:r>
+      <w:r>
+        <w:t xml:space="preserve"> — Paragraph 7, in full: "The Plaintiff would show unto this court that through multiple (recorded) phone calls with the Department of Children's…. </w:t>
+      </w:r>
+      <w:r>
+        <w:rPr>
+          <w:i/>
+        </w:rPr>
+        <w:t>Same PDF</w:t>
+      </w:r>
+      <w:r>
+        <w:t xml:space="preserve"> — CONFIRMED</w:t>
+      </w:r>
+    </w:p>
+    <w:p>
+      <w:r>
+        <w:rPr>
+          <w:b/>
+        </w:rPr>
+        <w:t>P0470</w:t>
+      </w:r>
+      <w:r>
+        <w:t xml:space="preserve"> — Reardon puts the 96-hour delay and the wilburn allegation directly to sheriff East, on tape, in 2020. </w:t>
+      </w:r>
+      <w:r>
+        <w:rPr>
+          <w:i/>
+        </w:rPr>
+        <w:t>Interview With Sheriff Joey East 10192020.en" -- Reardon's own recorded interview with…</w:t>
+      </w:r>
+      <w:r>
+        <w:t xml:space="preserve"> — CORROBORATED</w:t>
+      </w:r>
+    </w:p>
+    <w:p>
+      <w:r>
+        <w:rPr>
+          <w:b/>
+        </w:rPr>
+        <w:t>P0608</w:t>
+      </w:r>
+      <w:r>
+        <w:t xml:space="preserve"> — The 2020 federal suit, read aloud on camera before he filed it - and it shows exactly why it was dismissed. This answers the open research task at…. </w:t>
+      </w:r>
+      <w:r>
+        <w:rPr>
+          <w:i/>
+        </w:rPr>
+        <w:t>Federal Lawsuit filed against Olive Branch, MS in US District Court for The Northern…</w:t>
+      </w:r>
+      <w:r>
+        <w:t xml:space="preserve"> — CONFIRMED</w:t>
+      </w:r>
+    </w:p>
+    <w:p>
+      <w:r>
+        <w:rPr>
+          <w:b/>
+        </w:rPr>
+        <w:t>P0201</w:t>
+      </w:r>
+      <w:r>
+        <w:t xml:space="preserve"> — David D. O'Donnell, Clayton O'Donnell PLLC, to Matt Reardon, 2020-11-13 12:52 PM, in full: "Matt: 'Difficulty' is not an issue. </w:t>
+      </w:r>
+      <w:r>
+        <w:rPr>
+          <w:i/>
+        </w:rPr>
+        <w:t>author's document archive, quoted reply</w:t>
+      </w:r>
+      <w:r>
+        <w:t xml:space="preserve"> — CONFIRMED — saved email with sender header</w:t>
+      </w:r>
+    </w:p>
+    <w:p>
+      <w:r>
+        <w:rPr>
+          <w:b/>
+        </w:rPr>
+        <w:t>P0202</w:t>
+      </w:r>
+      <w:r>
+        <w:t xml:space="preserve"> — Reardon to O'Donnell, cc Jeast, 2020-11-13 12:47 PM, marked Importance: High. </w:t>
+      </w:r>
+      <w:r>
+        <w:rPr>
+          <w:i/>
+        </w:rPr>
+        <w:t>author's document archive, underlying 12:47 PM email</w:t>
+      </w:r>
+      <w:r>
+        <w:t xml:space="preserve"> — CONFIRMED — o'donnell replied to it five minutes later</w:t>
+      </w:r>
+    </w:p>
+    <w:p>
+      <w:r>
+        <w:rPr>
+          <w:b/>
+        </w:rPr>
+        <w:t>P0203</w:t>
+      </w:r>
+      <w:r>
+        <w:t xml:space="preserve"> — The folder contains SIX files whose titles carry an RE_/Re_ prefix, not four as recorded in GOOGLE_DRIVE_INVENTORY.md. </w:t>
+      </w:r>
+      <w:r>
+        <w:rPr>
+          <w:i/>
+        </w:rPr>
+        <w:t>author's document archive, all 19 files enumerated, 9 read in full</w:t>
+      </w:r>
+      <w:r>
+        <w:t xml:space="preserve"> — CONFIRMED — exhaustive read of the enumerated folder</w:t>
+      </w:r>
+    </w:p>
+    <w:p>
+      <w:r>
+        <w:rPr>
+          <w:b/>
+        </w:rPr>
+        <w:t>P0135</w:t>
+      </w:r>
+      <w:r>
+        <w:t xml:space="preserve"> — Para. 27: "On November 16, 2020, this matter was ordered to be continued to January 28, 2021; allowed Mr. </w:t>
+      </w:r>
+      <w:r>
+        <w:rPr>
+          <w:i/>
+        </w:rPr>
+        <w:t>Order by Whitwell on Recusal (via OCR), Para. 27, 30 September 2021</w:t>
+      </w:r>
+      <w:r>
+        <w:t xml:space="preserve"> — CONFIRMED — ocr of a typed court order</w:t>
+      </w:r>
+    </w:p>
+    <w:p>
+      <w:r>
+        <w:rPr>
+          <w:b/>
+        </w:rPr>
+        <w:t>P0228</w:t>
+      </w:r>
+      <w:r>
+        <w:t xml:space="preserve"> — Row P0200 logged three emails to Sheriff East on 2020-12-27 and 2020-12-28, ending "I can sit out here all night until I get an answer... I'm parked…. </w:t>
+      </w:r>
+      <w:r>
+        <w:rPr>
+          <w:i/>
+        </w:rPr>
+        <w:t>EVIDENCE_LEDGER.csv rows P0200, P0135 and P0227 reconciled</w:t>
+      </w:r>
+      <w:r>
+        <w:t xml:space="preserve"> — CORROBORATED</w:t>
+      </w:r>
+    </w:p>
+    <w:p>
+      <w:r>
+        <w:rPr>
+          <w:b/>
+        </w:rPr>
+        <w:t>P0225</w:t>
+      </w:r>
+      <w:r>
+        <w:t xml:space="preserve"> — City of Olive Branch Request for Information form completed by Matt Reardon, dated 11/19/2020 at 11:00 AM, address [address withheld], telephone…. </w:t>
+      </w:r>
+      <w:r>
+        <w:rPr>
+          <w:i/>
+        </w:rPr>
+        <w:t>Olive Branch False Reporting of Crime File (crowder) Discovery Packet, P.1 (city of…</w:t>
+      </w:r>
+      <w:r>
+        <w:t xml:space="preserve"> — CONFIRMED</w:t>
+      </w:r>
+    </w:p>
+    <w:p>
+      <w:r>
+        <w:rPr>
+          <w:b/>
+        </w:rPr>
+        <w:t>P0220</w:t>
+      </w:r>
+      <w:r>
+        <w:t xml:space="preserve"> — County Court of DeSoto County, Criminal Division, Cause S2020-0024(CD). </w:t>
+      </w:r>
+      <w:r>
+        <w:rPr>
+          <w:i/>
+        </w:rPr>
+        <w:t>Olive Branch False Reporting of Crime File (crowder) Discovery Packet, Pp.8-9 and 13…</w:t>
+      </w:r>
+      <w:r>
+        <w:t xml:space="preserve"> — CONFIRMED — filed county court order, read directly</w:t>
+      </w:r>
+    </w:p>
+    <w:p>
+      <w:r>
+        <w:rPr>
+          <w:b/>
+        </w:rPr>
+        <w:t>P0609</w:t>
+      </w:r>
+      <w:r>
+        <w:t xml:space="preserve"> — The contempt case's initial appearance, on zoom - and Reardon makes a genuinely strong legal argument that the judge cannot answer. </w:t>
+      </w:r>
+      <w:r>
+        <w:rPr>
+          <w:i/>
+        </w:rPr>
+        <w:t>Oxford Outlaw Matt Reardon Initial Appearance for Contempt via Zoom Olive Branch…</w:t>
+      </w:r>
+      <w:r>
+        <w:t xml:space="preserve"> — CONFIRMED</w:t>
+      </w:r>
+    </w:p>
+    <w:p>
+      <w:r>
+        <w:rPr>
+          <w:b/>
+        </w:rPr>
+        <w:t>P0061</w:t>
+      </w:r>
+      <w:r>
+        <w:t xml:space="preserve"> — "Reardon was charged with five misdemeanors in Lafayette County, Mississippi: resisting arrest and disorderly conduct in December 2020 and driving…. </w:t>
+      </w:r>
+      <w:r>
+        <w:rPr>
+          <w:i/>
+        </w:rPr>
+        <w:t>CourtListener opinion 11308489 -- Reardon v. State, No. 2024-KM-00839-COA (Miss. Ct.…</w:t>
+      </w:r>
+      <w:r>
+        <w:t xml:space="preserve"> — CONFIRMED — published appellate opinion</w:t>
+      </w:r>
+    </w:p>
+    <w:p>
+      <w:r>
+        <w:rPr>
+          <w:b/>
+        </w:rPr>
+        <w:t>P0200</w:t>
+      </w:r>
+      <w:r>
+        <w:t xml:space="preserve"> — Three emails from Reardon to jeast@lafayettecoms.com. (1) 2020-12-27 3:12 PM, subject "Criminal conspiracy": asks that "all evidence [be] assessed and…. </w:t>
+      </w:r>
+      <w:r>
+        <w:rPr>
+          <w:i/>
+        </w:rPr>
+        <w:t>author's document archive</w:t>
+      </w:r>
+      <w:r>
+        <w:t xml:space="preserve"> — CONFIRMED</w:t>
+      </w:r>
+    </w:p>
+    <w:p>
+      <w:r>
+        <w:rPr>
+          <w:b/>
+        </w:rPr>
+        <w:t>P0306</w:t>
+      </w:r>
+      <w:r>
+        <w:t xml:space="preserve"> — Filed 12/28/2020 5:48 PM. 'On 12-28-2020 at 1708 hours, Deputy Ethan Tidwell and I, Warrant Officer Courtney Dixon approached Matthew Reardon in the…. </w:t>
+      </w:r>
+      <w:r>
+        <w:rPr>
+          <w:i/>
+        </w:rPr>
+        <w:t>all sheriffs reports</w:t>
+      </w:r>
+      <w:r>
+        <w:t xml:space="preserve"> — CONFIRMED</w:t>
+      </w:r>
+    </w:p>
+    <w:p>
+      <w:r>
+        <w:rPr>
+          <w:b/>
+        </w:rPr>
+        <w:t>P0425</w:t>
+      </w:r>
+      <w:r>
+        <w:t xml:space="preserve"> — Details in Dixon's report not previously captured in this ledger's summary at row P0306: he states he sustained injuries during the restraint -- "I…. </w:t>
+      </w:r>
+      <w:r>
+        <w:rPr>
+          <w:i/>
+        </w:rPr>
+        <w:t>all sheriffs reports</w:t>
+      </w:r>
+      <w:r>
+        <w:t xml:space="preserve"> — CONFIRMED — the officer's own report, read directly</w:t>
+      </w:r>
+    </w:p>
+    <w:p>
+      <w:r>
+        <w:rPr>
+          <w:b/>
+        </w:rPr>
+        <w:t>S0002</w:t>
+      </w:r>
+      <w:r>
+        <w:t xml:space="preserve"> — Manuscript named "Omar Ahmed" as the second deputy present at the Dec 28, 2020 arrest; primary-source records point to Deputy Ethan Tidwell instead for…. </w:t>
+      </w:r>
+      <w:r>
+        <w:rPr>
+          <w:i/>
+        </w:rPr>
+        <w:t>chapter_audit_findings</w:t>
+      </w:r>
+      <w:r>
+        <w:t xml:space="preserve"> — CONFIRMED — per audit</w:t>
+      </w:r>
+    </w:p>
+    <w:p>
+      <w:r>
+        <w:rPr>
+          <w:b/>
+        </w:rPr>
+        <w:t>P0307</w:t>
+      </w:r>
+      <w:r>
+        <w:t xml:space="preserve"> — Filed 12/29/2020 6:08 AM. Tidwell's supplemental narrative corroborates Dixon's account (P0306) from his own perspective: the confrontation and arrest…. </w:t>
+      </w:r>
+      <w:r>
+        <w:rPr>
+          <w:i/>
+        </w:rPr>
+        <w:t>all sheriffs reports</w:t>
+      </w:r>
+      <w:r>
+        <w:t xml:space="preserve"> — CONFIRMED</w:t>
+      </w:r>
+    </w:p>
+    <w:p>
+      <w:r>
+        <w:rPr>
+          <w:b/>
+        </w:rPr>
+        <w:t>P0424</w:t>
+      </w:r>
+      <w:r>
+        <w:t xml:space="preserve"> — WHAT THE COMPARISON ACTUALLY SHOWS -- AND THE NUANCE THAT MATTERS. Reardon's recorded clip, as it renders in the ASR (row P0416), captures him saying:…. </w:t>
+      </w:r>
+      <w:r>
+        <w:rPr>
+          <w:i/>
+        </w:rPr>
+        <w:t>Analysis: Police Reports/all sheriffs reports</w:t>
+      </w:r>
+      <w:r>
+        <w:t xml:space="preserve"> — CORROBORATED</w:t>
+      </w:r>
+    </w:p>
+    <w:p>
+      <w:r>
+        <w:rPr>
+          <w:b/>
+        </w:rPr>
+        <w:t>P0423</w:t>
+      </w:r>
+      <w:r>
+        <w:t xml:space="preserve"> — TESTING REARDON'S CLAIM AT ROW P0416 AGAINST THE ACTUAL REPORTS. Reardon asserts that Dixon and the second officer "both said in quotations that I said…. </w:t>
+      </w:r>
+      <w:r>
+        <w:rPr>
+          <w:i/>
+        </w:rPr>
+        <w:t>all sheriffs reports</w:t>
+      </w:r>
+      <w:r>
+        <w:t xml:space="preserve"> — CONFIRMED</w:t>
+      </w:r>
+    </w:p>
+    <w:p>
+      <w:r>
+        <w:rPr>
+          <w:b/>
+        </w:rPr>
+        <w:t>P0191</w:t>
+      </w:r>
+      <w:r>
+        <w:t xml:space="preserve"> — Nineteen saved emails and attachments, all mtime 2025-07-21, forming a single correspondence campaign: 'Service of Affidavit_Declaration to East.PDF'…. </w:t>
+      </w:r>
+      <w:r>
+        <w:rPr>
+          <w:i/>
+        </w:rPr>
+        <w:t>author's document archive</w:t>
+      </w:r>
+      <w:r>
+        <w:t xml:space="preserve"> — CONFIRMED — drive listing</w:t>
+      </w:r>
+    </w:p>
+    <w:p>
+      <w:r>
+        <w:rPr>
+          <w:b/>
+        </w:rPr>
+        <w:t>P0137</w:t>
+      </w:r>
+      <w:r>
+        <w:t xml:space="preserve"> — Para. 21/48: Reardon issued Rule 81 summonses but "never perfected process over Ms. </w:t>
+      </w:r>
+      <w:r>
+        <w:rPr>
+          <w:i/>
+        </w:rPr>
+        <w:t>Order by Whitwell on Recusal (via OCR), Paras. 21, 46, 48, 56, 30 September 2021</w:t>
+      </w:r>
+      <w:r>
+        <w:t xml:space="preserve"> — CONFIRMED — ocr of a typed court order</w:t>
+      </w:r>
+    </w:p>
+    <w:p>
+      <w:r>
+        <w:rPr>
+          <w:b/>
+        </w:rPr>
+        <w:t>P0495</w:t>
+      </w:r>
+      <w:r>
+        <w:t xml:space="preserve"> — Luther never presided in justice court. He is the senior circuit judge, and his role was appointment. </w:t>
+      </w:r>
+      <w:r>
+        <w:rPr>
+          <w:i/>
+        </w:rPr>
+        <w:t>Don's direct correction, given in-session 2026-08-12, correcting this project's account…</w:t>
+      </w:r>
+      <w:r>
+        <w:t xml:space="preserve"> — CORROBORATED</w:t>
+      </w:r>
+    </w:p>
+    <w:p>
+      <w:r>
+        <w:rPr>
+          <w:b/>
+        </w:rPr>
+        <w:t>P0205</w:t>
+      </w:r>
+      <w:r>
+        <w:t xml:space="preserve"> — O'Donnell's email signature gives the Clayton O'Donnell PLLC number as 1(662) 234-0900. Cathy Conner's signature gives the Lafayette County Sheriff's…. </w:t>
+      </w:r>
+      <w:r>
+        <w:rPr>
+          <w:i/>
+        </w:rPr>
+        <w:t>Cross-reference: row P0197 and P0198 signature blocks against GOOGLE_DRIVE_INVENTORY…</w:t>
+      </w:r>
+      <w:r>
+        <w:t xml:space="preserve"> — CORROBORATED</w:t>
+      </w:r>
+    </w:p>
+    <w:p>
+      <w:r>
+        <w:rPr>
+          <w:b/>
+        </w:rPr>
+        <w:t>P0245</w:t>
+      </w:r>
+      <w:r>
+        <w:t xml:space="preserve"> — 483 </w:t>
+      </w:r>
+      <w:r>
+        <w:rPr>
+          <w:rFonts w:ascii="Consolas" w:hAnsi="Consolas"/>
+          <w:sz w:val="22"/>
+        </w:rPr>
+        <w:t>.en.txt</w:t>
+      </w:r>
+      <w:r>
+        <w:t xml:space="preserve"> files, 1,550,220 words total, transcripts of the "Riding With The Outlaw" / "We The People News" / Lafayette County audit videos. </w:t>
+      </w:r>
+      <w:r>
+        <w:rPr>
+          <w:i/>
+        </w:rPr>
+        <w:t>directory enumeration and keyword census, 2026-08-03</w:t>
+      </w:r>
+      <w:r>
+        <w:t xml:space="preserve"> — CONFIRMED</w:t>
+      </w:r>
+    </w:p>
+    <w:p>
+      <w:r>
+        <w:rPr>
+          <w:b/>
+        </w:rPr>
+        <w:t>P0058</w:t>
+      </w:r>
+      <w:r>
+        <w:t xml:space="preserve"> — The opinion reproduces the circuit court administrator's emailed response to Reardon's pre-PCR emails alleging "erroneous corrupt acts committed on…. </w:t>
+      </w:r>
+      <w:r>
+        <w:rPr>
+          <w:i/>
+        </w:rPr>
+        <w:t>CourtListener opinion 11096103 -- Reardon v. State, No. 2020-CP-01259-COA (Miss. Ct.…</w:t>
+      </w:r>
+      <w:r>
+        <w:t xml:space="preserve"> — CONFIRMED — published appellate opinion</w:t>
+      </w:r>
+    </w:p>
+    <w:p>
+      <w:r>
+        <w:rPr>
+          <w:b/>
+        </w:rPr>
+        <w:t>S0023</w:t>
+      </w:r>
+      <w:r>
+        <w:t xml:space="preserve"> — Andy Arant, discussing formal representation: "I told you a long time ago... you're probably going to have to go outside of Oxford to get an…. </w:t>
+      </w:r>
+      <w:r>
+        <w:rPr>
+          <w:i/>
+        </w:rPr>
+        <w:t>american_injustice/wave4_results/root_batch_2_report</w:t>
+      </w:r>
+      <w:r>
+        <w:t xml:space="preserve"> — CONFIRMED — recorded call, on tape</w:t>
+      </w:r>
+    </w:p>
+    <w:p>
+      <w:r>
+        <w:rPr>
+          <w:b/>
+        </w:rPr>
+        <w:t>S0022</w:t>
+      </w:r>
+      <w:r>
+        <w:t xml:space="preserve"> — In a call with attorney Andy Arant reviewing a draft PCR motion, Reardon states: "I think Luther's going to end up recusing himself, because I sent a…. </w:t>
+      </w:r>
+      <w:r>
+        <w:rPr>
+          <w:i/>
+        </w:rPr>
+        <w:t>american_injustice/wave4_results/root_batch_2_report</w:t>
+      </w:r>
+      <w:r>
+        <w:t xml:space="preserve"> — CONFIRMED — recorded call, on tape, per report</w:t>
+      </w:r>
+    </w:p>
+    <w:p>
+      <w:r>
+        <w:rPr>
+          <w:b/>
+        </w:rPr>
+        <w:t>P0473</w:t>
+      </w:r>
+      <w:r>
+        <w:t xml:space="preserve"> — The bond-disparity data, recited from news coverage. </w:t>
+      </w:r>
+      <w:r>
+        <w:rPr>
+          <w:i/>
+        </w:rPr>
+        <w:t>Ill call this Exhibit A at trial in Justice Court ｜ Riding With The Outlaw The Patriot…</w:t>
+      </w:r>
+      <w:r>
+        <w:t xml:space="preserve"> — CORROBORATED</w:t>
+      </w:r>
+    </w:p>
+    <w:p>
+      <w:pPr>
+        <w:pStyle w:val="Heading3"/>
+      </w:pPr>
+      <w:r>
+        <w:t>2021</w:t>
+      </w:r>
+    </w:p>
+    <w:p>
+      <w:r>
+        <w:rPr>
+          <w:b/>
+        </w:rPr>
+        <w:t>P0115</w:t>
+      </w:r>
+      <w:r>
+        <w:t xml:space="preserve"> — The by_date/2021 folder contains 54 documents, essentially none of which appear in the evidence ledger. </w:t>
+      </w:r>
+      <w:r>
+        <w:rPr>
+          <w:i/>
+        </w:rPr>
+        <w:t>(directory listing, 2026-08-02)</w:t>
+      </w:r>
+      <w:r>
+        <w:t xml:space="preserve"> — CONFIRMED — directory listing</w:t>
+      </w:r>
+    </w:p>
+    <w:p>
+      <w:r>
+        <w:rPr>
+          <w:b/>
+        </w:rPr>
+        <w:t>P0415</w:t>
+      </w:r>
+      <w:r>
+        <w:t xml:space="preserve"> — Two independent files put the charge count at NINE and establish this was a bench trial after a jury demand was refused. </w:t>
+      </w:r>
+      <w:r>
+        <w:rPr>
+          <w:i/>
+        </w:rPr>
+        <w:t>Reardon Denied His Statutory and Constitutional Right to Trial By Jury for 9 Charges…</w:t>
+      </w:r>
+      <w:r>
+        <w:t xml:space="preserve"> — CORROBORATED</w:t>
+      </w:r>
+    </w:p>
+    <w:p>
+      <w:r>
+        <w:rPr>
+          <w:b/>
+        </w:rPr>
+        <w:t>P0416</w:t>
+      </w:r>
+      <w:r>
+        <w:t xml:space="preserve"> — Reardon makes a specific, testable contradiction claim about the Dec. 28, 2020 arrest: "Courtney Dixon came out... he didn't actually ask the things he…. </w:t>
+      </w:r>
+      <w:r>
+        <w:rPr>
+          <w:i/>
+        </w:rPr>
+        <w:t>Reardon Denied His Statutory and Constitutional Right to Trial By Jury for 9 Charges…</w:t>
+      </w:r>
+      <w:r>
+        <w:t xml:space="preserve"> — CORROBORATED</w:t>
+      </w:r>
+    </w:p>
+    <w:p>
+      <w:r>
+        <w:rPr>
+          <w:b/>
+        </w:rPr>
+        <w:t>P0308</w:t>
+      </w:r>
+      <w:r>
+        <w:t xml:space="preserve"> — Filed 02/21/2021 0341. 'On February 21, 2021, at 0154 hours, Deputy Kandi Beavers and I, Deputy Jacob Williford observed a vehicle with one headlight…. </w:t>
+      </w:r>
+      <w:r>
+        <w:rPr>
+          <w:i/>
+        </w:rPr>
+        <w:t>all sheriffs reports</w:t>
+      </w:r>
+      <w:r>
+        <w:t xml:space="preserve"> — CONFIRMED</w:t>
+      </w:r>
+    </w:p>
+    <w:p>
+      <w:r>
+        <w:rPr>
+          <w:b/>
+        </w:rPr>
+        <w:t>P0331</w:t>
+      </w:r>
+      <w:r>
+        <w:t xml:space="preserve"> — Reardon's own recording of the stop closely tracks the officers' written reports (P0308-P0309): odor of marijuana, his admission of having 'took one…. </w:t>
+      </w:r>
+      <w:r>
+        <w:rPr>
+          <w:i/>
+        </w:rPr>
+        <w:t>The “DUI” stop of Matt Reardon 2⁄21⁄2021 by Lafayette County Sheriffs Deputies Beavers…</w:t>
+      </w:r>
+      <w:r>
+        <w:t xml:space="preserve"> — CONFIRMED</w:t>
+      </w:r>
+    </w:p>
+    <w:p>
+      <w:r>
+        <w:rPr>
+          <w:b/>
+        </w:rPr>
+        <w:t>P0435</w:t>
+      </w:r>
+      <w:r>
+        <w:t xml:space="preserve"> — THE LEGAL SUBSTANCE OF THE MANDAMUS PETITION. Reardon's argument is a rules-conflict argument: that Judge Avant barred him from recording by citing…. </w:t>
+      </w:r>
+      <w:r>
+        <w:rPr>
+          <w:i/>
+        </w:rPr>
+        <w:t>Docs for Justice Court Trial, Pp. 14-18</w:t>
+      </w:r>
+      <w:r>
+        <w:t xml:space="preserve"> — CONFIRMED — direct read</w:t>
+      </w:r>
+    </w:p>
+    <w:p>
+      <w:r>
+        <w:rPr>
+          <w:b/>
+        </w:rPr>
+        <w:t>P0436</w:t>
+      </w:r>
+      <w:r>
+        <w:t xml:space="preserve"> — THE RECUSAL IS NOW INDEPENDENTLY CONFIRMED BY AN OFFICIAL COURT DOCUMENT. A letter on Lafayette County Justice Court letterhead ([address withheld]),…. </w:t>
+      </w:r>
+      <w:r>
+        <w:rPr>
+          <w:i/>
+        </w:rPr>
+        <w:t>Docs for Justice Court Trial, P. 20 -- Letter on Lafayette County Justice Court…</w:t>
+      </w:r>
+      <w:r>
+        <w:t xml:space="preserve"> — CONFIRMED — official court correspondence, direct read</w:t>
+      </w:r>
+    </w:p>
+    <w:p>
+      <w:r>
+        <w:rPr>
+          <w:b/>
+        </w:rPr>
+        <w:t>P0456</w:t>
+      </w:r>
+      <w:r>
+        <w:t xml:space="preserve"> — FIFTH UNRETURNED CALL TO THE FBI, AND REARDON'S OWN ESCALATION ON TAPE. He states: 'I've called five times, this is the 5th time now... I've described…. </w:t>
+      </w:r>
+      <w:r>
+        <w:rPr>
+          <w:i/>
+        </w:rPr>
+        <w:t>recordings-transcripts/manual_additions/[file id] -- Don-supplied transcript, NEW TO…</w:t>
+      </w:r>
+      <w:r>
+        <w:t xml:space="preserve"> — CONFIRMED — transcript of reardon's own recording</w:t>
+      </w:r>
+    </w:p>
+    <w:p>
+      <w:r>
+        <w:rPr>
+          <w:b/>
+        </w:rPr>
+        <w:t>P0462</w:t>
+      </w:r>
+      <w:r>
+        <w:t xml:space="preserve"> — The may 3, 2021 'fifth call' was to the Mississippi bureau of investigation, not the FBI. </w:t>
+      </w:r>
+      <w:r>
+        <w:rPr>
+          <w:i/>
+        </w:rPr>
+        <w:t>Correction to row P0456, on Don's direct challenge in-session 2026-08-12, plus…</w:t>
+      </w:r>
+      <w:r>
+        <w:t xml:space="preserve"> — CORROBORATED</w:t>
+      </w:r>
+    </w:p>
+    <w:p>
+      <w:r>
+        <w:rPr>
+          <w:b/>
+        </w:rPr>
+        <w:t>P0399</w:t>
+      </w:r>
+      <w:r>
+        <w:t xml:space="preserve"> — AG's-office staffer, identifying herself as "Casey Geiger with the attorney general[,] Lynn [Fitch's office]," appears to misdial and repeatedly…. </w:t>
+      </w:r>
+      <w:r>
+        <w:rPr>
+          <w:i/>
+        </w:rPr>
+        <w:t>audio_transcripts/Tony Geiger attorney generals office accidental call back May 14 2021-…</w:t>
+      </w:r>
+      <w:r>
+        <w:t xml:space="preserve"> — CONFIRMED</w:t>
+      </w:r>
+    </w:p>
+    <w:p>
+      <w:r>
+        <w:rPr>
+          <w:b/>
+        </w:rPr>
+        <w:t>P0069</w:t>
+      </w:r>
+      <w:r>
+        <w:t xml:space="preserve"> — A federal civil rights action, Reardon v. </w:t>
+      </w:r>
+      <w:r>
+        <w:rPr>
+          <w:i/>
+        </w:rPr>
+        <w:t>CourtListener/RECAP docket 60745088 -- Reardon v. City of Oxford, MS, No. 3:21-cv-00118…</w:t>
+      </w:r>
+      <w:r>
+        <w:t xml:space="preserve"> — CONFIRMED — federal docket record, retrieved 2026-08-02</w:t>
+      </w:r>
+    </w:p>
+    <w:p>
+      <w:r>
+        <w:rPr>
+          <w:b/>
+        </w:rPr>
+        <w:t>P0071</w:t>
+      </w:r>
+      <w:r>
+        <w:t xml:space="preserve"> — Complete docket, 11 entries: (1) Complaint with Exhibits A-D, filed pro se 2021-06-04; (2) Motion to proceed in forma pauperis; (3) 2021-06-07 assigned…. </w:t>
+      </w:r>
+      <w:r>
+        <w:rPr>
+          <w:i/>
+        </w:rPr>
+        <w:t>CourtListener/RECAP docket 60745088 -- Reardon v. City of Oxford, MS, No. 3:21-cv-00118…</w:t>
+      </w:r>
+      <w:r>
+        <w:t xml:space="preserve"> — CONFIRMED — federal docket record, retrieved 2026-08-02</w:t>
+      </w:r>
+    </w:p>
+    <w:p>
+      <w:r>
+        <w:rPr>
+          <w:b/>
+        </w:rPr>
+        <w:t>P0070</w:t>
+      </w:r>
+      <w:r>
+        <w:t xml:space="preserve"> — Docket entry 4: "AMENDED EMERGENCY COMPLAINT against Jarrett Bundren, Lafayette Co Prosecutor Bela J Chain, City of Oxford, MS, Courtney Dixon, Joey…. </w:t>
+      </w:r>
+      <w:r>
+        <w:rPr>
+          <w:i/>
+        </w:rPr>
+        <w:t>CourtListener/RECAP docket 60745088, entry 4 -- Reardon v. City of Oxford, MS, No.…</w:t>
+      </w:r>
+      <w:r>
+        <w:t xml:space="preserve"> — CONFIRMED — federal docket record, retrieved 2026-08-02</w:t>
+      </w:r>
+    </w:p>
+    <w:p>
+      <w:r>
+        <w:rPr>
+          <w:b/>
+        </w:rPr>
+        <w:t>P0072</w:t>
+      </w:r>
+      <w:r>
+        <w:t xml:space="preserve"> — Two roster-relevant confirmations from the caption: (1) Mickey Mallette is named as a defendant, styled "Asst District Attorney Mickey Mallette" -- a…. </w:t>
+      </w:r>
+      <w:r>
+        <w:rPr>
+          <w:i/>
+        </w:rPr>
+        <w:t>CourtListener/RECAP docket 60745088, entry 4 -- Reardon v. City of Oxford, MS (N.D. Miss.)</w:t>
+      </w:r>
+      <w:r>
+        <w:t xml:space="preserve"> — CONFIRMED — federal docket record</w:t>
+      </w:r>
+    </w:p>
+    <w:p>
+      <w:r>
+        <w:rPr>
+          <w:b/>
+        </w:rPr>
+        <w:t>P0073</w:t>
+      </w:r>
+      <w:r>
+        <w:t xml:space="preserve"> — Courtney Dixon and Ethan Tidwell are both named as defendants in the June 9, 2021 amended complaint. </w:t>
+      </w:r>
+      <w:r>
+        <w:rPr>
+          <w:i/>
+        </w:rPr>
+        <w:t>CourtListener/RECAP docket 60745088, entry 4 -- Reardon v. City of Oxford, MS (N.D. Miss.)</w:t>
+      </w:r>
+      <w:r>
+        <w:t xml:space="preserve"> — CONFIRMED — federal docket record</w:t>
+      </w:r>
+    </w:p>
+    <w:p>
+      <w:r>
+        <w:rPr>
+          <w:b/>
+        </w:rPr>
+        <w:t>P0196</w:t>
+      </w:r>
+      <w:r>
+        <w:t xml:space="preserve"> — Automated non-delivery report from mailer-daemon@mail.zoho.com to matt@mattreardon.com, 2021-06-16 10:39 AM. The original message was from…. </w:t>
+      </w:r>
+      <w:r>
+        <w:rPr>
+          <w:i/>
+        </w:rPr>
+        <w:t>author's document archive</w:t>
+      </w:r>
+      <w:r>
+        <w:t xml:space="preserve"> — CONFIRMED</w:t>
+      </w:r>
+    </w:p>
+    <w:p>
+      <w:r>
+        <w:rPr>
+          <w:b/>
+        </w:rPr>
+        <w:t>P0198</w:t>
+      </w:r>
+      <w:r>
+        <w:t xml:space="preserve"> — Cathy Conner, Administrative Assistant, Lafayette County Sheriff's Department, 662-234-6421, to Matt Reardon, 2021-06-21 4:02 PM: "Matt, in order to…. </w:t>
+      </w:r>
+      <w:r>
+        <w:rPr>
+          <w:i/>
+        </w:rPr>
+        <w:t>author's document archive, quoted reply</w:t>
+      </w:r>
+      <w:r>
+        <w:t xml:space="preserve"> — CONFIRMED</w:t>
+      </w:r>
+    </w:p>
+    <w:p>
+      <w:r>
+        <w:rPr>
+          <w:b/>
+        </w:rPr>
+        <w:t>P0199</w:t>
+      </w:r>
+      <w:r>
+        <w:t xml:space="preserve"> — Reardon to Cathy Conner, cc Jeast and Dodonnell, 2021-06-21 8:34 PM: "I would also like to lodge my request with you for an internal affairs…. </w:t>
+      </w:r>
+      <w:r>
+        <w:rPr>
+          <w:i/>
+        </w:rPr>
+        <w:t>author's document archive</w:t>
+      </w:r>
+      <w:r>
+        <w:t xml:space="preserve"> — CONFIRMED</w:t>
+      </w:r>
+    </w:p>
+    <w:p>
+      <w:r>
+        <w:rPr>
+          <w:b/>
+        </w:rPr>
+        <w:t>P0204</w:t>
+      </w:r>
+      <w:r>
+        <w:t xml:space="preserve"> — Reardon, from mr@mattreardon.com, 2021-06-21 8:47 PM, to five addresses: &lt;cconner@lafayettecoms.com&gt;, "Jeast" &lt;jeast@lafayettecoms.com&gt;, "Smills"…. </w:t>
+      </w:r>
+      <w:r>
+        <w:rPr>
+          <w:i/>
+        </w:rPr>
+        <w:t>author's document archive</w:t>
+      </w:r>
+      <w:r>
+        <w:t xml:space="preserve"> — CONFIRMED — saved email with header block</w:t>
+      </w:r>
+    </w:p>
+    <w:p>
+      <w:r>
+        <w:rPr>
+          <w:b/>
+        </w:rPr>
+        <w:t>P0637</w:t>
+      </w:r>
+      <w:r>
+        <w:t xml:space="preserve"> — A second copy of the garrison recusal - and its fax header supplies something the archive's copy does not. </w:t>
+      </w:r>
+      <w:r>
+        <w:rPr>
+          <w:i/>
+        </w:rPr>
+        <w:t>Google Drive: '20210811_VERSUS MATTHEW REARDON' (id [file id]), read directly 2026-08-16</w:t>
+      </w:r>
+      <w:r>
+        <w:t xml:space="preserve"> — CONFIRMED — direct read of the order</w:t>
+      </w:r>
+    </w:p>
+    <w:p>
+      <w:r>
+        <w:rPr>
+          <w:b/>
+        </w:rPr>
+        <w:t>S0026</w:t>
+      </w:r>
+      <w:r>
+        <w:t xml:space="preserve"> — A receptionist, asked for "Denise," replies: "This is not Denise's law firm. </w:t>
+      </w:r>
+      <w:r>
+        <w:rPr>
+          <w:i/>
+        </w:rPr>
+        <w:t>american_injustice/wave6_results/[file id]</w:t>
+      </w:r>
+      <w:r>
+        <w:t xml:space="preserve"> — CONFIRMED — recorded call</w:t>
+      </w:r>
+    </w:p>
+    <w:p>
+      <w:r>
+        <w:rPr>
+          <w:b/>
+        </w:rPr>
+        <w:t>P0136</w:t>
+      </w:r>
+      <w:r>
+        <w:t xml:space="preserve"> — Para. 49: on September 14, 2021 the Court continued the matter to January 12, 2022, "ordered Mr. </w:t>
+      </w:r>
+      <w:r>
+        <w:rPr>
+          <w:i/>
+        </w:rPr>
+        <w:t>Order by Whitwell on Recusal (via OCR), Paras. 49, 54, 30 September 2021</w:t>
+      </w:r>
+      <w:r>
+        <w:t xml:space="preserve"> — CONFIRMED — ocr of a typed court order</w:t>
+      </w:r>
+    </w:p>
+    <w:p>
+      <w:r>
+        <w:rPr>
+          <w:b/>
+        </w:rPr>
+        <w:t>P0138</w:t>
+      </w:r>
+      <w:r>
+        <w:t xml:space="preserve"> — Para. 51: the Court must rule within thirty days under Uniform Chancery Court Rule 1.11; "Mr. </w:t>
+      </w:r>
+      <w:r>
+        <w:rPr>
+          <w:i/>
+        </w:rPr>
+        <w:t>Order by Whitwell on Recusal (via OCR), Paras. 50-52, 58-59, 30 September 2021</w:t>
+      </w:r>
+      <w:r>
+        <w:t xml:space="preserve"> — CONFIRMED — ocr of a typed court order</w:t>
+      </w:r>
+    </w:p>
+    <w:p>
+      <w:r>
+        <w:rPr>
+          <w:b/>
+        </w:rPr>
+        <w:t>P0293</w:t>
+      </w:r>
+      <w:r>
+        <w:t xml:space="preserve"> — Matthew Oliver Reardon, pro se, filed an emergency notice of appeal with the Mississippi Supreme Court (routed through the Lafayette County Chancery…. </w:t>
+      </w:r>
+      <w:r>
+        <w:rPr>
+          <w:i/>
+        </w:rPr>
+        <w:t>Emergency Notice of Appeal and Petition for Writ of Mandamus (direct Read 2026-08-04;…</w:t>
+      </w:r>
+      <w:r>
+        <w:t xml:space="preserve"> — CONFIRMED</w:t>
+      </w:r>
+    </w:p>
+    <w:p>
+      <w:r>
+        <w:rPr>
+          <w:b/>
+        </w:rPr>
+        <w:t>P0143</w:t>
+      </w:r>
+      <w:r>
+        <w:t xml:space="preserve"> — A Pauper's Oath filed in Cause CV2016-422 (Chancery Court of Lafayette County), swearing Reardon's financial status is below the federal poverty…. </w:t>
+      </w:r>
+      <w:r>
+        <w:rPr>
+          <w:i/>
+        </w:rPr>
+        <w:t>Denial of IFP on Appeal by Whitwell (via OCR), 1 November 2021</w:t>
+      </w:r>
+      <w:r>
+        <w:t xml:space="preserve"> — CONFIRMED</w:t>
+      </w:r>
+    </w:p>
+    <w:p>
+      <w:r>
+        <w:rPr>
+          <w:b/>
+        </w:rPr>
+        <w:t>P0238</w:t>
+      </w:r>
+      <w:r>
+        <w:t xml:space="preserve"> — Opening housekeeping before a judge addressed as "Your Honor", with a prosecutor, defence counsel, and a court reporter present. </w:t>
+      </w:r>
+      <w:r>
+        <w:rPr>
+          <w:i/>
+        </w:rPr>
+        <w:t>audio_transcripts/2021-11-04 - Justice Court Trial, Opening Session (MACHINE…</w:t>
+      </w:r>
+      <w:r>
+        <w:t xml:space="preserve"> — CONFIRMED — rule 3a</w:t>
+      </w:r>
+    </w:p>
+    <w:p>
+      <w:r>
+        <w:rPr>
+          <w:b/>
+        </w:rPr>
+        <w:t>P0239</w:t>
+      </w:r>
+      <w:r>
+        <w:t xml:space="preserve"> — Defence counsel asks the court, on Reardon's behalf, for leave to record the proceedings "in order to preserve the record, so if aggrieved, he can…. </w:t>
+      </w:r>
+      <w:r>
+        <w:rPr>
+          <w:i/>
+        </w:rPr>
+        <w:t>Same transcript at 00:09:33-00:09:58; source 211104_0854.mp3</w:t>
+      </w:r>
+      <w:r>
+        <w:t xml:space="preserve"> — CONFIRMED</w:t>
+      </w:r>
+    </w:p>
+    <w:p>
+      <w:r>
+        <w:rPr>
+          <w:b/>
+        </w:rPr>
+        <w:t>P0240</w:t>
+      </w:r>
+      <w:r>
+        <w:t xml:space="preserve"> — Across the opening session, defence counsel: filed a motion for self-authentication or judicial notice of pleadings from other courts and secured their…. </w:t>
+      </w:r>
+      <w:r>
+        <w:rPr>
+          <w:i/>
+        </w:rPr>
+        <w:t>Same transcript, 00:04:55-00:17:01</w:t>
+      </w:r>
+      <w:r>
+        <w:t xml:space="preserve"> — CONFIRMED — recording, rule 3a</w:t>
+      </w:r>
+    </w:p>
+    <w:p>
+      <w:r>
+        <w:rPr>
+          <w:b/>
+        </w:rPr>
+        <w:t>P0241</w:t>
+      </w:r>
+      <w:r>
+        <w:t xml:space="preserve"> — Defence counsel identifies the documents tendered for authentication as including "a order from the Municipal Court of Olive Branch, um, uh, order…. </w:t>
+      </w:r>
+      <w:r>
+        <w:rPr>
+          <w:i/>
+        </w:rPr>
+        <w:t>Same transcript at 00:05:37-00:06:33</w:t>
+      </w:r>
+      <w:r>
+        <w:t xml:space="preserve"> — CONFIRMED — recording, rule 3a</w:t>
+      </w:r>
+    </w:p>
+    <w:p>
+      <w:r>
+        <w:rPr>
+          <w:b/>
+        </w:rPr>
+        <w:t>P0242</w:t>
+      </w:r>
+      <w:r>
+        <w:t xml:space="preserve"> — During a recess, recording himself rather than the proceedings, Reardon says: "Okay, so we're in a brief intermission right now till 1:00. JOEY EAST…. </w:t>
+      </w:r>
+      <w:r>
+        <w:rPr>
+          <w:i/>
+        </w:rPr>
+        <w:t>Same transcript at 00:17:44 (Reardon's own recess commentary); cross-referenced to rows…</w:t>
+      </w:r>
+      <w:r>
+        <w:t xml:space="preserve"> — CONFIRMED</w:t>
+      </w:r>
+    </w:p>
+    <w:p>
+      <w:r>
+        <w:rPr>
+          <w:b/>
+        </w:rPr>
+        <w:t>P0243</w:t>
+      </w:r>
+      <w:r>
+        <w:t xml:space="preserve"> — Defence counsel states that "by agreement in chancery court" the 2020 text-harassment charges were to be dismissed or dropped; that Crowder contacted…. </w:t>
+      </w:r>
+      <w:r>
+        <w:rPr>
+          <w:i/>
+        </w:rPr>
+        <w:t>Same transcript at 00:10:11-00:13:54</w:t>
+      </w:r>
+      <w:r>
+        <w:t xml:space="preserve"> — CONFIRMED — recording, rule 3a</w:t>
+      </w:r>
+    </w:p>
+    <w:p>
+      <w:r>
+        <w:rPr>
+          <w:b/>
+        </w:rPr>
+        <w:t>P0412</w:t>
+      </w:r>
+      <w:r>
+        <w:t xml:space="preserve"> — Asked on the stand what he had observed about Reardon, the law-enforcement witness testifies adversely and at length: "what I have found about Matt…. </w:t>
+      </w:r>
+      <w:r>
+        <w:rPr>
+          <w:i/>
+        </w:rPr>
+        <w:t>The November-Nine"- A Mob Dominated Trial of Lies / RIDINGWITHTHEOUTLAW.COM.en</w:t>
+      </w:r>
+      <w:r>
+        <w:t xml:space="preserve"> — CORROBORATED</w:t>
+      </w:r>
+    </w:p>
+    <w:p>
+      <w:r>
+        <w:rPr>
+          <w:b/>
+        </w:rPr>
+        <w:t>P0464</w:t>
+      </w:r>
+      <w:r>
+        <w:t xml:space="preserve"> — The presiding judge identifies himself as familiar with union county's fee practice, from the bench. </w:t>
+      </w:r>
+      <w:r>
+        <w:rPr>
+          <w:i/>
+        </w:rPr>
+        <w:t>recordings-transcripts/trial-dec2021-batch/, Tier1_TrialAudio_11-4-21 -- Don-supplied…</w:t>
+      </w:r>
+      <w:r>
+        <w:t xml:space="preserve"> — CORROBORATED</w:t>
+      </w:r>
+    </w:p>
+    <w:p>
+      <w:r>
+        <w:rPr>
+          <w:b/>
+        </w:rPr>
+        <w:t>P0467</w:t>
+      </w:r>
+      <w:r>
+        <w:t xml:space="preserve"> — EAST CONCEDED, AT THIS TRIAL, THAT THE SALLYPORT VIDEO COULD HAVE BEEN PRESERVED -- BECAUSE HIS DEPARTMENT HAD PRESERVED OTHER VIDEO FROM THE SAME…. </w:t>
+      </w:r>
+      <w:r>
+        <w:rPr>
+          <w:i/>
+        </w:rPr>
+        <w:t>recordings-transcripts/trial-dec2021-batch/[file id].mp3 -- Don-supplied trial audio,…</w:t>
+      </w:r>
+      <w:r>
+        <w:t xml:space="preserve"> — CORROBORATED</w:t>
+      </w:r>
+    </w:p>
+    <w:p>
+      <w:r>
+        <w:rPr>
+          <w:b/>
+        </w:rPr>
+        <w:t>P0718</w:t>
+      </w:r>
+      <w:r>
+        <w:t xml:space="preserve"> — His account of sheriff East on the stand - including the sallyport question and the answer he did not give. </w:t>
+      </w:r>
+      <w:r>
+        <w:rPr>
+          <w:i/>
+        </w:rPr>
+        <w:t>Plaintiffs More Definitive Statement (3-22-cv-00050, Doc 74, 48pp), PDF Pp.32-34 /…</w:t>
+      </w:r>
+      <w:r>
+        <w:t xml:space="preserve"> — CORROBORATED</w:t>
+      </w:r>
+    </w:p>
+    <w:p>
+      <w:r>
+        <w:rPr>
+          <w:b/>
+        </w:rPr>
+        <w:t>S0006</w:t>
+      </w:r>
+      <w:r>
+        <w:t xml:space="preserve"> — At the Nov 4, 2021 trial, cross-examining Sheriff Joey East on video preservation, East testified sallyport/jail cameras auto-erase after 7 days and…. </w:t>
+      </w:r>
+      <w:r>
+        <w:rPr>
+          <w:i/>
+        </w:rPr>
+        <w:t>audit_addendum_20260723</w:t>
+      </w:r>
+      <w:r>
+        <w:t xml:space="preserve"> — CONFIRMED — sworn trial testimony</w:t>
+      </w:r>
+    </w:p>
+    <w:p>
+      <w:r>
+        <w:rPr>
+          <w:b/>
+        </w:rPr>
+        <w:t>P0465</w:t>
+      </w:r>
+      <w:r>
+        <w:t xml:space="preserve"> — CROWDER TRIED TO DROP THE 2020 CHARGES AND WAS CHARGED A FEE TO DO IT. Defence counsel states on the record: 'It's my understanding that miss Crowder…. </w:t>
+      </w:r>
+      <w:r>
+        <w:rPr>
+          <w:i/>
+        </w:rPr>
+        <w:t>recordings-transcripts/trial-dec2021-batch/, Tier1_TrialAudio_11-4-21 -- Don-supplied…</w:t>
+      </w:r>
+      <w:r>
+        <w:t xml:space="preserve"> — CORROBORATED</w:t>
+      </w:r>
+    </w:p>
+    <w:p>
+      <w:r>
+        <w:rPr>
+          <w:b/>
+        </w:rPr>
+        <w:t>P0476</w:t>
+      </w:r>
+      <w:r>
+        <w:t xml:space="preserve"> — Sheriff East testified that Reardon was a threat because he believed his conviction was orchestrated -- one month before seeking his commitment. </w:t>
+      </w:r>
+      <w:r>
+        <w:rPr>
+          <w:i/>
+        </w:rPr>
+        <w:t>recordings-transcripts/trial-dec2021-batch/[file id] Conduct and Resisting.mp3 (11,619…</w:t>
+      </w:r>
+      <w:r>
+        <w:t xml:space="preserve"> — CORROBORATED — sworn testimony on the trial recording</w:t>
+      </w:r>
+    </w:p>
+    <w:p>
+      <w:r>
+        <w:rPr>
+          <w:b/>
+        </w:rPr>
+        <w:t>P0475</w:t>
+      </w:r>
+      <w:r>
+        <w:t xml:space="preserve"> — Deputy dixon conceded on cross that he never gave the commands the reports describe. </w:t>
+      </w:r>
+      <w:r>
+        <w:rPr>
+          <w:i/>
+        </w:rPr>
+        <w:t>recordings-transcripts/trial-dec2021-batch/[file id] Conduct and Resisting.mp3 (11,619…</w:t>
+      </w:r>
+      <w:r>
+        <w:t xml:space="preserve"> — CORROBORATED</w:t>
+      </w:r>
+    </w:p>
+    <w:p>
+      <w:r>
+        <w:rPr>
+          <w:b/>
+        </w:rPr>
+        <w:t>P0477</w:t>
+      </w:r>
+      <w:r>
+        <w:t xml:space="preserve"> — No ordinance made the parking illegal, and the sign was ambiguous on its face. </w:t>
+      </w:r>
+      <w:r>
+        <w:rPr>
+          <w:i/>
+        </w:rPr>
+        <w:t>recordings-transcripts/trial-dec2021-batch/[file id] Conduct and Resisting.mp3 (11,619…</w:t>
+      </w:r>
+      <w:r>
+        <w:t xml:space="preserve"> — CORROBORATED — sworn cross-examination</w:t>
+      </w:r>
+    </w:p>
+    <w:p>
+      <w:r>
+        <w:rPr>
+          <w:b/>
+        </w:rPr>
+        <w:t>P0468</w:t>
+      </w:r>
+      <w:r>
+        <w:t xml:space="preserve"> — Two officer reports contradicted by Reardon's own recording -- and the recording was authenticated against the department's own jail camera. </w:t>
+      </w:r>
+      <w:r>
+        <w:rPr>
+          <w:i/>
+        </w:rPr>
+        <w:t>Matthew Reardon's 4 Confrontations at Lafayette County Sheriff's Department in 2020…</w:t>
+      </w:r>
+      <w:r>
+        <w:t xml:space="preserve"> — CORROBORATED — trial testimony, published transcript</w:t>
+      </w:r>
+    </w:p>
+    <w:p>
+      <w:r>
+        <w:rPr>
+          <w:b/>
+        </w:rPr>
+        <w:t>P0469</w:t>
+      </w:r>
+      <w:r>
+        <w:t xml:space="preserve"> — WHY HE WAS AT THE SHERIFF'S DEPARTMENT AT ALL -- THE STATE'S 'AMBUSH' THEORY, ANSWERED. Counsel elicits the reason for the visits after the prosecution…. </w:t>
+      </w:r>
+      <w:r>
+        <w:rPr>
+          <w:i/>
+        </w:rPr>
+        <w:t>Matthew Reardon's 4 Confrontations at Lafayette County Sheriff's Department in 2020…</w:t>
+      </w:r>
+      <w:r>
+        <w:t xml:space="preserve"> — CORROBORATED — trial testimony, published transcript</w:t>
+      </w:r>
+    </w:p>
+    <w:p>
+      <w:r>
+        <w:rPr>
+          <w:b/>
+        </w:rPr>
+        <w:t>P0493</w:t>
+      </w:r>
+      <w:r>
+        <w:t xml:space="preserve"> — The november 4, 2021 bench trial judge is identified: Chris childers, justice court, union county. </w:t>
+      </w:r>
+      <w:r>
+        <w:rPr>
+          <w:i/>
+        </w:rPr>
+        <w:t>Don's direct answer, given in-session 2026-08-12, in response to this project's standing…</w:t>
+      </w:r>
+      <w:r>
+        <w:t xml:space="preserve"> — CORROBORATED — row p0464</w:t>
+      </w:r>
+    </w:p>
+    <w:p>
+      <w:r>
+        <w:rPr>
+          <w:b/>
+        </w:rPr>
+        <w:t>P0411</w:t>
+      </w:r>
+      <w:r>
+        <w:t xml:space="preserve"> — Embedded trial footage captures cross-examination of a law-enforcement witness on video preservation. </w:t>
+      </w:r>
+      <w:r>
+        <w:rPr>
+          <w:i/>
+        </w:rPr>
+        <w:t>The November-Nine"- A Mob Dominated Trial of Lies / RIDINGWITHTHEOUTLAW.COM.en</w:t>
+      </w:r>
+      <w:r>
+        <w:t xml:space="preserve"> — CORROBORATED</w:t>
+      </w:r>
+    </w:p>
+    <w:p>
+      <w:r>
+        <w:rPr>
+          <w:b/>
+        </w:rPr>
+        <w:t>P0644</w:t>
+      </w:r>
+      <w:r>
+        <w:t xml:space="preserve"> — Cause 9291202 is identified, and don's sworn statement is substantially vindicated. This reverses the correction I made at p0638 a few hours ago. </w:t>
+      </w:r>
+      <w:r>
+        <w:rPr>
+          <w:i/>
+        </w:rPr>
+        <w:t>Google Drive: 'Motion for Post-Conviction Relief 11-26-24' (id [file id]), Case…</w:t>
+      </w:r>
+      <w:r>
+        <w:t xml:space="preserve"> — CONFIRMED</w:t>
+      </w:r>
+    </w:p>
+    <w:p>
+      <w:r>
+        <w:rPr>
+          <w:b/>
+        </w:rPr>
+        <w:t>P0645</w:t>
+      </w:r>
+      <w:r>
+        <w:t xml:space="preserve"> — HE PERFECTED HIS APPEAL IN NINE DAYS AND WAS THEN BLOCKED FROM FILING IT BY A $150 FEE - AFTER A JUDGE HAD ALREADY DECLARED HIM INDIGENT. THIS IS ONE…. </w:t>
+      </w:r>
+      <w:r>
+        <w:rPr>
+          <w:i/>
+        </w:rPr>
+        <w:t>Google Drive: 'Motion for Post-Conviction Relief 11-26-24' (id [file id]), Case…</w:t>
+      </w:r>
+      <w:r>
+        <w:t xml:space="preserve"> — CONFIRMED — recited by counsel from exhibits</w:t>
+      </w:r>
+    </w:p>
+    <w:p>
+      <w:r>
+        <w:rPr>
+          <w:b/>
+        </w:rPr>
+        <w:t>P0122</w:t>
+      </w:r>
+      <w:r>
+        <w:t xml:space="preserve"> — The file includes a Mississippi Department of Public Safety "NATIONAL INSTANT CRIMINAL BACKGROUND CHECK SYSTEM (NICS) ENTRY FORM," submitted by the…. </w:t>
+      </w:r>
+      <w:r>
+        <w:rPr>
+          <w:i/>
+        </w:rPr>
+        <w:t>The Lafayette County Commitment (OCR, NICS Form Page), 9 December 2021</w:t>
+      </w:r>
+      <w:r>
+        <w:t xml:space="preserve"> — CONFIRMED</w:t>
+      </w:r>
+    </w:p>
+    <w:p>
+      <w:r>
+        <w:rPr>
+          <w:b/>
+        </w:rPr>
+        <w:t>S0007</w:t>
+      </w:r>
+      <w:r>
+        <w:t xml:space="preserve"> — AUSA Bob Norman (bob.norman@usdoj.gov), in two recorded calls, told Reardon "I don't see you as a victim, Matt," and offered a DOJ Civil Rights…. </w:t>
+      </w:r>
+      <w:r>
+        <w:rPr>
+          <w:i/>
+        </w:rPr>
+        <w:t>audit_addendum_20260723</w:t>
+      </w:r>
+      <w:r>
+        <w:t xml:space="preserve"> — CONFIRMED — recorded call, on tape</w:t>
+      </w:r>
+    </w:p>
+    <w:p>
+      <w:r>
+        <w:rPr>
+          <w:b/>
+        </w:rPr>
+        <w:t>P0062</w:t>
+      </w:r>
+      <w:r>
+        <w:t xml:space="preserve"> — The Lafayette County Justice Court's December 2, 2021 order, quoted in full: "That the honorable Mitchell O. Driskell, III, counsel for Matthew…. </w:t>
+      </w:r>
+      <w:r>
+        <w:rPr>
+          <w:i/>
+        </w:rPr>
+        <w:t>CourtListener opinion 11308489 -- Reardon v. State, No. 2024-KM-00839-COA (Miss. Ct.…</w:t>
+      </w:r>
+      <w:r>
+        <w:t xml:space="preserve"> — CONFIRMED</w:t>
+      </w:r>
+    </w:p>
+    <w:p>
+      <w:r>
+        <w:rPr>
+          <w:b/>
+        </w:rPr>
+        <w:t>P0063</w:t>
+      </w:r>
+      <w:r>
+        <w:t xml:space="preserve"> — Footnote 1: "It is unclear from the record why Driskell withdrew as counsel at this time." Para. 18: "Reardon's failure to perfect his appeal stems…. </w:t>
+      </w:r>
+      <w:r>
+        <w:rPr>
+          <w:i/>
+        </w:rPr>
+        <w:t>CourtListener opinion 11308489 -- Reardon v. State, No. 2024-KM-00839-COA (Miss. Ct.…</w:t>
+      </w:r>
+      <w:r>
+        <w:t xml:space="preserve"> — CONFIRMED — published appellate opinion</w:t>
+      </w:r>
+    </w:p>
+    <w:p>
+      <w:r>
+        <w:rPr>
+          <w:b/>
+        </w:rPr>
+        <w:t>P0083</w:t>
+      </w:r>
+      <w:r>
+        <w:t xml:space="preserve"> — The opinion states: "the Lafayette County Board Attorney, David O'Donnell, emailed REARDON regarding the issue. </w:t>
+      </w:r>
+      <w:r>
+        <w:rPr>
+          <w:i/>
+        </w:rPr>
+        <w:t>CourtListener RECAP document 354217819 -- Dkt. 90 at 2 (quoting Am. Compl. [30] at 21)</w:t>
+      </w:r>
+      <w:r>
+        <w:t xml:space="preserve"> — CONFIRMED — the email itself has not been obtained</w:t>
+      </w:r>
+    </w:p>
+    <w:p>
+      <w:r>
+        <w:rPr>
+          <w:b/>
+        </w:rPr>
+        <w:t>P0721</w:t>
+      </w:r>
+      <w:r>
+        <w:t xml:space="preserve"> — The appeal was filed and assigned to judge kent Smith by a random algorithm - and he recorded the clerk saying so. </w:t>
+      </w:r>
+      <w:r>
+        <w:rPr>
+          <w:i/>
+        </w:rPr>
+        <w:t>Plaintiffs More Definitive Statement (3-22-cv-00050, Doc 74, 48pp), PDF P.37 / Narrative…</w:t>
+      </w:r>
+      <w:r>
+        <w:t xml:space="preserve"> — CONFIRMED</w:t>
+      </w:r>
+    </w:p>
+    <w:p>
+      <w:r>
+        <w:rPr>
+          <w:b/>
+        </w:rPr>
+        <w:t>P0145</w:t>
+      </w:r>
+      <w:r>
+        <w:t xml:space="preserve"> — Five videos confirmed live and public as of 2026-08-03, all on the channel "Patriot News Activism": (1) dHJbVAJGk98 -- "Filing new case in Lafayette…. </w:t>
+      </w:r>
+      <w:r>
+        <w:rPr>
+          <w:i/>
+        </w:rPr>
+        <w:t>YouTube channel "Patriot News Activism" (youtube.com/@patriotnewsactivism) -- five video…</w:t>
+      </w:r>
+      <w:r>
+        <w:t xml:space="preserve"> — CONFIRMED — oembed retrieval</w:t>
+      </w:r>
+    </w:p>
+    <w:p>
+      <w:r>
+        <w:rPr>
+          <w:b/>
+        </w:rPr>
+        <w:t>P0146</w:t>
+      </w:r>
+      <w:r>
+        <w:t xml:space="preserve"> — A publicly posted video whose title states that Sheriff Joey East pulled up and told Reardon not to return to the Circuit Court / Clerk's Office on…. </w:t>
+      </w:r>
+      <w:r>
+        <w:rPr>
+          <w:i/>
+        </w:rPr>
+        <w:t>YouTube video pVuKdCSBsCg -- "Sheriff Joey East pulls up and tells me not to go back…</w:t>
+      </w:r>
+      <w:r>
+        <w:t xml:space="preserve"> — CONFIRMED</w:t>
+      </w:r>
+    </w:p>
+    <w:p>
+      <w:r>
+        <w:rPr>
+          <w:b/>
+        </w:rPr>
+        <w:t>P0460</w:t>
+      </w:r>
+      <w:r>
+        <w:t xml:space="preserve"> — The clerk's-office encounter is on video. Ch.14 says it is not. </w:t>
+      </w:r>
+      <w:r>
+        <w:rPr>
+          <w:i/>
+        </w:rPr>
+        <w:t>recordings-transcripts/trial-dec2021-batch/, Tier2_NamedVideo_Dec6-21 -- Don's own…</w:t>
+      </w:r>
+      <w:r>
+        <w:t xml:space="preserve"> — CORROBORATED</w:t>
+      </w:r>
+    </w:p>
+    <w:p>
+      <w:r>
+        <w:rPr>
+          <w:b/>
+        </w:rPr>
+        <w:t>P0461</w:t>
+      </w:r>
+      <w:r>
+        <w:t xml:space="preserve"> — Sheriff joey East, in his own words, one day before he sought Reardon's commitment. </w:t>
+      </w:r>
+      <w:r>
+        <w:rPr>
+          <w:i/>
+        </w:rPr>
+        <w:t>recordings-transcripts/trial-dec2021-batch/, Tier2_NamedVideo_Dec6-21 -- Don's own…</w:t>
+      </w:r>
+      <w:r>
+        <w:t xml:space="preserve"> — CORROBORATED — reardon's own video of the encounter</w:t>
+      </w:r>
+    </w:p>
+    <w:p>
+      <w:r>
+        <w:rPr>
+          <w:b/>
+        </w:rPr>
+        <w:t>P0723</w:t>
+      </w:r>
+      <w:r>
+        <w:t xml:space="preserve"> — The sheriff followed him out of the clerk's office. This is the hinge of the whole sequence. </w:t>
+      </w:r>
+      <w:r>
+        <w:rPr>
+          <w:i/>
+        </w:rPr>
+        <w:t>Plaintiffs More Definitive Statement (3-22-cv-00050, Doc 74, 48pp), PDF P.38 / Narrative…</w:t>
+      </w:r>
+      <w:r>
+        <w:t xml:space="preserve"> — CONFIRMED</w:t>
+      </w:r>
+    </w:p>
+    <w:p>
+      <w:r>
+        <w:rPr>
+          <w:b/>
+        </w:rPr>
+        <w:t>P0457</w:t>
+      </w:r>
+      <w:r>
+        <w:t xml:space="preserve"> — THE JUDGE-REASSIGNMENT COMPLAINT, MADE CALMLY AND SPECIFICALLY, THE DAY BEFORE EAST SOUGHT COMMITMENT. Reardon calls Kathy, Judge John Kelly Luther's…. </w:t>
+      </w:r>
+      <w:r>
+        <w:rPr>
+          <w:i/>
+        </w:rPr>
+        <w:t>recordings-transcripts/trial-dec2021-batch/ -- Don-supplied call recording, ASR…</w:t>
+      </w:r>
+      <w:r>
+        <w:t xml:space="preserve"> — CORROBORATED — recording of reardon's own call</w:t>
+      </w:r>
+    </w:p>
+    <w:p>
+      <w:r>
+        <w:rPr>
+          <w:b/>
+        </w:rPr>
+        <w:t>P0085</w:t>
+      </w:r>
+      <w:r>
+        <w:t xml:space="preserve"> — "The following day, a Uniform Commitment Affidavit was filed against Reardon in the Chancery Court of Lafayette County. </w:t>
+      </w:r>
+      <w:r>
+        <w:rPr>
+          <w:i/>
+        </w:rPr>
+        <w:t>CourtListener RECAP document 354217819 -- Dkt. 90 at 3 (quoting Am. Compl. [30] at 73)</w:t>
+      </w:r>
+      <w:r>
+        <w:t xml:space="preserve"> — CONFIRMED</w:t>
+      </w:r>
+    </w:p>
+    <w:p>
+      <w:r>
+        <w:rPr>
+          <w:b/>
+        </w:rPr>
+        <w:t>P0117</w:t>
+      </w:r>
+      <w:r>
+        <w:t xml:space="preserve"> — Under the printed prompt "Factual descriptions of recent behavior, witnesses, and where and when it occurred, if known," the handwritten entry reads in…. </w:t>
+      </w:r>
+      <w:r>
+        <w:rPr>
+          <w:i/>
+        </w:rPr>
+        <w:t>Filed Uniform Affidavit for Civil Commitment, 6 December 2021</w:t>
+      </w:r>
+      <w:r>
+        <w:t xml:space="preserve"> — CONFIRMED — primary document, read directly</w:t>
+      </w:r>
+    </w:p>
+    <w:p>
+      <w:r>
+        <w:rPr>
+          <w:b/>
+        </w:rPr>
+        <w:t>P0118</w:t>
+      </w:r>
+      <w:r>
+        <w:t xml:space="preserve"> — Of the three statutory grounds on the form, two are marked: "a recent attempt or threat to physically harm themselves or others" and "a failure and…. </w:t>
+      </w:r>
+      <w:r>
+        <w:rPr>
+          <w:i/>
+        </w:rPr>
+        <w:t>Filed Uniform Affidavit for Civil Commitment, 6 December 2021</w:t>
+      </w:r>
+      <w:r>
+        <w:t xml:space="preserve"> — CONFIRMED — primary document, read directly</w:t>
+      </w:r>
+    </w:p>
+    <w:p>
+      <w:r>
+        <w:rPr>
+          <w:b/>
+        </w:rPr>
+        <w:t>P0147</w:t>
+      </w:r>
+      <w:r>
+        <w:t xml:space="preserve"> — A publicly posted video whose title states Reardon was taken into custody on a mental writ on December 7, 2021. </w:t>
+      </w:r>
+      <w:r>
+        <w:rPr>
+          <w:i/>
+        </w:rPr>
+        <w:t>YouTube video e4cfRLA9fJg -- "Reardon Taken into Custody on a mental writ by Communicare…</w:t>
+      </w:r>
+      <w:r>
+        <w:t xml:space="preserve"> — CONFIRMED</w:t>
+      </w:r>
+    </w:p>
+    <w:p>
+      <w:r>
+        <w:rPr>
+          <w:b/>
+        </w:rPr>
+        <w:t>P0724</w:t>
+      </w:r>
+      <w:r>
+        <w:t xml:space="preserve"> — The next day they came to his driveway with a commitment writ. </w:t>
+      </w:r>
+      <w:r>
+        <w:rPr>
+          <w:i/>
+        </w:rPr>
+        <w:t>Plaintiffs More Definitive Statement (3-22-cv-00050, Doc 74, 48pp), PDF Pp.38-39 /…</w:t>
+      </w:r>
+      <w:r>
+        <w:t xml:space="preserve"> — CONFIRMED</w:t>
+      </w:r>
+    </w:p>
+    <w:p>
+      <w:r>
+        <w:rPr>
+          <w:b/>
+        </w:rPr>
+        <w:t>P0745</w:t>
+      </w:r>
+      <w:r>
+        <w:t xml:space="preserve"> — The december 7, 2021 arrest is on tape, and a deputy states the basis on it. </w:t>
+      </w:r>
+      <w:r>
+        <w:rPr>
+          <w:i/>
+        </w:rPr>
+        <w:t>Arrest under False Pretenses of an involuntary Commitment LIVE VIDEO when the arrests…</w:t>
+      </w:r>
+      <w:r>
+        <w:t xml:space="preserve"> — CONFIRMED — his own contemporaneous recording</w:t>
+      </w:r>
+    </w:p>
+    <w:p>
+      <w:r>
+        <w:rPr>
+          <w:b/>
+        </w:rPr>
+        <w:t>P0116</w:t>
+      </w:r>
+      <w:r>
+        <w:t xml:space="preserve"> — Uniform Commitment Affidavit under MCA Section 41-21-65, In Re: Matthew Reardon, Chancery Court of Lafayette County, Mississippi, CAUSE NO. 2021-691(L). </w:t>
+      </w:r>
+      <w:r>
+        <w:rPr>
+          <w:i/>
+        </w:rPr>
+        <w:t>Filed Uniform Affidavit for Civil Commitment, 6 December 2021</w:t>
+      </w:r>
+      <w:r>
+        <w:t xml:space="preserve"> — CONFIRMED — primary document, read directly</w:t>
+      </w:r>
+    </w:p>
+    <w:p>
+      <w:r>
+        <w:rPr>
+          <w:b/>
+        </w:rPr>
+        <w:t>P0120</w:t>
+      </w:r>
+      <w:r>
+        <w:t xml:space="preserve"> — The complete Lafayette County commitment file, Cause No. 2021-691(L). </w:t>
+      </w:r>
+      <w:r>
+        <w:rPr>
+          <w:i/>
+        </w:rPr>
+        <w:t>The Lafayette County Commitment (via OCR At 01_processed/.../2021-12-09 - the Lafayette…</w:t>
+      </w:r>
+      <w:r>
+        <w:t xml:space="preserve"> — CONFIRMED</w:t>
+      </w:r>
+    </w:p>
+    <w:p>
+      <w:r>
+        <w:rPr>
+          <w:b/>
+        </w:rPr>
+        <w:t>P0297</w:t>
+      </w:r>
+      <w:r>
+        <w:t xml:space="preserve"> — Three items OCR could not resolve are now confirmed by direct read of the PDF: (1) WRIT SEQUENCING (resolves P0121): the Writ to Take Custody is dated…. </w:t>
+      </w:r>
+      <w:r>
+        <w:rPr>
+          <w:i/>
+        </w:rPr>
+        <w:t>The Lafayette County Commitment (direct PDF Read 2026-08-04, Superseding the Ocr-only…</w:t>
+      </w:r>
+      <w:r>
+        <w:t xml:space="preserve"> — CONFIRMED — primary document, read directly, not ocr</w:t>
+      </w:r>
+    </w:p>
+    <w:p>
+      <w:r>
+        <w:rPr>
+          <w:b/>
+        </w:rPr>
+        <w:t>P0458</w:t>
+      </w:r>
+      <w:r>
+        <w:t xml:space="preserve"> — The same complaint, the next day, ending in a detonation -- hours before East sought his commitment. </w:t>
+      </w:r>
+      <w:r>
+        <w:rPr>
+          <w:i/>
+        </w:rPr>
+        <w:t>recordings-transcripts/trial-dec2021-batch/ -- Don-supplied call recording, ASR…</w:t>
+      </w:r>
+      <w:r>
+        <w:t xml:space="preserve"> — CORROBORATED — recording of reardon's own call</w:t>
+      </w:r>
+    </w:p>
+    <w:p>
+      <w:r>
+        <w:rPr>
+          <w:b/>
+        </w:rPr>
+        <w:t>P0123</w:t>
+      </w:r>
+      <w:r>
+        <w:t xml:space="preserve"> — Per OCR: "Adult Pre-Evaluation, Date 12/08/2021, Time In: 06:00 AM, Time Out: 09:00 AM. Interview Location: Lafayette - Main. </w:t>
+      </w:r>
+      <w:r>
+        <w:rPr>
+          <w:i/>
+        </w:rPr>
+        <w:t>The Lafayette County Commitment (OCR, Adult Pre-evaluation Screening, P.1 and P.8 of 8),…</w:t>
+      </w:r>
+      <w:r>
+        <w:t xml:space="preserve"> — CONFIRMED — ocr-derived; requires direct read</w:t>
+      </w:r>
+    </w:p>
+    <w:p>
+      <w:r>
+        <w:rPr>
+          <w:b/>
+        </w:rPr>
+        <w:t>P0124</w:t>
+      </w:r>
+      <w:r>
+        <w:t xml:space="preserve"> — Per OCR, under "Interview with Madelyn ('wife' of 4 years)": "Matt was arrested in Bruce and sent to the hospital in Tupelo. </w:t>
+      </w:r>
+      <w:r>
+        <w:rPr>
+          <w:i/>
+        </w:rPr>
+        <w:t>The Lafayette County Commitment (OCR, Pre-evaluation Screening, P.7 of 8), 9 December 2021</w:t>
+      </w:r>
+      <w:r>
+        <w:t xml:space="preserve"> — CONFIRMED</w:t>
+      </w:r>
+    </w:p>
+    <w:p>
+      <w:r>
+        <w:rPr>
+          <w:b/>
+        </w:rPr>
+        <w:t>P0126</w:t>
+      </w:r>
+      <w:r>
+        <w:t xml:space="preserve"> — Per OCR, further statements attributed to Reardon and recorded by the screener: "I am a marine corp veteran. </w:t>
+      </w:r>
+      <w:r>
+        <w:rPr>
+          <w:i/>
+        </w:rPr>
+        <w:t>The Lafayette County Commitment (OCR, Pre-evaluation Screening, P.7 of 8), 9 December 2021</w:t>
+      </w:r>
+      <w:r>
+        <w:t xml:space="preserve"> — CONFIRMED — ocr-derived</w:t>
+      </w:r>
+    </w:p>
+    <w:p>
+      <w:r>
+        <w:rPr>
+          <w:b/>
+        </w:rPr>
+        <w:t>P0130</w:t>
+      </w:r>
+      <w:r>
+        <w:t xml:space="preserve"> — Asked which recommendation box was marked on the Communicare Adult Pre-Evaluation Screening, Don confirms: "is recommended" -- i.e. the marked option…. </w:t>
+      </w:r>
+      <w:r>
+        <w:rPr>
+          <w:i/>
+        </w:rPr>
+        <w:t>Don's direct confirmation, 2026-08-03, resolving row P0127</w:t>
+      </w:r>
+      <w:r>
+        <w:t xml:space="preserve"> — CORROBORATED — self-reported tier</w:t>
+      </w:r>
+    </w:p>
+    <w:p>
+      <w:r>
+        <w:rPr>
+          <w:b/>
+        </w:rPr>
+        <w:t>P0128</w:t>
+      </w:r>
+      <w:r>
+        <w:t xml:space="preserve"> — Per OCR: the Order of Commitment records that the Respondent "was present at the hearing"; that the Court had jurisdiction; findings that the…. </w:t>
+      </w:r>
+      <w:r>
+        <w:rPr>
+          <w:i/>
+        </w:rPr>
+        <w:t>The Lafayette County Commitment (OCR, Order of Commitment and Fee Order), 9 December 2021</w:t>
+      </w:r>
+      <w:r>
+        <w:t xml:space="preserve"> — CONFIRMED</w:t>
+      </w:r>
+    </w:p>
+    <w:p>
+      <w:r>
+        <w:rPr>
+          <w:b/>
+        </w:rPr>
+        <w:t>P0064</w:t>
+      </w:r>
+      <w:r>
+        <w:t xml:space="preserve"> — Para. 19: Reardon's December 27, 2021 "Formal Notice of Defendant's Intent to Appeal de Novo" "fulfilled the content requirements of a notice of…. </w:t>
+      </w:r>
+      <w:r>
+        <w:rPr>
+          <w:i/>
+        </w:rPr>
+        <w:t>CourtListener opinion 11308489 -- Reardon v. State, No. 2024-KM-00839-COA (Miss. Ct.…</w:t>
+      </w:r>
+      <w:r>
+        <w:t xml:space="preserve"> — CONFIRMED — published appellate opinion</w:t>
+      </w:r>
+    </w:p>
+    <w:p>
+      <w:r>
+        <w:rPr>
+          <w:b/>
+        </w:rPr>
+        <w:t>P0736</w:t>
+      </w:r>
+      <w:r>
+        <w:t xml:space="preserve"> — Major correction to p0725. The tape does not say what the narrative says it says, and the difference is the whole case. </w:t>
+      </w:r>
+      <w:r>
+        <w:rPr>
+          <w:i/>
+        </w:rPr>
+        <w:t>Communicare Employee Rachel Alcorn admits to info passed by East and Lafayette County…</w:t>
+      </w:r>
+      <w:r>
+        <w:t xml:space="preserve"> — CONFIRMED — reardon's own recording, published by him</w:t>
+      </w:r>
+    </w:p>
+    <w:p>
+      <w:r>
+        <w:rPr>
+          <w:b/>
+        </w:rPr>
+        <w:t>P0739</w:t>
+      </w:r>
+      <w:r>
+        <w:t xml:space="preserve"> — The appointment that the second commitment was built on was scheduled on this call, with susan beard, on tape. </w:t>
+      </w:r>
+      <w:r>
+        <w:rPr>
+          <w:i/>
+        </w:rPr>
+        <w:t>Communicare Employee Rachel Alcorn admits to info passed by East and Lafayette County…</w:t>
+      </w:r>
+      <w:r>
+        <w:t xml:space="preserve"> — CONFIRMED — his own recording</w:t>
+      </w:r>
+    </w:p>
+    <w:p>
+      <w:r>
+        <w:rPr>
+          <w:b/>
+        </w:rPr>
+        <w:t>P0740</w:t>
+      </w:r>
+      <w:r>
+        <w:t xml:space="preserve"> — What the tape does corroborate, contemporaneously, and this is the real value of finding it. </w:t>
+      </w:r>
+      <w:r>
+        <w:rPr>
+          <w:i/>
+        </w:rPr>
+        <w:t>Communicare Employee Rachel Alcorn admits to info passed by East and Lafayette County…</w:t>
+      </w:r>
+      <w:r>
+        <w:t xml:space="preserve"> — CONFIRMED — his own recording, made in december 2021</w:t>
+      </w:r>
+    </w:p>
+    <w:p>
+      <w:r>
+        <w:rPr>
+          <w:b/>
+        </w:rPr>
+        <w:t>P0110</w:t>
+      </w:r>
+      <w:r>
+        <w:t xml:space="preserve"> — Alcorn, explaining why the commitment affidavit was filed: their standing position was that they would not reattempt to engage Reardon "unless you…. </w:t>
+      </w:r>
+      <w:r>
+        <w:rPr>
+          <w:i/>
+        </w:rPr>
+        <w:t>Call from Rachel Alcorn (communicare)</w:t>
+      </w:r>
+      <w:r>
+        <w:t xml:space="preserve"> — CORROBORATED</w:t>
+      </w:r>
+    </w:p>
+    <w:p>
+      <w:r>
+        <w:rPr>
+          <w:b/>
+        </w:rPr>
+        <w:t>P0111</w:t>
+      </w:r>
+      <w:r>
+        <w:t xml:space="preserve"> — Reardon asks: "Where did 'provoking people with his minor child' come from?" Alcorn: "That was information reported by law enforcement." Later she…. </w:t>
+      </w:r>
+      <w:r>
+        <w:rPr>
+          <w:i/>
+        </w:rPr>
+        <w:t>Call from Rachel Alcorn (communicare)</w:t>
+      </w:r>
+      <w:r>
+        <w:t xml:space="preserve"> — CORROBORATED</w:t>
+      </w:r>
+    </w:p>
+    <w:p>
+      <w:r>
+        <w:rPr>
+          <w:b/>
+        </w:rPr>
+        <w:t>P0113</w:t>
+      </w:r>
+      <w:r>
+        <w:t xml:space="preserve"> — Alcorn describes the statutory chain: "after I [filed] the affidavit, then a certified pre-evaluation screener has to come and do an assessment with…. </w:t>
+      </w:r>
+      <w:r>
+        <w:rPr>
+          <w:i/>
+        </w:rPr>
+        <w:t>Call from Rachel Alcorn (communicare)</w:t>
+      </w:r>
+      <w:r>
+        <w:t xml:space="preserve"> — CORROBORATED — on tape</w:t>
+      </w:r>
+    </w:p>
+    <w:p>
+      <w:r>
+        <w:rPr>
+          <w:b/>
+        </w:rPr>
+        <w:t>P0114</w:t>
+      </w:r>
+      <w:r>
+        <w:t xml:space="preserve"> — Reardon, describing his own conduct at the courthouse: "I even told Jeff Busby, the circuit clerk, I'm not trying to blame your office. </w:t>
+      </w:r>
+      <w:r>
+        <w:rPr>
+          <w:i/>
+        </w:rPr>
+        <w:t>Call from Rachel Alcorn (communicare)</w:t>
+      </w:r>
+      <w:r>
+        <w:t xml:space="preserve"> — CORROBORATED</w:t>
+      </w:r>
+    </w:p>
+    <w:p>
+      <w:r>
+        <w:rPr>
+          <w:b/>
+        </w:rPr>
+        <w:t>P0112</w:t>
+      </w:r>
+      <w:r>
+        <w:t xml:space="preserve"> — Alcorn states she supervises the Assertive Outpatient Treatment team and the I-CORT team, "two programs that are responsible for providing and…. </w:t>
+      </w:r>
+      <w:r>
+        <w:rPr>
+          <w:i/>
+        </w:rPr>
+        <w:t>Call from Rachel Alcorn (communicare)</w:t>
+      </w:r>
+      <w:r>
+        <w:t xml:space="preserve"> — CORROBORATED — on tape</w:t>
+      </w:r>
+    </w:p>
+    <w:p>
+      <w:r>
+        <w:rPr>
+          <w:b/>
+        </w:rPr>
+        <w:t>P0109</w:t>
+      </w:r>
+      <w:r>
+        <w:t xml:space="preserve"> — Transcript of Reardon's recorded call with Rachel Alcorn of Communicare, recovered 2026-08-02 from Don's File History backup…. </w:t>
+      </w:r>
+      <w:r>
+        <w:rPr>
+          <w:i/>
+        </w:rPr>
+        <w:t>Call from Rachel Alcorn (communicare)</w:t>
+      </w:r>
+      <w:r>
+        <w:t xml:space="preserve"> — CONFIRMED</w:t>
+      </w:r>
+    </w:p>
+    <w:p>
+      <w:r>
+        <w:rPr>
+          <w:b/>
+        </w:rPr>
+        <w:t>S0010</w:t>
+      </w:r>
+      <w:r>
+        <w:t xml:space="preserve"> — At trial, no dashcam/bodycam existed for Deputy Kandace/Kandis Beavers's DUI stop of Reardon; Sheriff Joey East confirmed under oath that sallyport…. </w:t>
+      </w:r>
+      <w:r>
+        <w:rPr>
+          <w:i/>
+        </w:rPr>
+        <w:t>cross_document_synthesis</w:t>
+      </w:r>
+      <w:r>
+        <w:t xml:space="preserve"> — CONFIRMED — per synthesis, sourced to trial record</w:t>
+      </w:r>
+    </w:p>
+    <w:p>
+      <w:r>
+        <w:rPr>
+          <w:b/>
+        </w:rPr>
+        <w:t>S0008</w:t>
+      </w:r>
+      <w:r>
+        <w:t xml:space="preserve"> — Per Reardon's account to the MS Republican Party chairman, Joey East (then Oxford PD chief, pre-sheriff) emailed the mayor/board of aldermen pushing…. </w:t>
+      </w:r>
+      <w:r>
+        <w:rPr>
+          <w:i/>
+        </w:rPr>
+        <w:t>audit_addendum_20260723</w:t>
+      </w:r>
+      <w:r>
+        <w:t xml:space="preserve"> — CONFIRMED</w:t>
+      </w:r>
+    </w:p>
+    <w:p>
+      <w:r>
+        <w:rPr>
+          <w:b/>
+        </w:rPr>
+        <w:t>S0005</w:t>
+      </w:r>
+      <w:r>
+        <w:t xml:space="preserve"> — A genuine third, distinct commitment-adjacent event (separate from the Dec 9-23, 2021 and Feb 2022 commitments) occurred following a domestic argument…. </w:t>
+      </w:r>
+      <w:r>
+        <w:rPr>
+          <w:i/>
+        </w:rPr>
+        <w:t>audit_addendum_20260723</w:t>
+      </w:r>
+      <w:r>
+        <w:t xml:space="preserve"> — CONFIRMED</w:t>
+      </w:r>
+    </w:p>
+    <w:p>
+      <w:r>
+        <w:rPr>
+          <w:b/>
+        </w:rPr>
+        <w:t>P0434</w:t>
+      </w:r>
+      <w:r>
+        <w:t xml:space="preserve"> — THE MARCH 2, 2021 FILING SOUGHT AT ROW P0418 IS FOUND, AND IT IS MORE SPECIFIC THAN THE VIDEO SUGGESTED. It is a Petition for Writ of Mandamus,…. </w:t>
+      </w:r>
+      <w:r>
+        <w:rPr>
+          <w:i/>
+        </w:rPr>
+        <w:t>Docs for Justice Court Trial, Pp. 14-18</w:t>
+      </w:r>
+      <w:r>
+        <w:t xml:space="preserve"> — CONFIRMED</w:t>
+      </w:r>
+    </w:p>
+    <w:p>
+      <w:r>
+        <w:rPr>
+          <w:b/>
+        </w:rPr>
+        <w:t>P0439</w:t>
+      </w:r>
+      <w:r>
+        <w:t xml:space="preserve"> — THE MARCH 1, 2021 HEARING THE MANDAMUS COMPLAINS OF IS INDEPENDENTLY DOCUMENTED. Lafayette County Justice Court Notice of Setting, State of Mississippi v. </w:t>
+      </w:r>
+      <w:r>
+        <w:rPr>
+          <w:i/>
+        </w:rPr>
+        <w:t>Docs for Justice Court Trial, P. 22 -- Notice of Setting, Direct Read At Page-image…</w:t>
+      </w:r>
+      <w:r>
+        <w:t xml:space="preserve"> — CONFIRMED — official justice court form, direct read</w:t>
+      </w:r>
+    </w:p>
+    <w:p>
+      <w:r>
+        <w:rPr>
+          <w:b/>
+        </w:rPr>
+        <w:t>P0440</w:t>
+      </w:r>
+      <w:r>
+        <w:t xml:space="preserve"> — THE SUCCESSOR JUDGE AFTER THE RECUSAL IS NAMED. A second Notice of Setting, Case# 9286631, Docket #69, Page #460, with additional case numbers added in…. </w:t>
+      </w:r>
+      <w:r>
+        <w:rPr>
+          <w:i/>
+        </w:rPr>
+        <w:t>Docs for Justice Court Trial, P. 23 -- Notice of Setting, Direct Read At Page-image…</w:t>
+      </w:r>
+      <w:r>
+        <w:t xml:space="preserve"> — CONFIRMED — official justice court form, direct read</w:t>
+      </w:r>
+    </w:p>
+    <w:p>
+      <w:r>
+        <w:rPr>
+          <w:b/>
+        </w:rPr>
+        <w:t>P0419</w:t>
+      </w:r>
+      <w:r>
+        <w:t xml:space="preserve"> — Footage captures Reardon approaching Sheriff Joey East directly for an interview. </w:t>
+      </w:r>
+      <w:r>
+        <w:rPr>
+          <w:i/>
+        </w:rPr>
+        <w:t>Patriotic Citizen Denied Right to Trial by jury on 9 sham retaliatory charges. 90min…</w:t>
+      </w:r>
+      <w:r>
+        <w:t xml:space="preserve"> — CORROBORATED</w:t>
+      </w:r>
+    </w:p>
+    <w:p>
+      <w:r>
+        <w:rPr>
+          <w:b/>
+        </w:rPr>
+        <w:t>P0420</w:t>
+      </w:r>
+      <w:r>
+        <w:t xml:space="preserve"> — On camera, before entering the Sheriff's Department to file further public-records requests, Reardon directs his audience to call the department: "I…. </w:t>
+      </w:r>
+      <w:r>
+        <w:rPr>
+          <w:i/>
+        </w:rPr>
+        <w:t>Reardon Denied His Statutory and Constitutional Right to Trial By Jury for 9 Charges…</w:t>
+      </w:r>
+      <w:r>
+        <w:t xml:space="preserve"> — CONFIRMED</w:t>
+      </w:r>
+    </w:p>
+    <w:p>
+      <w:pPr>
+        <w:pStyle w:val="Heading3"/>
+      </w:pPr>
+      <w:r>
+        <w:t>2022</w:t>
+      </w:r>
+    </w:p>
+    <w:p>
+      <w:r>
+        <w:rPr>
+          <w:b/>
+        </w:rPr>
+        <w:t>S0012</w:t>
+      </w:r>
+      <w:r>
+        <w:t xml:space="preserve"> — ADA Tiffany Kilpatrick, then running for Lafayette County Judge, used Beavers's testimony to revoke Reardon's probation. </w:t>
+      </w:r>
+      <w:r>
+        <w:rPr>
+          <w:i/>
+        </w:rPr>
+        <w:t>cross_document_synthesis</w:t>
+      </w:r>
+      <w:r>
+        <w:t xml:space="preserve"> — CORROBORATED — per synthesis characterization</w:t>
+      </w:r>
+    </w:p>
+    <w:p>
+      <w:r>
+        <w:rPr>
+          <w:b/>
+        </w:rPr>
+        <w:t>P0744</w:t>
+      </w:r>
+      <w:r>
+        <w:t xml:space="preserve"> — The demand letter accuses sheriff East of domestic terrorism under the patriot act. </w:t>
+      </w:r>
+      <w:r>
+        <w:rPr>
+          <w:i/>
+        </w:rPr>
+        <w:t>$27.5 million lawsuit filed against Lafayette County, Sheriffs Department, and…</w:t>
+      </w:r>
+      <w:r>
+        <w:t xml:space="preserve"> — CONFIRMED — his own recital</w:t>
+      </w:r>
+    </w:p>
+    <w:p>
+      <w:r>
+        <w:rPr>
+          <w:b/>
+        </w:rPr>
+        <w:t>P0197</w:t>
+      </w:r>
+      <w:r>
+        <w:t xml:space="preserve"> — From dodonnell@claytonodonnell.com to "Matt Reardon" &lt;matt@mattreardon.com&gt;, 2022-01-04 3:19 PM, subject "RE: Service of Affidavit/Declaration to…. </w:t>
+      </w:r>
+      <w:r>
+        <w:rPr>
+          <w:i/>
+        </w:rPr>
+        <w:t>author's document archive</w:t>
+      </w:r>
+      <w:r>
+        <w:t xml:space="preserve"> — CONFIRMED</w:t>
+      </w:r>
+    </w:p>
+    <w:p>
+      <w:r>
+        <w:rPr>
+          <w:b/>
+        </w:rPr>
+        <w:t>P0471</w:t>
+      </w:r>
+      <w:r>
+        <w:t xml:space="preserve"> — REARDON SERVED SHERIFF EAST A SELF-DRAFTED 'AFFIDAVIT/DECLARATION OF TRUTH' BUILT ON A PSEUDO-LEGAL PREMISE, AND THEN TREATED THE SILENCE AS AN…. </w:t>
+      </w:r>
+      <w:r>
+        <w:rPr>
+          <w:i/>
+        </w:rPr>
+        <w:t>AffidavitDeclaration of Truth filed &amp; served on Sheriff Joey East 1422. No Rebuttal from…</w:t>
+      </w:r>
+      <w:r>
+        <w:t xml:space="preserve"> — CONFIRMED</w:t>
+      </w:r>
+    </w:p>
+    <w:p>
+      <w:r>
+        <w:rPr>
+          <w:b/>
+        </w:rPr>
+        <w:t>P0142</w:t>
+      </w:r>
+      <w:r>
+        <w:t xml:space="preserve"> — The letter argues: "The matter at hand was decided upon in DAVIDSON VS O'CONNOR, a Landmark US Supreme Court case, which Stated in short, a State…. </w:t>
+      </w:r>
+      <w:r>
+        <w:rPr>
+          <w:i/>
+        </w:rPr>
+        <w:t>Communicare Letter Final (via OCR), P.4, 9 December 2021</w:t>
+      </w:r>
+      <w:r>
+        <w:t xml:space="preserve"> — CONFIRMED — ocr of a typed letter</w:t>
+      </w:r>
+    </w:p>
+    <w:p>
+      <w:r>
+        <w:rPr>
+          <w:b/>
+        </w:rPr>
+        <w:t>P0728</w:t>
+      </w:r>
+      <w:r>
+        <w:t xml:space="preserve"> — The second commitment affidavit was filed the day after the complaint landed - and the judge who signed the writ had been served the complaint. </w:t>
+      </w:r>
+      <w:r>
+        <w:rPr>
+          <w:i/>
+        </w:rPr>
+        <w:t>Plaintiffs More Definitive Statement (3-22-cv-00050, Doc 74, 48pp), PDF P.41 / Narrative…</w:t>
+      </w:r>
+      <w:r>
+        <w:t xml:space="preserve"> — CONFIRMED</w:t>
+      </w:r>
+    </w:p>
+    <w:p>
+      <w:r>
+        <w:rPr>
+          <w:b/>
+        </w:rPr>
+        <w:t>P0139</w:t>
+      </w:r>
+      <w:r>
+        <w:t xml:space="preserve"> — Eight-page letter dated "February 7th, 2022," "Via Email Only," to Dr. </w:t>
+      </w:r>
+      <w:r>
+        <w:rPr>
+          <w:i/>
+        </w:rPr>
+        <w:t>Communicare Letter Final (via OCR), 9 December 2021</w:t>
+      </w:r>
+      <w:r>
+        <w:t xml:space="preserve"> — CONFIRMED — ocr of a typed letter</w:t>
+      </w:r>
+    </w:p>
+    <w:p>
+      <w:r>
+        <w:rPr>
+          <w:b/>
+        </w:rPr>
+        <w:t>P0066</w:t>
+      </w:r>
+      <w:r>
+        <w:t xml:space="preserve"> — April 2022: circuit court hearing; Reardon asked that Driskell, who "happened to be in the courtroom," be reappointed because "[i]t's been a lot to…. </w:t>
+      </w:r>
+      <w:r>
+        <w:rPr>
+          <w:i/>
+        </w:rPr>
+        <w:t>CourtListener opinion 11308489 -- Reardon v. State, No. 2024-KM-00839-COA (Miss. Ct.…</w:t>
+      </w:r>
+      <w:r>
+        <w:t xml:space="preserve"> — CONFIRMED — published appellate opinion</w:t>
+      </w:r>
+    </w:p>
+    <w:p>
+      <w:r>
+        <w:rPr>
+          <w:b/>
+        </w:rPr>
+        <w:t>P0208</w:t>
+      </w:r>
+      <w:r>
+        <w:t xml:space="preserve"> — The file runs 4 minutes 46 seconds, begins mid-sentence ("Beyond, um, when we had, uh, foundation") and ends mid-proceeding as counsel discusses…. </w:t>
+      </w:r>
+      <w:r>
+        <w:rPr>
+          <w:i/>
+        </w:rPr>
+        <w:t>Google Drive file [file id] ("Joey East Takes the stand.mp3"), full file, 285.8 seconds</w:t>
+      </w:r>
+      <w:r>
+        <w:t xml:space="preserve"> — CONFIRMED</w:t>
+      </w:r>
+    </w:p>
+    <w:p>
+      <w:r>
+        <w:rPr>
+          <w:b/>
+        </w:rPr>
+        <w:t>P0206</w:t>
+      </w:r>
+      <w:r>
+        <w:t xml:space="preserve"> — A questioner puts it to the witness: "we've been produced a copy of a video of the parking lot and another one we're about to take up. </w:t>
+      </w:r>
+      <w:r>
+        <w:rPr>
+          <w:i/>
+        </w:rPr>
+        <w:t>audio_transcripts/2022-05-21 - Joey East Takes the Stand (MACHINE TRANSCRIPT), from…</w:t>
+      </w:r>
+      <w:r>
+        <w:t xml:space="preserve"> — CONFIRMED — rule 3a</w:t>
+      </w:r>
+    </w:p>
+    <w:p>
+      <w:r>
+        <w:rPr>
+          <w:b/>
+        </w:rPr>
+        <w:t>P0207</w:t>
+      </w:r>
+      <w:r>
+        <w:t xml:space="preserve"> — The witness, identified in the examination only as head of "The County Sheriff's Department", testifies to the detention center's video system: the…. </w:t>
+      </w:r>
+      <w:r>
+        <w:rPr>
+          <w:i/>
+        </w:rPr>
+        <w:t>audio_transcripts/2022-05-21 - Joey East Takes the Stand (MACHINE TRANSCRIPT), at…</w:t>
+      </w:r>
+      <w:r>
+        <w:t xml:space="preserve"> — CONFIRMED — rule 3a</w:t>
+      </w:r>
+    </w:p>
+    <w:p>
+      <w:r>
+        <w:rPr>
+          <w:b/>
+        </w:rPr>
+        <w:t>P0189</w:t>
+      </w:r>
+      <w:r>
+        <w:t xml:space="preserve"> — Seven separately titled trial-testimony audio files, plus a full mixdown, all last modified 2022-05-21/24: 'Joey East Takes the stand.mp3' (6.15 MB);…. </w:t>
+      </w:r>
+      <w:r>
+        <w:rPr>
+          <w:i/>
+        </w:rPr>
+        <w:t>author's document archive</w:t>
+      </w:r>
+      <w:r>
+        <w:t xml:space="preserve"> — CONFIRMED — drive listing</w:t>
+      </w:r>
+    </w:p>
+    <w:p>
+      <w:r>
+        <w:rPr>
+          <w:b/>
+        </w:rPr>
+        <w:t>P0054</w:t>
+      </w:r>
+      <w:r>
+        <w:t xml:space="preserve"> — Reardon raised on appeal: coerced/ineffective counsel; that banishment and the covenant not to sue violated the Eighth Amendment; denial of due process…. </w:t>
+      </w:r>
+      <w:r>
+        <w:rPr>
+          <w:i/>
+        </w:rPr>
+        <w:t>CourtListener opinion 11096103 -- Reardon v. State, No. 2020-CP-01259-COA (Miss. Ct.…</w:t>
+      </w:r>
+      <w:r>
+        <w:t xml:space="preserve"> — CONFIRMED — published appellate opinion</w:t>
+      </w:r>
+    </w:p>
+    <w:p>
+      <w:r>
+        <w:rPr>
+          <w:b/>
+        </w:rPr>
+        <w:t>P0056</w:t>
+      </w:r>
+      <w:r>
+        <w:t xml:space="preserve"> — Reardon asserted the circuit court erred in denying recusal after the judge was "made aware of reported corrupt involvement surrounding the details of…. </w:t>
+      </w:r>
+      <w:r>
+        <w:rPr>
+          <w:i/>
+        </w:rPr>
+        <w:t>CourtListener opinion 11096103 -- Reardon v. State, No. 2020-CP-01259-COA (Miss. Ct.…</w:t>
+      </w:r>
+      <w:r>
+        <w:t xml:space="preserve"> — CONFIRMED — published appellate opinion</w:t>
+      </w:r>
+    </w:p>
+    <w:p>
+      <w:r>
+        <w:rPr>
+          <w:b/>
+        </w:rPr>
+        <w:t>P0057</w:t>
+      </w:r>
+      <w:r>
+        <w:t xml:space="preserve"> — The court first held the recusal issue WAIVED on two independent procedural grounds before reaching the merits: Reardon listed recusal in his statement…. </w:t>
+      </w:r>
+      <w:r>
+        <w:rPr>
+          <w:i/>
+        </w:rPr>
+        <w:t>CourtListener opinion 11096103 -- Reardon v. State, No. 2020-CP-01259-COA (Miss. Ct.…</w:t>
+      </w:r>
+      <w:r>
+        <w:t xml:space="preserve"> — CONFIRMED — published appellate opinion</w:t>
+      </w:r>
+    </w:p>
+    <w:p>
+      <w:r>
+        <w:rPr>
+          <w:b/>
+        </w:rPr>
+        <w:t>P0059</w:t>
+      </w:r>
+      <w:r>
+        <w:t xml:space="preserve"> — Reardon's own appellate argument, as characterized by the court, is that the PCR judge assignment was "fraudulently altered" to be "the same circuit…. </w:t>
+      </w:r>
+      <w:r>
+        <w:rPr>
+          <w:i/>
+        </w:rPr>
+        <w:t>CourtListener opinion 11096103 -- Reardon v. State, No. 2020-CP-01259-COA (Miss. Ct.…</w:t>
+      </w:r>
+      <w:r>
+        <w:t xml:space="preserve"> — CONFIRMED — published appellate opinion</w:t>
+      </w:r>
+    </w:p>
+    <w:p>
+      <w:r>
+        <w:rPr>
+          <w:b/>
+        </w:rPr>
+        <w:t>P0046</w:t>
+      </w:r>
+      <w:r>
+        <w:t xml:space="preserve"> — Matthew Oliver Reardon a/k/a Matthew Reardon v. </w:t>
+      </w:r>
+      <w:r>
+        <w:rPr>
+          <w:i/>
+        </w:rPr>
+        <w:t>CourtListener opinion 11096103 -- Reardon v. State, No. 2020-CP-01259-COA (Miss. Ct.…</w:t>
+      </w:r>
+      <w:r>
+        <w:t xml:space="preserve"> — CONFIRMED — published appellate opinion</w:t>
+      </w:r>
+    </w:p>
+    <w:p>
+      <w:r>
+        <w:rPr>
+          <w:b/>
+        </w:rPr>
+        <w:t>P0299</w:t>
+      </w:r>
+      <w:r>
+        <w:t xml:space="preserve"> — Per the affidavit as recited in the evaluation: on June 23, 2022 MBI received a call regarding Mayor Robyn Tannehill; Oxford PD (Investigator Shane…. </w:t>
+      </w:r>
+      <w:r>
+        <w:rPr>
+          <w:i/>
+        </w:rPr>
+        <w:t>Forensic Psychiatric Evaluation (dr Criss Lott, State v Reardon Lk2022-310misc), 10…</w:t>
+      </w:r>
+      <w:r>
+        <w:t xml:space="preserve"> — CONFIRMED — ''attempted to enter,'' intent</w:t>
+      </w:r>
+    </w:p>
+    <w:p>
+      <w:r>
+        <w:rPr>
+          <w:b/>
+        </w:rPr>
+        <w:t>P0365</w:t>
+      </w:r>
+      <w:r>
+        <w:t xml:space="preserve"> — The actual indictment underlying LK22-358, previously only known through recitations in other documents (e.g. row P0298). </w:t>
+      </w:r>
+      <w:r>
+        <w:rPr>
+          <w:i/>
+        </w:rPr>
+        <w:t>Grand Jury Indictment (True Bill), State v. Reardon, Cause No. LK22-358, Circuit Court…</w:t>
+      </w:r>
+      <w:r>
+        <w:t xml:space="preserve"> — CONFIRMED — grand jury indictment, official court record</w:t>
+      </w:r>
+    </w:p>
+    <w:p>
+      <w:r>
+        <w:rPr>
+          <w:b/>
+        </w:rPr>
+        <w:t>P0731</w:t>
+      </w:r>
+      <w:r>
+        <w:t xml:space="preserve"> — The aggravated stalking charge came three weeks after the lawsuit was served, and its 'course of conduct' was an audit and some tweets. </w:t>
+      </w:r>
+      <w:r>
+        <w:rPr>
+          <w:i/>
+        </w:rPr>
+        <w:t>Plaintiffs More Definitive Statement (3-22-cv-00050, Doc 74, 48pp), PDF P.45 / Narrative…</w:t>
+      </w:r>
+      <w:r>
+        <w:t xml:space="preserve"> — CONFIRMED</w:t>
+      </w:r>
+    </w:p>
+    <w:p>
+      <w:r>
+        <w:rPr>
+          <w:b/>
+        </w:rPr>
+        <w:t>P0106</w:t>
+      </w:r>
+      <w:r>
+        <w:t xml:space="preserve"> — Dkt. 51 records that on July 14, 2022 Reardon filed a Motion to Stay Proceedings [33] requesting a stay "due to Plaintiff currently being incarcerated…. </w:t>
+      </w:r>
+      <w:r>
+        <w:rPr>
+          <w:i/>
+        </w:rPr>
+        <w:t>CourtListener RECAP document 222769738 -- Dkt. 51 at 4 and n.2; docket entries 33, 40</w:t>
+      </w:r>
+      <w:r>
+        <w:t xml:space="preserve"> — CONFIRMED — federal court order</w:t>
+      </w:r>
+    </w:p>
+    <w:p>
+      <w:r>
+        <w:rPr>
+          <w:b/>
+        </w:rPr>
+        <w:t>P0095</w:t>
+      </w:r>
+      <w:r>
+        <w:t xml:space="preserve"> — Prayer for Relief, para. 182: compensatory damages of "TWO MILLION FIVE HUNDRED THOUSAND DOLLARS ($2,500,000)." Para. 183: punitive damages of…. </w:t>
+      </w:r>
+      <w:r>
+        <w:rPr>
+          <w:i/>
+        </w:rPr>
+        <w:t>CourtListener RECAP document 371953312 -- Dkt. 30 at 45, paras. 182-183</w:t>
+      </w:r>
+      <w:r>
+        <w:t xml:space="preserve"> — CONFIRMED — federal pleading</w:t>
+      </w:r>
+    </w:p>
+    <w:p>
+      <w:r>
+        <w:rPr>
+          <w:b/>
+        </w:rPr>
+        <w:t>P0096</w:t>
+      </w:r>
+      <w:r>
+        <w:t xml:space="preserve"> — Prayer for Relief, para. 187: "Grant Plaintiff Declaratory Relief into the matter regarding the unconstitutionality of the State of Mississippi's…. </w:t>
+      </w:r>
+      <w:r>
+        <w:rPr>
+          <w:i/>
+        </w:rPr>
+        <w:t>CourtListener RECAP document 371953312 -- Dkt. 30 at 46, para. 187</w:t>
+      </w:r>
+      <w:r>
+        <w:t xml:space="preserve"> — CONFIRMED — federal pleading</w:t>
+      </w:r>
+    </w:p>
+    <w:p>
+      <w:r>
+        <w:rPr>
+          <w:b/>
+        </w:rPr>
+        <w:t>P0093</w:t>
+      </w:r>
+      <w:r>
+        <w:t xml:space="preserve"> — First Amended Complaint [30], filed 2022-07-19, named: State of Mississippi; Lafayette County; Lafayette County Chancery Court; Communicare;…. </w:t>
+      </w:r>
+      <w:r>
+        <w:rPr>
+          <w:i/>
+        </w:rPr>
+        <w:t>CourtListener RECAP document 354217819 -- Dkt. 90 at 1, 4, 6-7, 16</w:t>
+      </w:r>
+      <w:r>
+        <w:t xml:space="preserve"> — CONFIRMED — federal court opinion</w:t>
+      </w:r>
+    </w:p>
+    <w:p>
+      <w:r>
+        <w:rPr>
+          <w:b/>
+        </w:rPr>
+        <w:t>P0670</w:t>
+      </w:r>
+      <w:r>
+        <w:t xml:space="preserve"> — The 2022 indictment's own terms, and two names off the face of it. </w:t>
+      </w:r>
+      <w:r>
+        <w:rPr>
+          <w:i/>
+        </w:rPr>
+        <w:t>Lk22-358 Full Case Packet (indictment Through 2023 Revocation Petition), Pp.1-2, Read…</w:t>
+      </w:r>
+      <w:r>
+        <w:t xml:space="preserve"> — CONFIRMED</w:t>
+      </w:r>
+    </w:p>
+    <w:p>
+      <w:r>
+        <w:rPr>
+          <w:b/>
+        </w:rPr>
+        <w:t>P0298</w:t>
+      </w:r>
+      <w:r>
+        <w:t xml:space="preserve"> — A previously-unlogged criminal prosecution: Cause No. </w:t>
+      </w:r>
+      <w:r>
+        <w:rPr>
+          <w:i/>
+        </w:rPr>
+        <w:t>Forensic Psychiatric Evaluation (dr Criss Lott, State v Reardon Lk2022-310misc) (new to…</w:t>
+      </w:r>
+      <w:r>
+        <w:t xml:space="preserve"> — CONFIRMED</w:t>
+      </w:r>
+    </w:p>
+    <w:p>
+      <w:r>
+        <w:rPr>
+          <w:b/>
+        </w:rPr>
+        <w:t>P0366</w:t>
+      </w:r>
+      <w:r>
+        <w:t xml:space="preserve"> — The actual signed sentencing order: five years on the aggravated-stalking charge, five years suspended, zero to serve, five years unsupervised…. </w:t>
+      </w:r>
+      <w:r>
+        <w:rPr>
+          <w:i/>
+        </w:rPr>
+        <w:t>Sentencing Order (Plea of Guilty and Judgment of the Court), State v. Reardon, LK22-358,…</w:t>
+      </w:r>
+      <w:r>
+        <w:t xml:space="preserve"> — CONFIRMED — signed court order</w:t>
+      </w:r>
+    </w:p>
+    <w:p>
+      <w:r>
+        <w:rPr>
+          <w:b/>
+        </w:rPr>
+        <w:t>S0040</w:t>
+      </w:r>
+      <w:r>
+        <w:t xml:space="preserve"> — In Case B (the 2022 Tannehill-adjacent stalking arrest of June 28, 2022), Reardon pled guilty Sept 30, 2022: 5-year suspended/unsupervised probation,…. </w:t>
+      </w:r>
+      <w:r>
+        <w:rPr>
+          <w:i/>
+        </w:rPr>
+        <w:t>[file id] (sec.6)</w:t>
+      </w:r>
+      <w:r>
+        <w:t xml:space="preserve"> — CONFIRMED — per corrected chronology, court record</w:t>
+      </w:r>
+    </w:p>
+    <w:p>
+      <w:r>
+        <w:rPr>
+          <w:b/>
+        </w:rPr>
+        <w:t>P0564</w:t>
+      </w:r>
+      <w:r>
+        <w:t xml:space="preserve"> — The state declined to revoke twice before, and that belongs in the book. </w:t>
+      </w:r>
+      <w:r>
+        <w:rPr>
+          <w:i/>
+        </w:rPr>
+        <w:t>Motion to Revoke Probation-sentence (kilpatrick, Cause Lk22-358)</w:t>
+      </w:r>
+      <w:r>
+        <w:t xml:space="preserve"> — CONFIRMED — the state's own filed admission</w:t>
+      </w:r>
+    </w:p>
+    <w:p>
+      <w:r>
+        <w:rPr>
+          <w:b/>
+        </w:rPr>
+        <w:t>P0107</w:t>
+      </w:r>
+      <w:r>
+        <w:t xml:space="preserve"> — Mississippi Department of Mental Health's Motion to Dismiss, filed by DREW D. GUYTON, Special Assistant Attorney General, MS Bar No. 104451, Office of…. </w:t>
+      </w:r>
+      <w:r>
+        <w:rPr>
+          <w:i/>
+        </w:rPr>
+        <w:t>CourtListener RECAP document 371953324 -- No. 3:22-CV-50-SA-JMV, Dkt. 43, Motion to…</w:t>
+      </w:r>
+      <w:r>
+        <w:t xml:space="preserve"> — CONFIRMED — federal court filing, read in full</w:t>
+      </w:r>
+    </w:p>
+    <w:p>
+      <w:r>
+        <w:rPr>
+          <w:b/>
+        </w:rPr>
+        <w:t>P0481</w:t>
+      </w:r>
+      <w:r>
+        <w:t xml:space="preserve"> — The FBI itself told Reardon it does not take appointments. This is the call. </w:t>
+      </w:r>
+      <w:r>
+        <w:rPr>
+          <w:i/>
+        </w:rPr>
+        <w:t>Call and trip to FBI 102822 goes from lies and bullshit to entrapment and false…</w:t>
+      </w:r>
+      <w:r>
+        <w:t xml:space="preserve"> — CONFIRMED</w:t>
+      </w:r>
+    </w:p>
+    <w:p>
+      <w:r>
+        <w:rPr>
+          <w:b/>
+        </w:rPr>
+        <w:t>P0363</w:t>
+      </w:r>
+      <w:r>
+        <w:t xml:space="preserve"> — Reardon's own recording appears to preserve the substance of the Oct. 28, 2022 phone calls with Deputy Beavers that Beavers testified about at the…. </w:t>
+      </w:r>
+      <w:r>
+        <w:rPr>
+          <w:i/>
+        </w:rPr>
+        <w:t>Deputy Kandis Beavers with Lafayette County Sheriff's Department MUST be discredited &amp;…</w:t>
+      </w:r>
+      <w:r>
+        <w:t xml:space="preserve"> — CORROBORATED</w:t>
+      </w:r>
+    </w:p>
+    <w:p>
+      <w:r>
+        <w:rPr>
+          <w:b/>
+        </w:rPr>
+        <w:t>P0360</w:t>
+      </w:r>
+      <w:r>
+        <w:t xml:space="preserve"> — Beavers's actual sworn testimony, verbatim: Reardon called the Sheriff's Department on Oct. 28, 2022 'advising that he needed to come into the City of…. </w:t>
+      </w:r>
+      <w:r>
+        <w:rPr>
+          <w:i/>
+        </w:rPr>
+        <w:t>Kandis Beavers Transcript, Direct Examination of Kandy Beavers by Mrs. Kilpatrick</w:t>
+      </w:r>
+      <w:r>
+        <w:t xml:space="preserve"> — CONFIRMED — certified transcript</w:t>
+      </w:r>
+    </w:p>
+    <w:p>
+      <w:r>
+        <w:rPr>
+          <w:b/>
+        </w:rPr>
+        <w:t>P0361</w:t>
+      </w:r>
+      <w:r>
+        <w:t xml:space="preserve"> — SIGNIFICANT TENSION WITH THE OIG COMPLAINT'S OWN CHARACTERIZATION -- READ BEFORE REPEATING 'BEAVERS LIED' AS A FLAT CLAIM. Reardon's own…. </w:t>
+      </w:r>
+      <w:r>
+        <w:rPr>
+          <w:i/>
+        </w:rPr>
+        <w:t>Kandis Beavers Transcript, Cross Examination of Kandy Beavers by Mr. Reardon</w:t>
+      </w:r>
+      <w:r>
+        <w:t xml:space="preserve"> — CONFIRMED — certified transcript</w:t>
+      </w:r>
+    </w:p>
+    <w:p>
+      <w:r>
+        <w:rPr>
+          <w:b/>
+        </w:rPr>
+        <w:t>P0478</w:t>
+      </w:r>
+      <w:r>
+        <w:t xml:space="preserve"> — Second independent source for the 'walk-ins only' claim, and the reason the recording was never played at the revocation hearing. </w:t>
+      </w:r>
+      <w:r>
+        <w:rPr>
+          <w:i/>
+        </w:rPr>
+        <w:t>FULL FBI CALL RELEASED： Special Agent Caught Dodging Key Question After Vis..." (14,613…</w:t>
+      </w:r>
+      <w:r>
+        <w:t xml:space="preserve"> — CORROBORATED — reardon's own later account</w:t>
+      </w:r>
+    </w:p>
+    <w:p>
+      <w:r>
+        <w:rPr>
+          <w:b/>
+        </w:rPr>
+        <w:t>S0011</w:t>
+      </w:r>
+      <w:r>
+        <w:t xml:space="preserve"> — Reardon called ahead and visited the Oxford FBI field office Oct 28, 2022 to report unrelated misconduct, finding no agents present. </w:t>
+      </w:r>
+      <w:r>
+        <w:rPr>
+          <w:i/>
+        </w:rPr>
+        <w:t>cross_document_synthesis</w:t>
+      </w:r>
+      <w:r>
+        <w:t xml:space="preserve"> — CONFIRMED — sworn hearing testimony</w:t>
+      </w:r>
+    </w:p>
+    <w:p>
+      <w:r>
+        <w:rPr>
+          <w:b/>
+        </w:rPr>
+        <w:t>P0752</w:t>
+      </w:r>
+      <w:r>
+        <w:t xml:space="preserve"> — CLAIM: that he called the Sheriff's Department in advance to comply with the banishment notification condition. </w:t>
+      </w:r>
+      <w:r>
+        <w:rPr>
+          <w:i/>
+        </w:rPr>
+        <w:t>Cross-check: P0733 (Reardon's 2023 handwritten narrative) against P0359-P0362 (certified…</w:t>
+      </w:r>
+      <w:r>
+        <w:t xml:space="preserve"> — CONFIRMED — certified transcript</w:t>
+      </w:r>
+    </w:p>
+    <w:p>
+      <w:r>
+        <w:rPr>
+          <w:b/>
+        </w:rPr>
+        <w:t>P0480</w:t>
+      </w:r>
+      <w:r>
+        <w:t xml:space="preserve"> — The arrest that began the year in custody, on tape, and the officer is courteous throughout. </w:t>
+      </w:r>
+      <w:r>
+        <w:rPr>
+          <w:i/>
+        </w:rPr>
+        <w:t>🚨 Galveston Exposé ｜ 11 Months Trapped by Officer William Osteen's Lies" (17,346 words)</w:t>
+      </w:r>
+      <w:r>
+        <w:t xml:space="preserve"> — CORROBORATED</w:t>
+      </w:r>
+    </w:p>
+    <w:p>
+      <w:r>
+        <w:rPr>
+          <w:b/>
+        </w:rPr>
+        <w:t>P0376</w:t>
+      </w:r>
+      <w:r>
+        <w:t xml:space="preserve"> — RESOLVES EXHIBIT F FROM REARDON'S OIG COMPLAINTS (row P0355: 'Petition to Revoke Plaintiff's Probation. </w:t>
+      </w:r>
+      <w:r>
+        <w:rPr>
+          <w:i/>
+        </w:rPr>
+        <w:t>Petition to Revoke Probation</w:t>
+      </w:r>
+      <w:r>
+        <w:t xml:space="preserve"> — CONFIRMED — filed prosecutorial motion, primary document</w:t>
+      </w:r>
+    </w:p>
+    <w:p>
+      <w:r>
+        <w:rPr>
+          <w:b/>
+        </w:rPr>
+        <w:t>P0362</w:t>
+      </w:r>
+      <w:r>
+        <w:t xml:space="preserve"> — THE COURT'S ACTUAL STATED BASIS FOR REVOCATION WAS THE BANISHMENT ORDER, NOT A FINDING THAT REARDON LIED. Judge Tollison found 'by a preponderance of…. </w:t>
+      </w:r>
+      <w:r>
+        <w:rPr>
+          <w:i/>
+        </w:rPr>
+        <w:t>Kandis Beavers Transcript, Sentencing Portion</w:t>
+      </w:r>
+      <w:r>
+        <w:t xml:space="preserve"> — CONFIRMED</w:t>
+      </w:r>
+    </w:p>
+    <w:p>
+      <w:r>
+        <w:rPr>
+          <w:b/>
+        </w:rPr>
+        <w:t>P0367</w:t>
+      </w:r>
+      <w:r>
+        <w:t xml:space="preserve"> — The written order matching the hearing transcript already read (rows P0359-P0362): found Reardon violated post-release supervision terms 'by appearing…. </w:t>
+      </w:r>
+      <w:r>
+        <w:rPr>
+          <w:i/>
+        </w:rPr>
+        <w:t>Order Revoking Post Release Supervision, State v. Reardon, LK22-358, signed by Circuit…</w:t>
+      </w:r>
+      <w:r>
+        <w:t xml:space="preserve"> — CONFIRMED — signed court order</w:t>
+      </w:r>
+    </w:p>
+    <w:p>
+      <w:r>
+        <w:rPr>
+          <w:b/>
+        </w:rPr>
+        <w:t>P0673</w:t>
+      </w:r>
+      <w:r>
+        <w:t xml:space="preserve"> — The first revocation: One year, for being present in a county. And the judge is grady franklin Tollison III. </w:t>
+      </w:r>
+      <w:r>
+        <w:rPr>
+          <w:i/>
+        </w:rPr>
+        <w:t>Lk22-358 Full Case Packet, Pp.3-8, Read Directly, 6 September 2022</w:t>
+      </w:r>
+      <w:r>
+        <w:t xml:space="preserve"> — CONFIRMED</w:t>
+      </w:r>
+    </w:p>
+    <w:p>
+      <w:r>
+        <w:rPr>
+          <w:b/>
+        </w:rPr>
+        <w:t>S0041</w:t>
+      </w:r>
+      <w:r>
+        <w:t xml:space="preserve"> — At the Nov 3, 2022 revocation hearing, Judge Tollison found Reardon in violation of the banishment condition based on Kandis Beavers's testimony,…. </w:t>
+      </w:r>
+      <w:r>
+        <w:rPr>
+          <w:i/>
+        </w:rPr>
+        <w:t>[file id] (sec.6)</w:t>
+      </w:r>
+      <w:r>
+        <w:t xml:space="preserve"> — CONFIRMED</w:t>
+      </w:r>
+    </w:p>
+    <w:p>
+      <w:r>
+        <w:rPr>
+          <w:b/>
+        </w:rPr>
+        <w:t>P0368</w:t>
+      </w:r>
+      <w:r>
+        <w:t xml:space="preserve"> — A SUBSTANTIAL, PREVIOUSLY UNLOGGED COURT RULING BEARING DIRECTLY ON REARDON'S LATER CLAIMS OF AN INVOLUNTARY PLEA/INEFFECTIVE COUNSEL. Reardon moved…. </w:t>
+      </w:r>
+      <w:r>
+        <w:rPr>
+          <w:i/>
+        </w:rPr>
+        <w:t>Order Denying Defendant's Motion to Withdraw Guilty Plea, State v. Reardon, LK2022-358,…</w:t>
+      </w:r>
+      <w:r>
+        <w:t xml:space="preserve"> — CONFIRMED</w:t>
+      </w:r>
+    </w:p>
+    <w:p>
+      <w:r>
+        <w:rPr>
+          <w:b/>
+        </w:rPr>
+        <w:t>S0016</w:t>
+      </w:r>
+      <w:r>
+        <w:t xml:space="preserve"> — The "2022-04-01 Certificate Of Service Backdated" document was read in full; underlying Jan 3-4, 2022 emails (to/from Board Attorney David O'Donnell)…. </w:t>
+      </w:r>
+      <w:r>
+        <w:rPr>
+          <w:i/>
+        </w:rPr>
+        <w:t>cross_document_synthesis</w:t>
+      </w:r>
+      <w:r>
+        <w:t xml:space="preserve"> — CONFIRMED — documented filing delay</w:t>
+      </w:r>
+    </w:p>
+    <w:p>
+      <w:r>
+        <w:rPr>
+          <w:b/>
+        </w:rPr>
+        <w:t>S0044</w:t>
+      </w:r>
+      <w:r>
+        <w:t xml:space="preserve"> — A Justice Court filming confrontation occurred around June 8, 2022, at Lafayette Co. </w:t>
+      </w:r>
+      <w:r>
+        <w:rPr>
+          <w:i/>
+        </w:rPr>
+        <w:t>audit_addendum_20260723</w:t>
+      </w:r>
+      <w:r>
+        <w:t xml:space="preserve"> — CORROBORATED</w:t>
+      </w:r>
+    </w:p>
+    <w:p>
+      <w:pPr>
+        <w:pStyle w:val="Heading3"/>
+      </w:pPr>
+      <w:r>
+        <w:t>2023</w:t>
+      </w:r>
+    </w:p>
+    <w:p>
+      <w:r>
+        <w:rPr>
+          <w:b/>
+        </w:rPr>
+        <w:t>P0105</w:t>
+      </w:r>
+      <w:r>
+        <w:t xml:space="preserve"> — Judge Sharion Aycock granted the Eleventh Amendment motions of the State of Mississippi [38] and the Mississippi Department of Mental Health [43].…. </w:t>
+      </w:r>
+      <w:r>
+        <w:rPr>
+          <w:i/>
+        </w:rPr>
+        <w:t>CourtListener RECAP document 222769738 -- Reardon v. State of Mississippi, No.…</w:t>
+      </w:r>
+      <w:r>
+        <w:t xml:space="preserve"> — CONFIRMED — federal court order, read in full</w:t>
+      </w:r>
+    </w:p>
+    <w:p>
+      <w:r>
+        <w:rPr>
+          <w:b/>
+        </w:rPr>
+        <w:t>P0092</w:t>
+      </w:r>
+      <w:r>
+        <w:t xml:space="preserve"> — "[Dkt. 60] consists of twelve handwritten pages narrating Reardon's conflicts with law enforcement. </w:t>
+      </w:r>
+      <w:r>
+        <w:rPr>
+          <w:i/>
+        </w:rPr>
+        <w:t>CourtListener RECAP document 354217819 -- Dkt. 90 at 24</w:t>
+      </w:r>
+      <w:r>
+        <w:t xml:space="preserve"> — CONFIRMED — federal court opinion</w:t>
+      </w:r>
+    </w:p>
+    <w:p>
+      <w:r>
+        <w:rPr>
+          <w:b/>
+        </w:rPr>
+        <w:t>P0570</w:t>
+      </w:r>
+      <w:r>
+        <w:t xml:space="preserve"> — Provenance of the '48-page narrative'. It is not a 2026 document and it is not an informal memo - it is a filed federal court pleading. </w:t>
+      </w:r>
+      <w:r>
+        <w:rPr>
+          <w:i/>
+        </w:rPr>
+        <w:t>Plaintiffs More Definitive Statement (3-22-cv-00050, Doc 74, 48pp), 20 March 2023</w:t>
+      </w:r>
+      <w:r>
+        <w:t xml:space="preserve"> — CONFIRMED</w:t>
+      </w:r>
+    </w:p>
+    <w:p>
+      <w:r>
+        <w:rPr>
+          <w:b/>
+        </w:rPr>
+        <w:t>P0081</w:t>
+      </w:r>
+      <w:r>
+        <w:t xml:space="preserve"> — Order and Memorandum Opinion by District Judge Sharion Aycock. </w:t>
+      </w:r>
+      <w:r>
+        <w:rPr>
+          <w:i/>
+        </w:rPr>
+        <w:t>CourtListener RECAP document 354217819 -- Reardon v. Lafayette County, Mississippi, et…</w:t>
+      </w:r>
+      <w:r>
+        <w:t xml:space="preserve"> — CONFIRMED — federal court order, read in full</w:t>
+      </w:r>
+    </w:p>
+    <w:p>
+      <w:r>
+        <w:rPr>
+          <w:b/>
+        </w:rPr>
+        <w:t>P0082</w:t>
+      </w:r>
+      <w:r>
+        <w:t xml:space="preserve"> — The opinion's "Relevant Background" expressly recites Reardon's own pleading, not judicial findings: "According to his Amended Complaint [30]...";…. </w:t>
+      </w:r>
+      <w:r>
+        <w:rPr>
+          <w:i/>
+        </w:rPr>
+        <w:t>CourtListener RECAP document 354217819 -- Dkt. 90 at 1-5</w:t>
+      </w:r>
+      <w:r>
+        <w:t xml:space="preserve"> — CONFIRMED — federal court order, read in full</w:t>
+      </w:r>
+    </w:p>
+    <w:p>
+      <w:r>
+        <w:rPr>
+          <w:b/>
+        </w:rPr>
+        <w:t>P0087</w:t>
+      </w:r>
+      <w:r>
+        <w:t xml:space="preserve"> — "Reardon himself admits in his Amended Complaint [30] that he was taken into custody pursuant to a writ signed by a Chancellor... Considering Reardon's…. </w:t>
+      </w:r>
+      <w:r>
+        <w:rPr>
+          <w:i/>
+        </w:rPr>
+        <w:t>CourtListener RECAP document 354217819 -- Dkt. 90 at 11-12, 14</w:t>
+      </w:r>
+      <w:r>
+        <w:t xml:space="preserve"> — CONFIRMED — federal court holding</w:t>
+      </w:r>
+    </w:p>
+    <w:p>
+      <w:r>
+        <w:rPr>
+          <w:b/>
+        </w:rPr>
+        <w:t>P0088</w:t>
+      </w:r>
+      <w:r>
+        <w:t xml:space="preserve"> — "Here, once the individual actors raised qualified immunity, the burden shifted to Reardon to point to clearly established law indicating that the…. </w:t>
+      </w:r>
+      <w:r>
+        <w:rPr>
+          <w:i/>
+        </w:rPr>
+        <w:t>CourtListener RECAP document 354217819 -- Dkt. 90 at 15-16</w:t>
+      </w:r>
+      <w:r>
+        <w:t xml:space="preserve"> — CONFIRMED — federal court holding</w:t>
+      </w:r>
+    </w:p>
+    <w:p>
+      <w:r>
+        <w:rPr>
+          <w:b/>
+        </w:rPr>
+        <w:t>P0089</w:t>
+      </w:r>
+      <w:r>
+        <w:t xml:space="preserve"> — "Finally, the Court notes that Reardon's grievance appears to be based upon a belief that Mississippi's statutory scheme for involuntary commitment…. </w:t>
+      </w:r>
+      <w:r>
+        <w:rPr>
+          <w:i/>
+        </w:rPr>
+        <w:t>CourtListener RECAP document 354217819 -- Dkt. 90 at 24-25</w:t>
+      </w:r>
+      <w:r>
+        <w:t xml:space="preserve"> — CONFIRMED — federal court opinion</w:t>
+      </w:r>
+    </w:p>
+    <w:p>
+      <w:r>
+        <w:rPr>
+          <w:b/>
+        </w:rPr>
+        <w:t>P0090</w:t>
+      </w:r>
+      <w:r>
+        <w:t xml:space="preserve"> — The court described the 74-page Amended Complaint as "undeniably convoluted and difficult to follow"; noted Reardon repeated "the exact same three…. </w:t>
+      </w:r>
+      <w:r>
+        <w:rPr>
+          <w:i/>
+        </w:rPr>
+        <w:t>CourtListener RECAP document 354217819 -- Dkt. 90 at 6-8, 22-24</w:t>
+      </w:r>
+      <w:r>
+        <w:t xml:space="preserve"> — CONFIRMED — federal court opinion</w:t>
+      </w:r>
+    </w:p>
+    <w:p>
+      <w:r>
+        <w:rPr>
+          <w:b/>
+        </w:rPr>
+        <w:t>P0091</w:t>
+      </w:r>
+      <w:r>
+        <w:t xml:space="preserve"> — State-law claims failed for want of MTCA pre-suit notice. </w:t>
+      </w:r>
+      <w:r>
+        <w:rPr>
+          <w:i/>
+        </w:rPr>
+        <w:t>CourtListener RECAP document 354217819 -- Dkt. 90 at 19-20 and nn.5-6</w:t>
+      </w:r>
+      <w:r>
+        <w:t xml:space="preserve"> — CONFIRMED — federal court opinion</w:t>
+      </w:r>
+    </w:p>
+    <w:p>
+      <w:r>
+        <w:rPr>
+          <w:b/>
+        </w:rPr>
+        <w:t>S0032</w:t>
+      </w:r>
+      <w:r>
+        <w:t xml:space="preserve"> — Osteen's affidavit alleging "moderate odor of alcohol" held Reardon roughly 11 months on $100,000 bond; a forced blood draw returned 0.0% BAC; the…. </w:t>
+      </w:r>
+      <w:r>
+        <w:rPr>
+          <w:i/>
+        </w:rPr>
+        <w:t>[file id] (sec.3.1)</w:t>
+      </w:r>
+      <w:r>
+        <w:t xml:space="preserve"> — CONFIRMED — court record</w:t>
+      </w:r>
+    </w:p>
+    <w:p>
+      <w:r>
+        <w:rPr>
+          <w:b/>
+        </w:rPr>
+        <w:t>P0479</w:t>
+      </w:r>
+      <w:r>
+        <w:t xml:space="preserve"> — The retaliation chronology in his own words, and it matches the recordings. </w:t>
+      </w:r>
+      <w:r>
+        <w:rPr>
+          <w:i/>
+        </w:rPr>
+        <w:t>🚨 Galveston Exposé ｜ 11 Months Trapped by Officer William Osteen's Lies" (17,346 words)…</w:t>
+      </w:r>
+      <w:r>
+        <w:t xml:space="preserve"> — CORROBORATED</w:t>
+      </w:r>
+    </w:p>
+    <w:p>
+      <w:r>
+        <w:rPr>
+          <w:b/>
+        </w:rPr>
+        <w:t>P0454</w:t>
+      </w:r>
+      <w:r>
+        <w:t xml:space="preserve"> — THE MILLS CALL ITSELF, WHICH BOTH CH.20 AND CH.22 HAD ONLY FROM MEMORY. Sequence: Reardon first asks the receptionist who handles internal affairs; she…. </w:t>
+      </w:r>
+      <w:r>
+        <w:rPr>
+          <w:i/>
+        </w:rPr>
+        <w:t>recordings-transcripts/manual_additions/[file id] -- Don-supplied recording, ASR…</w:t>
+      </w:r>
+      <w:r>
+        <w:t xml:space="preserve"> — CORROBORATED</w:t>
+      </w:r>
+    </w:p>
+    <w:p>
+      <w:r>
+        <w:rPr>
+          <w:b/>
+        </w:rPr>
+        <w:t>P0485</w:t>
+      </w:r>
+      <w:r>
+        <w:t xml:space="preserve"> — Osteen's own case report contradicts Osteen's own warrant affidavit, written the same night. </w:t>
+      </w:r>
+      <w:r>
+        <w:rPr>
+          <w:i/>
+        </w:rPr>
+        <w:t>Motion for a Franks Hearing (galveston Md-0417962, Campagna) -- Exhibit C, GPD DWI Case…</w:t>
+      </w:r>
+      <w:r>
+        <w:t xml:space="preserve"> — CONFIRMED</w:t>
+      </w:r>
+    </w:p>
+    <w:p>
+      <w:r>
+        <w:rPr>
+          <w:b/>
+        </w:rPr>
+        <w:t>P0487</w:t>
+      </w:r>
+      <w:r>
+        <w:t xml:space="preserve"> — The report asserts a Mississippi DUI conviction that the same night's dispatch audio shows they could not find. </w:t>
+      </w:r>
+      <w:r>
+        <w:rPr>
+          <w:i/>
+        </w:rPr>
+        <w:t>Motion for a Franks Hearing (galveston Md-0417962, Campagna) -- Exhibit C, GPD DWI Case…</w:t>
+      </w:r>
+      <w:r>
+        <w:t xml:space="preserve"> — CONFIRMED — rows p0308-p0309, p0463</w:t>
+      </w:r>
+    </w:p>
+    <w:p>
+      <w:r>
+        <w:rPr>
+          <w:b/>
+        </w:rPr>
+        <w:t>P0484</w:t>
+      </w:r>
+      <w:r>
+        <w:t xml:space="preserve"> — Osteen identified Reardon as an 'auditor' in the first three minutes, on his own bodycam. </w:t>
+      </w:r>
+      <w:r>
+        <w:rPr>
+          <w:i/>
+        </w:rPr>
+        <w:t>Don-supplied PDF, direct read 2026-08-12: 'Defendant's Motion for a Franks Hearing,'…</w:t>
+      </w:r>
+      <w:r>
+        <w:t xml:space="preserve"> — CONFIRMED</w:t>
+      </w:r>
+    </w:p>
+    <w:p>
+      <w:r>
+        <w:rPr>
+          <w:b/>
+        </w:rPr>
+        <w:t>P0483</w:t>
+      </w:r>
+      <w:r>
+        <w:t xml:space="preserve"> — The point-by-point demolition of the affidavit, each item cited to a source. </w:t>
+      </w:r>
+      <w:r>
+        <w:rPr>
+          <w:i/>
+        </w:rPr>
+        <w:t>Don-supplied PDF, direct read 2026-08-12: 'Defendant's Motion for a Franks Hearing,'…</w:t>
+      </w:r>
+      <w:r>
+        <w:t xml:space="preserve"> — CONFIRMED</w:t>
+      </w:r>
+    </w:p>
+    <w:p>
+      <w:r>
+        <w:rPr>
+          <w:b/>
+        </w:rPr>
+        <w:t>P0447</w:t>
+      </w:r>
+      <w:r>
+        <w:t xml:space="preserve"> — GALVESTON PERSONNEL, IN THEIR OWN VOICES, SEEKING A PRIOR CONVICTION TO ESCALATE THE CHARGE TO A FELONY. Verbatim: 'They said he was [D]WI'd last year…. </w:t>
+      </w:r>
+      <w:r>
+        <w:rPr>
+          <w:i/>
+        </w:rPr>
+        <w:t>audio_transcripts/galveston_2023-08-11/[file id].WAV -- Don-supplied audio, transcribed…</w:t>
+      </w:r>
+      <w:r>
+        <w:t xml:space="preserve"> — CORROBORATED</w:t>
+      </w:r>
+    </w:p>
+    <w:p>
+      <w:r>
+        <w:rPr>
+          <w:b/>
+        </w:rPr>
+        <w:t>P0448</w:t>
+      </w:r>
+      <w:r>
+        <w:t xml:space="preserve"> — GALVESTON CALLS SGT. HOBY JAMES FOR THE CONVICTION RECORD; HE CANNOT PROVIDE IT. Galveston dispatcher: 'whenever I ran the CCH, there's a cycle six and…. </w:t>
+      </w:r>
+      <w:r>
+        <w:rPr>
+          <w:i/>
+        </w:rPr>
+        <w:t>audio_transcripts/galveston_2023-08-11/[file id].WAV -- same source set</w:t>
+      </w:r>
+      <w:r>
+        <w:t xml:space="preserve"> — CORROBORATED</w:t>
+      </w:r>
+    </w:p>
+    <w:p>
+      <w:r>
+        <w:rPr>
+          <w:b/>
+        </w:rPr>
+        <w:t>P0449</w:t>
+      </w:r>
+      <w:r>
+        <w:t xml:space="preserve"> — Deputy Beavers affirmatively called Galveston police at ~4:04 a.m. And asked to be connected to officer Osteen. </w:t>
+      </w:r>
+      <w:r>
+        <w:rPr>
+          <w:i/>
+        </w:rPr>
+        <w:t>audio_transcripts/galveston_2023-08-11/[file id].WAV (and byte-identical duplicate…</w:t>
+      </w:r>
+      <w:r>
+        <w:t xml:space="preserve"> — CORROBORATED</w:t>
+      </w:r>
+    </w:p>
+    <w:p>
+      <w:r>
+        <w:rPr>
+          <w:b/>
+        </w:rPr>
+        <w:t>P0496</w:t>
+      </w:r>
+      <w:r>
+        <w:t xml:space="preserve"> — The \$10,000 / \$100,000 contradiction is resolved: Both figures are correct, at different times. </w:t>
+      </w:r>
+      <w:r>
+        <w:rPr>
+          <w:i/>
+        </w:rPr>
+        <w:t>Don's direct account, given in-session 2026-08-12, resolving the bond discrepancy…</w:t>
+      </w:r>
+      <w:r>
+        <w:t xml:space="preserve"> — CORROBORATED — p0486, primary document</w:t>
+      </w:r>
+    </w:p>
+    <w:p>
+      <w:r>
+        <w:rPr>
+          <w:b/>
+        </w:rPr>
+        <w:t>S0017</w:t>
+      </w:r>
+      <w:r>
+        <w:t xml:space="preserve"> — At 2:41:20am, a caller identifies himself: "Hoby James, I work with the Sheriffs Department in Mississippi... Lafayette County Sheriffs Office," saying…. </w:t>
+      </w:r>
+      <w:r>
+        <w:rPr>
+          <w:i/>
+        </w:rPr>
+        <w:t>cross_document_synthesis</w:t>
+      </w:r>
+      <w:r>
+        <w:t xml:space="preserve"> — CONFIRMED — verified on audio per synthesis</w:t>
+      </w:r>
+    </w:p>
+    <w:p>
+      <w:r>
+        <w:rPr>
+          <w:b/>
+        </w:rPr>
+        <w:t>P0497</w:t>
+      </w:r>
+      <w:r>
+        <w:t xml:space="preserve"> — The Mississippi bench warrant and the Galveston rearrest carry the same date: August 17, 2023. </w:t>
+      </w:r>
+      <w:r>
+        <w:rPr>
+          <w:i/>
+        </w:rPr>
+        <w:t>Cross-reference between row P0496 and the Aug. 17, 2023 filing already recorded in Ch.21</w:t>
+      </w:r>
+      <w:r>
+        <w:t xml:space="preserve"> — CONFIRMED</w:t>
+      </w:r>
+    </w:p>
+    <w:p>
+      <w:r>
+        <w:rPr>
+          <w:b/>
+        </w:rPr>
+        <w:t>P0676</w:t>
+      </w:r>
+      <w:r>
+        <w:t xml:space="preserve"> — THE CAUSE-NUMBER MISMATCH IS EXPLAINED, AND THE EXPLANATION LARGELY DEFLATES THE COMPLAINT. THIS IS NOT A DEFECT - IT IS A POLICE REPORT NUMBER SITTING…. </w:t>
+      </w:r>
+      <w:r>
+        <w:rPr>
+          <w:i/>
+        </w:rPr>
+        <w:t>Lk22-358 Full Case Packet, Pp.12-13, Read Directly, Cross-referenced to P0662, P0638, 6…</w:t>
+      </w:r>
+      <w:r>
+        <w:t xml:space="preserve"> — CONFIRMED</w:t>
+      </w:r>
+    </w:p>
+    <w:p>
+      <w:r>
+        <w:rPr>
+          <w:b/>
+        </w:rPr>
+        <w:t>P0677</w:t>
+      </w:r>
+      <w:r>
+        <w:t xml:space="preserve"> — The bench warrant ordered that no attorney be appointed - and the controlled-substance recital is on the warrant but not on the petition. </w:t>
+      </w:r>
+      <w:r>
+        <w:rPr>
+          <w:i/>
+        </w:rPr>
+        <w:t>Lk22-358 Full Case Packet, Pp.12-13, Read Directly, 6 September 2022</w:t>
+      </w:r>
+      <w:r>
+        <w:t xml:space="preserve"> — CONFIRMED — bench warrant, read directly</w:t>
+      </w:r>
+    </w:p>
+    <w:p>
+      <w:r>
+        <w:rPr>
+          <w:b/>
+        </w:rPr>
+        <w:t>P0369</w:t>
+      </w:r>
+      <w:r>
+        <w:t xml:space="preserve"> — Commands the Sheriff of Lafayette County to arrest Reardon for violating probation, based on a felony DUI (Driving Under the Influence, Third Offense)…. </w:t>
+      </w:r>
+      <w:r>
+        <w:rPr>
+          <w:i/>
+        </w:rPr>
+        <w:t>Bench Warrant, State v. Reardon, LK22-358, signed by a Circuit Court Judge (signature…</w:t>
+      </w:r>
+      <w:r>
+        <w:t xml:space="preserve"> — CONFIRMED — signed bench warrant</w:t>
+      </w:r>
+    </w:p>
+    <w:p>
+      <w:r>
+        <w:rPr>
+          <w:b/>
+        </w:rPr>
+        <w:t>P0678</w:t>
+      </w:r>
+      <w:r>
+        <w:t xml:space="preserve"> — The petition misdates the sentencing by ten days, and names the prosecutor. </w:t>
+      </w:r>
+      <w:r>
+        <w:rPr>
+          <w:i/>
+        </w:rPr>
+        <w:t>Lk22-358 Full Case Packet, Pp.12-13, Read Directly, 6 September 2022</w:t>
+      </w:r>
+      <w:r>
+        <w:t xml:space="preserve"> — CONFIRMED</w:t>
+      </w:r>
+    </w:p>
+    <w:p>
+      <w:r>
+        <w:rPr>
+          <w:b/>
+        </w:rPr>
+        <w:t>P0488</w:t>
+      </w:r>
+      <w:r>
+        <w:t xml:space="preserve"> — THE TOXICOLOGY REPORT ITSELF, READ DIRECTLY. Texas DPS Houston Crime Laboratory, Case HOU-2308-10286, agency case GPD 2023005559. Blood kit submitted…. </w:t>
+      </w:r>
+      <w:r>
+        <w:rPr>
+          <w:i/>
+        </w:rPr>
+        <w:t>Same PDF, Exhibit B -- Texas DPS Houston Crime Laboratory, Toxicology…</w:t>
+      </w:r>
+      <w:r>
+        <w:t xml:space="preserve"> — CONFIRMED</w:t>
+      </w:r>
+    </w:p>
+    <w:p>
+      <w:r>
+        <w:rPr>
+          <w:b/>
+        </w:rPr>
+        <w:t>P0638</w:t>
+      </w:r>
+      <w:r>
+        <w:t xml:space="preserve"> — Major correction to p0622. I told don the felony booking was 'arithmetically impossible'. The indictment alleges two priors and it is not. </w:t>
+      </w:r>
+      <w:r>
+        <w:rPr>
+          <w:i/>
+        </w:rPr>
+        <w:t>Google Drive: 'Indictment filed 12-7-2023' (id [file id]), read directly 2026-08-16</w:t>
+      </w:r>
+      <w:r>
+        <w:t xml:space="preserve"> — CONFIRMED — grand jury indictment, read directly</w:t>
+      </w:r>
+    </w:p>
+    <w:p>
+      <w:pPr>
+        <w:pStyle w:val="Heading3"/>
+      </w:pPr>
+      <w:r>
+        <w:t>2024</w:t>
+      </w:r>
+    </w:p>
+    <w:p>
+      <w:r>
+        <w:rPr>
+          <w:b/>
+        </w:rPr>
+        <w:t>P0702</w:t>
+      </w:r>
+      <w:r>
+        <w:t xml:space="preserve"> — His own lawyer told a texas court he lived and worked in the houston area. </w:t>
+      </w:r>
+      <w:r>
+        <w:rPr>
+          <w:i/>
+        </w:rPr>
+        <w:t>Google Drive folder [file id]: 'Motion to Reduce Bond and Order Denying Motion…</w:t>
+      </w:r>
+      <w:r>
+        <w:t xml:space="preserve"> — CONFIRMED — e-filed document</w:t>
+      </w:r>
+    </w:p>
+    <w:p>
+      <w:r>
+        <w:rPr>
+          <w:b/>
+        </w:rPr>
+        <w:t>S0037</w:t>
+      </w:r>
+      <w:r>
+        <w:t xml:space="preserve"> — A March 25, 2024 letter has Clerk Jeff Busby stating no properly filed appeal was pending; a Nov 12, 2025 sworn federal affidavit (ECF Doc. 46-1,…. </w:t>
+      </w:r>
+      <w:r>
+        <w:rPr>
+          <w:i/>
+        </w:rPr>
+        <w:t>[file id] (sec.4, The Busby Files)</w:t>
+      </w:r>
+      <w:r>
+        <w:t xml:space="preserve"> — CONFIRMED</w:t>
+      </w:r>
+    </w:p>
+    <w:p>
+      <w:r>
+        <w:rPr>
+          <w:b/>
+        </w:rPr>
+        <w:t>P0694</w:t>
+      </w:r>
+      <w:r>
+        <w:t xml:space="preserve"> — The state's own dismissal form does not check 'insufficient evidence.' it checks 'other,' and the handwritten explanation mentions enhancement. </w:t>
+      </w:r>
+      <w:r>
+        <w:rPr>
+          <w:i/>
+        </w:rPr>
+        <w:t>Google Drive folder [file id]: 'Motion to Dismiss 5-24-2024', State of Texas v. Matthew…</w:t>
+      </w:r>
+      <w:r>
+        <w:t xml:space="preserve"> — CONFIRMED — printed form fields, machine-legible</w:t>
+      </w:r>
+    </w:p>
+    <w:p>
+      <w:r>
+        <w:rPr>
+          <w:b/>
+        </w:rPr>
+        <w:t>P0691</w:t>
+      </w:r>
+      <w:r>
+        <w:t xml:space="preserve"> — The state had the texas dismissal order in hand five weeks before it asked to revoke him on the texas charge. </w:t>
+      </w:r>
+      <w:r>
+        <w:rPr>
+          <w:i/>
+        </w:rPr>
+        <w:t>Google Drive folder [file id]: '07.11.24ReardonRevocationHearing 2025-02-08 23_11_14' -…</w:t>
+      </w:r>
+      <w:r>
+        <w:t xml:space="preserve"> — CONFIRMED</w:t>
+      </w:r>
+    </w:p>
+    <w:p>
+      <w:r>
+        <w:rPr>
+          <w:b/>
+        </w:rPr>
+        <w:t>P0697</w:t>
+      </w:r>
+      <w:r>
+        <w:t xml:space="preserve"> — The dismissal order went to the prosecutor who wrote the petition to revoke. Amends my own caution at p0691. </w:t>
+      </w:r>
+      <w:r>
+        <w:rPr>
+          <w:i/>
+        </w:rPr>
+        <w:t>Google Drive folder [file id]: '07.11.24ReardonRevocationHearing 2025-02-08 23_11_14' -…</w:t>
+      </w:r>
+      <w:r>
+        <w:t xml:space="preserve"> — CONFIRMED — p0678, primary source</w:t>
+      </w:r>
+    </w:p>
+    <w:p>
+      <w:r>
+        <w:rPr>
+          <w:b/>
+        </w:rPr>
+        <w:t>P0683</w:t>
+      </w:r>
+      <w:r>
+        <w:t xml:space="preserve"> — MAJOR CORRECTION TO MY OWN P0645. THE APPEAL WAS NOT DISMISSED BECAUSE HE COULD NOT PAY $150. IT WAS DISMISSED BECAUSE AN AFFIDAVIT OF POVERTY WAS…. </w:t>
+      </w:r>
+      <w:r>
+        <w:rPr>
+          <w:i/>
+        </w:rPr>
+        <w:t>PCR motion 36CI1:24cv00388JKL Doc #2</w:t>
+      </w:r>
+      <w:r>
+        <w:t xml:space="preserve"> — CONFIRMED</w:t>
+      </w:r>
+    </w:p>
+    <w:p>
+      <w:r>
+        <w:rPr>
+          <w:b/>
+        </w:rPr>
+        <w:t>P0685</w:t>
+      </w:r>
+      <w:r>
+        <w:t xml:space="preserve"> — The first revocation hearing transcript, read in full for the first time. It is a certified transcript with a native text layer - citation-grade,…. </w:t>
+      </w:r>
+      <w:r>
+        <w:rPr>
+          <w:i/>
+        </w:rPr>
+        <w:t>Google Drive folder [file id]: '07.11.24ReardonRevocationHearing 2025-02-08 23_11_14' -…</w:t>
+      </w:r>
+      <w:r>
+        <w:t xml:space="preserve"> — CONFIRMED</w:t>
+      </w:r>
+    </w:p>
+    <w:p>
+      <w:r>
+        <w:rPr>
+          <w:b/>
+        </w:rPr>
+        <w:t>P0686</w:t>
+      </w:r>
+      <w:r>
+        <w:t xml:space="preserve"> — Don made the preliminary-hearing argument himself, pro se, with citations, and the judge wrote them down. </w:t>
+      </w:r>
+      <w:r>
+        <w:rPr>
+          <w:i/>
+        </w:rPr>
+        <w:t>Google Drive folder [file id]: '07.11.24ReardonRevocationHearing 2025-02-08 23_11_14' -…</w:t>
+      </w:r>
+      <w:r>
+        <w:t xml:space="preserve"> — CONFIRMED</w:t>
+      </w:r>
+    </w:p>
+    <w:p>
+      <w:r>
+        <w:rPr>
+          <w:b/>
+        </w:rPr>
+        <w:t>P0692</w:t>
+      </w:r>
+      <w:r>
+        <w:t xml:space="preserve"> — He asked Tollison to recuse, on the record, on july 11 - and the ground was the warrant. </w:t>
+      </w:r>
+      <w:r>
+        <w:rPr>
+          <w:i/>
+        </w:rPr>
+        <w:t>Google Drive folder [file id]: '07.11.24ReardonRevocationHearing 2025-02-08 23_11_14' -…</w:t>
+      </w:r>
+      <w:r>
+        <w:t xml:space="preserve"> — CONFIRMED</w:t>
+      </w:r>
+    </w:p>
+    <w:p>
+      <w:r>
+        <w:rPr>
+          <w:b/>
+        </w:rPr>
+        <w:t>P0693</w:t>
+      </w:r>
+      <w:r>
+        <w:t xml:space="preserve"> — The 21-day argument, and the answer he got. </w:t>
+      </w:r>
+      <w:r>
+        <w:rPr>
+          <w:i/>
+        </w:rPr>
+        <w:t>Google Drive folder [file id]: '07.11.24ReardonRevocationHearing 2025-02-08 23_11_14' -…</w:t>
+      </w:r>
+      <w:r>
+        <w:t xml:space="preserve"> — CONFIRMED — certified transcript</w:t>
+      </w:r>
+    </w:p>
+    <w:p>
+      <w:r>
+        <w:rPr>
+          <w:b/>
+        </w:rPr>
+        <w:t>P0655</w:t>
+      </w:r>
+      <w:r>
+        <w:t xml:space="preserve"> — The stopping officer is named - officer murph - and the 'auditor' label was applied before Osteen ever reached the car. </w:t>
+      </w:r>
+      <w:r>
+        <w:rPr>
+          <w:i/>
+        </w:rPr>
+        <w:t>Google Drive: '07.18.24ReardonRevocationHearing', certified transcript (Dana Rowan…</w:t>
+      </w:r>
+      <w:r>
+        <w:t xml:space="preserve"> — CONFIRMED — certified transcript, read directly</w:t>
+      </w:r>
+    </w:p>
+    <w:p>
+      <w:r>
+        <w:rPr>
+          <w:b/>
+        </w:rPr>
+        <w:t>P0656</w:t>
+      </w:r>
+      <w:r>
+        <w:t xml:space="preserve"> — UNDER OATH, OSTEEN ADMITTED THEY HAD SEVERAL WORKING BREATHALYZERS. AT THE SCENE HE AND HIS SUPERVISOR TOLD REARDON THEY HAD NONE. THIS IS CLEANER THAN…. </w:t>
+      </w:r>
+      <w:r>
+        <w:rPr>
+          <w:i/>
+        </w:rPr>
+        <w:t>Google Drive: '07.18.24ReardonRevocationHearing', certified transcript (Dana Rowan…</w:t>
+      </w:r>
+      <w:r>
+        <w:t xml:space="preserve"> — CONFIRMED — certified transcript, read directly</w:t>
+      </w:r>
+    </w:p>
+    <w:p>
+      <w:r>
+        <w:rPr>
+          <w:b/>
+        </w:rPr>
+        <w:t>P0657</w:t>
+      </w:r>
+      <w:r>
+        <w:t xml:space="preserve"> — 'pinpoint pupils' - sworn. The affidavit said 'watery &amp; dilated'. Row p0483's point (c) is now sourced to the transcript. </w:t>
+      </w:r>
+      <w:r>
+        <w:rPr>
+          <w:i/>
+        </w:rPr>
+        <w:t>Google Drive: '07.18.24ReardonRevocationHearing', certified transcript (Dana Rowan…</w:t>
+      </w:r>
+      <w:r>
+        <w:t xml:space="preserve"> — CONFIRMED — certified transcript, read directly</w:t>
+      </w:r>
+    </w:p>
+    <w:p>
+      <w:r>
+        <w:rPr>
+          <w:b/>
+        </w:rPr>
+        <w:t>P0659</w:t>
+      </w:r>
+      <w:r>
+        <w:t xml:space="preserve"> — Answered: The felony was dismissed and a misdemeanor remained pending. This closes don's own open question about how 23-cr-2981 ended. </w:t>
+      </w:r>
+      <w:r>
+        <w:rPr>
+          <w:i/>
+        </w:rPr>
+        <w:t>Google Drive: '07.18.24ReardonRevocationHearing', certified transcript (Dana Rowan…</w:t>
+      </w:r>
+      <w:r>
+        <w:t xml:space="preserve"> — CONFIRMED</w:t>
+      </w:r>
+    </w:p>
+    <w:p>
+      <w:r>
+        <w:rPr>
+          <w:b/>
+        </w:rPr>
+        <w:t>P0663</w:t>
+      </w:r>
+      <w:r>
+        <w:t xml:space="preserve"> — The appeal was still alive on the day of the hearing - Reardon filed a notice of appeal that morning, and the state did not know. </w:t>
+      </w:r>
+      <w:r>
+        <w:rPr>
+          <w:i/>
+        </w:rPr>
+        <w:t>Google Drive: '07.18.24ReardonRevocationHearing', certified transcript — Katreena…</w:t>
+      </w:r>
+      <w:r>
+        <w:t xml:space="preserve"> — CONFIRMED — certified transcript, read directly</w:t>
+      </w:r>
+    </w:p>
+    <w:p>
+      <w:r>
+        <w:rPr>
+          <w:b/>
+        </w:rPr>
+        <w:t>P0664</w:t>
+      </w:r>
+      <w:r>
+        <w:t xml:space="preserve"> — THE JUDGE AGREED THE BENCH WARRANT WAS WRONG - IN THOSE WORDS - AND OVERRULED THE OBJECTION AS MOOT. DON RAISED THIS IN COURT AND WAS TOLD IT WAS JUST…. </w:t>
+      </w:r>
+      <w:r>
+        <w:rPr>
+          <w:i/>
+        </w:rPr>
+        <w:t>Google Drive: '07.18.24ReardonRevocationHearing', certified transcript — preliminary…</w:t>
+      </w:r>
+      <w:r>
+        <w:t xml:space="preserve"> — CONFIRMED — certified transcript, read directly</w:t>
+      </w:r>
+    </w:p>
+    <w:p>
+      <w:r>
+        <w:rPr>
+          <w:b/>
+        </w:rPr>
+        <w:t>P0665</w:t>
+      </w:r>
+      <w:r>
+        <w:t xml:space="preserve"> — The court ruled that section 47-7-37's procedures did not apply to him - and six months later his sentence was vacated under that exact statute. </w:t>
+      </w:r>
+      <w:r>
+        <w:rPr>
+          <w:i/>
+        </w:rPr>
+        <w:t>Google Drive: '07.18.24ReardonRevocationHearing', certified transcript — preliminary…</w:t>
+      </w:r>
+      <w:r>
+        <w:t xml:space="preserve"> — CONFIRMED — certified transcript, read directly</w:t>
+      </w:r>
+    </w:p>
+    <w:p>
+      <w:r>
+        <w:rPr>
+          <w:b/>
+        </w:rPr>
+        <w:t>P0666</w:t>
+      </w:r>
+      <w:r>
+        <w:t xml:space="preserve"> — He asked the judge to recuse for having signed the order, and the judge ruled on his own conflict. </w:t>
+      </w:r>
+      <w:r>
+        <w:rPr>
+          <w:i/>
+        </w:rPr>
+        <w:t>Google Drive: '07.18.24ReardonRevocationHearing', certified transcript — preliminary…</w:t>
+      </w:r>
+      <w:r>
+        <w:t xml:space="preserve"> — CONFIRMED — certified transcript, read directly</w:t>
+      </w:r>
+    </w:p>
+    <w:p>
+      <w:r>
+        <w:rPr>
+          <w:b/>
+        </w:rPr>
+        <w:t>P0518</w:t>
+      </w:r>
+      <w:r>
+        <w:t xml:space="preserve"> — The january 2025 vacatur was won on a sentencing cap, not on a finding that anyone lied. </w:t>
+      </w:r>
+      <w:r>
+        <w:rPr>
+          <w:i/>
+        </w:rPr>
+        <w:t>Same source, Dkt 90 pp. 8-9 and p. 4 n.2</w:t>
+      </w:r>
+      <w:r>
+        <w:t xml:space="preserve"> — CONFIRMED</w:t>
+      </w:r>
+    </w:p>
+    <w:p>
+      <w:pPr>
+        <w:pStyle w:val="Heading3"/>
+      </w:pPr>
+      <w:r>
+        <w:t>2025</w:t>
+      </w:r>
+    </w:p>
+    <w:p>
+      <w:r>
+        <w:rPr>
+          <w:b/>
+        </w:rPr>
+        <w:t>P0642</w:t>
+      </w:r>
+      <w:r>
+        <w:t xml:space="preserve"> — A MISSISSIPPI CIRCUIT COURT FOUND THE GALVESTON DWI WAS A MISDEMEANOR - AND THE STATE AGREED. THIS BEARS DIRECTLY ON THE TEXAS ENHANCEMENT QUESTION…. </w:t>
+      </w:r>
+      <w:r>
+        <w:rPr>
+          <w:i/>
+        </w:rPr>
+        <w:t>Google Drive: 'Order vacating Unlawful Sentence' folder, images…</w:t>
+      </w:r>
+      <w:r>
+        <w:t xml:space="preserve"> — CONFIRMED</w:t>
+      </w:r>
+    </w:p>
+    <w:p>
+      <w:r>
+        <w:rPr>
+          <w:b/>
+        </w:rPr>
+        <w:t>S0042</w:t>
+      </w:r>
+      <w:r>
+        <w:t xml:space="preserve"> — Jacob Howard/MacArthur Justice Center's PCR petition (filed Nov 26, 2024, targeting the 2022 stalking-case revocation and plea) resulted in the…. </w:t>
+      </w:r>
+      <w:r>
+        <w:rPr>
+          <w:i/>
+        </w:rPr>
+        <w:t>[file id] (sec.6)</w:t>
+      </w:r>
+      <w:r>
+        <w:t xml:space="preserve"> — CONFIRMED</w:t>
+      </w:r>
+    </w:p>
+    <w:p>
+      <w:r>
+        <w:rPr>
+          <w:b/>
+        </w:rPr>
+        <w:t>P0192</w:t>
+      </w:r>
+      <w:r>
+        <w:t xml:space="preserve"> — Reardon telephones the chambers of Chancellor Little and speaks with a staff member he addresses as 'Tara,' about the 2017 restraining order. </w:t>
+      </w:r>
+      <w:r>
+        <w:rPr>
+          <w:i/>
+        </w:rPr>
+        <w:t>author's document archive, 2025 at 2-35 PM</w:t>
+      </w:r>
+      <w:r>
+        <w:t xml:space="preserve"> — CORROBORATED</w:t>
+      </w:r>
+    </w:p>
+    <w:p>
+      <w:r>
+        <w:rPr>
+          <w:b/>
+        </w:rPr>
+        <w:t>P0347</w:t>
+      </w:r>
+      <w:r>
+        <w:t xml:space="preserve"> — THIS RESOLVES THE ASR-UNCERTAIN NAME FLAGGED AT ROW P0341 (Batch 32): 'Hilden Cess' is Captain Hildon Sessums, Oxford PD -- exact spelling now…. </w:t>
+      </w:r>
+      <w:r>
+        <w:rPr>
+          <w:i/>
+        </w:rPr>
+        <w:t>Reardon v. Layton, Complaint (Doc. 1) paras. 16-27, and Exhibit A -- Sworn Declaration…</w:t>
+      </w:r>
+      <w:r>
+        <w:t xml:space="preserve"> — CONFIRMED — sworn declaration under penalty of perjury</w:t>
+      </w:r>
+    </w:p>
+    <w:p>
+      <w:r>
+        <w:rPr>
+          <w:b/>
+        </w:rPr>
+        <w:t>P0499</w:t>
+      </w:r>
+      <w:r>
+        <w:t xml:space="preserve"> — The address could not have come from a public source -- pleaded under penalty of perjury. </w:t>
+      </w:r>
+      <w:r>
+        <w:rPr>
+          <w:i/>
+        </w:rPr>
+        <w:t>All Public Documents Reardon v Layton Up To -- Already in the Archive (byte-identical to…</w:t>
+      </w:r>
+      <w:r>
+        <w:t xml:space="preserve"> — CONFIRMED</w:t>
+      </w:r>
+    </w:p>
+    <w:p>
+      <w:r>
+        <w:rPr>
+          <w:b/>
+        </w:rPr>
+        <w:t>P0350</w:t>
+      </w:r>
+      <w:r>
+        <w:t xml:space="preserve"> — A detailed, apparently complete recording of Reardon's (as 'Don Matthews') visit to obtain GRAMA records from a Feb. 3, 2025 'Silent Audit' at Zions…. </w:t>
+      </w:r>
+      <w:r>
+        <w:rPr>
+          <w:i/>
+        </w:rPr>
+        <w:t>Transcript Meeting with Mark Arrington</w:t>
+      </w:r>
+      <w:r>
+        <w:t xml:space="preserve"> — CORROBORATED</w:t>
+      </w:r>
+    </w:p>
+    <w:p>
+      <w:r>
+        <w:rPr>
+          <w:b/>
+        </w:rPr>
+        <w:t>P0482</w:t>
+      </w:r>
+      <w:r>
+        <w:t xml:space="preserve"> — THE FRANKS MOTION. Counsel: BENJAMIN S. CAMPAGNA, Texas Bar No. 24078302, TX Attorney Group PLLC, Houston. </w:t>
+      </w:r>
+      <w:r>
+        <w:rPr>
+          <w:i/>
+        </w:rPr>
+        <w:t>Don-supplied PDF, direct read 2026-08-12: 'Defendant's Motion for a Franks Hearing,'…</w:t>
+      </w:r>
+      <w:r>
+        <w:t xml:space="preserve"> — CONFIRMED</w:t>
+      </w:r>
+    </w:p>
+    <w:p>
+      <w:r>
+        <w:rPr>
+          <w:b/>
+        </w:rPr>
+        <w:t>P0352</w:t>
+      </w:r>
+      <w:r>
+        <w:t xml:space="preserve"> — Layton Mayor Joy Petro calls Reardon back to report on his ID-policy complaint: confirms she raised the inconsistent-ID-requirement issue with the city…. </w:t>
+      </w:r>
+      <w:r>
+        <w:rPr>
+          <w:i/>
+        </w:rPr>
+        <w:t>Transcript Call from Mayor Petro</w:t>
+      </w:r>
+      <w:r>
+        <w:t xml:space="preserve"> — CONFIRMED — verbatim call transcript</w:t>
+      </w:r>
+    </w:p>
+    <w:p>
+      <w:r>
+        <w:rPr>
+          <w:b/>
+        </w:rPr>
+        <w:t>P0353</w:t>
+      </w:r>
+      <w:r>
+        <w:t xml:space="preserve"> — Temporarily grants Reardon's in forma pauperis motion, orders the complaint screened under 28 U.S.C. 1915(e)(2) and DUCivR 3-2(b), tolls the time to…. </w:t>
+      </w:r>
+      <w:r>
+        <w:rPr>
+          <w:i/>
+        </w:rPr>
+        <w:t>Reardon v. Layton, Order (Doc. 5), signed by Magistrate Judge Jared C. Bennett, 2025-03-31</w:t>
+      </w:r>
+      <w:r>
+        <w:t xml:space="preserve"> — CONFIRMED</w:t>
+      </w:r>
+    </w:p>
+    <w:p>
+      <w:r>
+        <w:rPr>
+          <w:b/>
+        </w:rPr>
+        <w:t>P0498</w:t>
+      </w:r>
+      <w:r>
+        <w:t xml:space="preserve"> — The layton complaint, and the names are now confirmed from a filed document. </w:t>
+      </w:r>
+      <w:r>
+        <w:rPr>
+          <w:i/>
+        </w:rPr>
+        <w:t>All Public Documents Reardon v Layton Up To -- Already in the Archive (byte-identical to…</w:t>
+      </w:r>
+      <w:r>
+        <w:t xml:space="preserve"> — CONFIRMED — primary court document, read directly</w:t>
+      </w:r>
+    </w:p>
+    <w:p>
+      <w:r>
+        <w:rPr>
+          <w:b/>
+        </w:rPr>
+        <w:t>P0356</w:t>
+      </w:r>
+      <w:r>
+        <w:t xml:space="preserve"> — Reardon moved to rescind his consent to magistrate jurisdiction and to recuse Magistrate Judge Bennett under 28 U.S.C. 455, citing the unresolved stay…. </w:t>
+      </w:r>
+      <w:r>
+        <w:rPr>
+          <w:i/>
+        </w:rPr>
+        <w:t>Reardon v. Layton, Motion to Rescind Prior Consent to Magistrate Jurisdiction and to…</w:t>
+      </w:r>
+      <w:r>
+        <w:t xml:space="preserve"> — CONFIRMED</w:t>
+      </w:r>
+    </w:p>
+    <w:p>
+      <w:r>
+        <w:rPr>
+          <w:b/>
+        </w:rPr>
+        <w:t>P0500</w:t>
+      </w:r>
+      <w:r>
+        <w:t xml:space="preserve"> — It was not a withdrawal. The case never moved, and no defendant was ever served. </w:t>
+      </w:r>
+      <w:r>
+        <w:rPr>
+          <w:i/>
+        </w:rPr>
+        <w:t>Notice of Voluntary Dismissal Without Prejudice (reardon v Layton)</w:t>
+      </w:r>
+      <w:r>
+        <w:t xml:space="preserve"> — CONFIRMED — primary filing, read directly</w:t>
+      </w:r>
+    </w:p>
+    <w:p>
+      <w:r>
+        <w:rPr>
+          <w:b/>
+        </w:rPr>
+        <w:t>P0503</w:t>
+      </w:r>
+      <w:r>
+        <w:t xml:space="preserve"> — Layton was never refiled, and the reason is capacity. </w:t>
+      </w:r>
+      <w:r>
+        <w:rPr>
+          <w:i/>
+        </w:rPr>
+        <w:t>Don's direct answer, given in-session 2026-08-12, on the disposition of the Layton…</w:t>
+      </w:r>
+      <w:r>
+        <w:t xml:space="preserve"> — CONFIRMED — don's direct answer about his own litigation</w:t>
+      </w:r>
+    </w:p>
+    <w:p>
+      <w:r>
+        <w:rPr>
+          <w:b/>
+        </w:rPr>
+        <w:t>P0338</w:t>
+      </w:r>
+      <w:r>
+        <w:t xml:space="preserve"> — Reading from the FOIA-produced records, Reardon describes: a June 27, 2025 email captioned 'Alert Notice,' attributed by its stated origin to 'the…. </w:t>
+      </w:r>
+      <w:r>
+        <w:rPr>
+          <w:i/>
+        </w:rPr>
+        <w:t>🚨 MAJOR Conspiracy EXPOSED： US Marshals, DOJ &amp; State Actors in #OperationSilenceThePress…</w:t>
+      </w:r>
+      <w:r>
+        <w:t xml:space="preserve"> — CORROBORATED</w:t>
+      </w:r>
+    </w:p>
+    <w:p>
+      <w:r>
+        <w:rPr>
+          <w:b/>
+        </w:rPr>
+        <w:t>P0345</w:t>
+      </w:r>
+      <w:r>
+        <w:t xml:space="preserve"> — Standard Rule 16/26(f) scheduling order confirming case metadata already known from row P0042: presiding Judge Jeffrey Vincent Brown, referred to…. </w:t>
+      </w:r>
+      <w:r>
+        <w:rPr>
+          <w:i/>
+        </w:rPr>
+        <w:t>Order for Conference and Disclosure of Interested Parties (reardon v Osteen) (doc 3,…</w:t>
+      </w:r>
+      <w:r>
+        <w:t xml:space="preserve"> — CONFIRMED — federal court order, native pdf text</w:t>
+      </w:r>
+    </w:p>
+    <w:p>
+      <w:r>
+        <w:rPr>
+          <w:b/>
+        </w:rPr>
+        <w:t>P0273</w:t>
+      </w:r>
+      <w:r>
+        <w:t xml:space="preserve"> — THE PRIMARY RECORD OF AUGUST 25, 2025 IS A YOUTUBE LIVESTREAM AND THE FILING GIVES ITS URL. Per footnote 4: ''The livestream is available on the We The…. </w:t>
+      </w:r>
+      <w:r>
+        <w:rPr>
+          <w:i/>
+        </w:rPr>
+        <w:t>[doc. 16-1] Memorandum in Support</w:t>
+      </w:r>
+      <w:r>
+        <w:t xml:space="preserve"> — CONFIRMED</w:t>
+      </w:r>
+    </w:p>
+    <w:p>
+      <w:r>
+        <w:rPr>
+          <w:b/>
+        </w:rPr>
+        <w:t>P0277</w:t>
+      </w:r>
+      <w:r>
+        <w:t xml:space="preserve"> — THE STATED CONSEQUENCE IN THE AUDIO IS SEIZURE, NOT ARREST. Sequence per the caption track (speaker labels are the caption track's own '&gt;&gt;' turn…. </w:t>
+      </w:r>
+      <w:r>
+        <w:rPr>
+          <w:i/>
+        </w:rPr>
+        <w:t>YouTube auto-caption track (en-orig) of QAv70Drwt3c, downloaded 2026-08-03 to…</w:t>
+      </w:r>
+      <w:r>
+        <w:t xml:space="preserve"> — CONFIRMED</w:t>
+      </w:r>
+    </w:p>
+    <w:p>
+      <w:r>
+        <w:rPr>
+          <w:b/>
+        </w:rPr>
+        <w:t>P0278</w:t>
+      </w:r>
+      <w:r>
+        <w:t xml:space="preserve"> — WHAT THE FRAMES SHOW. (1) RETREAT IS VISIBLE. From roughly 3643s to 3659s (01:00:43-01:00:59) Deputy Marshal Nugent -- bearded, navy polo with a star…. </w:t>
+      </w:r>
+      <w:r>
+        <w:rPr>
+          <w:i/>
+        </w:rPr>
+        <w:t>Frame extraction from the preserved livestream (row P0276) at 2 fps, 3634s-3682s,…</w:t>
+      </w:r>
+      <w:r>
+        <w:t xml:space="preserve"> — CONFIRMED</w:t>
+      </w:r>
+    </w:p>
+    <w:p>
+      <w:r>
+        <w:rPr>
+          <w:b/>
+        </w:rPr>
+        <w:t>P0281</w:t>
+      </w:r>
+      <w:r>
+        <w:t xml:space="preserve"> — REARDON ANNOUNCED THE INVITATION IN REAL TIME, BEFORE HE MOVED. At 00:30:26-00:30:53, while still outside: ''Y'all want me to come in?. </w:t>
+      </w:r>
+      <w:r>
+        <w:rPr>
+          <w:i/>
+        </w:rPr>
+        <w:t>Preserved livestream (row P0276), caption track 00:30:26-00:31:38 and 00:33:33-00:34:18;…</w:t>
+      </w:r>
+      <w:r>
+        <w:t xml:space="preserve"> — CONFIRMED — recording, rule 3a</w:t>
+      </w:r>
+    </w:p>
+    <w:p>
+      <w:r>
+        <w:rPr>
+          <w:b/>
+        </w:rPr>
+        <w:t>P0282</w:t>
+      </w:r>
+      <w:r>
+        <w:t xml:space="preserve"> — THE ARREST WARNING EXISTS ON THE RECORDING -- AT THE WRONG MOMENT FOR THE COURT'S FINDING. At 00:33:30, as Reardon came through the interior door, the…. </w:t>
+      </w:r>
+      <w:r>
+        <w:rPr>
+          <w:i/>
+        </w:rPr>
+        <w:t>Preserved livestream (row P0276), caption track 00:33:30-00:33:33; examined 2026-08-03</w:t>
+      </w:r>
+      <w:r>
+        <w:t xml:space="preserve"> — CONFIRMED</w:t>
+      </w:r>
+    </w:p>
+    <w:p>
+      <w:r>
+        <w:rPr>
+          <w:b/>
+        </w:rPr>
+        <w:t>P0325</w:t>
+      </w:r>
+      <w:r>
+        <w:t xml:space="preserve"> — This transcript's caption stream goes silent from 01:00:59 to 01:01:17 (18 seconds, no words captured at all) -- the same window already identified…. </w:t>
+      </w:r>
+      <w:r>
+        <w:rPr>
+          <w:i/>
+        </w:rPr>
+        <w:t>Livestream, Aug 25 2025 arrest, https://www.youtube.com/live/QAv70Drwt3c -- second…</w:t>
+      </w:r>
+      <w:r>
+        <w:t xml:space="preserve"> — CORROBORATED</w:t>
+      </w:r>
+    </w:p>
+    <w:p>
+      <w:r>
+        <w:rPr>
+          <w:b/>
+        </w:rPr>
+        <w:t>P0327</w:t>
+      </w:r>
+      <w:r>
+        <w:t xml:space="preserve"> — As soon as the blackout ends (01:01:17-19), the recording captures a Miranda warning being read: 'You have the right to remain silent. </w:t>
+      </w:r>
+      <w:r>
+        <w:rPr>
+          <w:i/>
+        </w:rPr>
+        <w:t>Livestream, Aug 25 2025 arrest, https://www.youtube.com/live/QAv70Drwt3c -- second…</w:t>
+      </w:r>
+      <w:r>
+        <w:t xml:space="preserve"> — CONFIRMED — reardon's own recording</w:t>
+      </w:r>
+    </w:p>
+    <w:p>
+      <w:r>
+        <w:rPr>
+          <w:b/>
+        </w:rPr>
+        <w:t>P0274</w:t>
+      </w:r>
+      <w:r>
+        <w:t xml:space="preserve"> — NAMES: REBECCA L. HUDSMITH, Federal Public Defender for the Middle and Western Districts of Louisiana (Talbot's office head); ZACHARY A. KELLER, United…. </w:t>
+      </w:r>
+      <w:r>
+        <w:rPr>
+          <w:i/>
+        </w:rPr>
+        <w:t>[doc. 16-1] pp.10-11 nn.6-7 and p.11; [doc. 23] signature block; [doc. 16] signature…</w:t>
+      </w:r>
+      <w:r>
+        <w:t xml:space="preserve"> — CONFIRMED — signature blocks on filed documents</w:t>
+      </w:r>
+    </w:p>
+    <w:p>
+      <w:r>
+        <w:rPr>
+          <w:b/>
+        </w:rPr>
+        <w:t>P0270</w:t>
+      </w:r>
+      <w:r>
+        <w:t xml:space="preserve"> — The two accounts of the decisive moment are irreconcilable. Defence [doc. 16-1, p.12]: ''mr. </w:t>
+      </w:r>
+      <w:r>
+        <w:rPr>
+          <w:i/>
+        </w:rPr>
+        <w:t>[doc. 16-1] Memorandum in Support</w:t>
+      </w:r>
+      <w:r>
+        <w:t xml:space="preserve"> — CONFIRMED</w:t>
+      </w:r>
+    </w:p>
+    <w:p>
+      <w:r>
+        <w:rPr>
+          <w:b/>
+        </w:rPr>
+        <w:t>S0045</w:t>
+      </w:r>
+      <w:r>
+        <w:t xml:space="preserve"> — A U.S. Marshals BOLO/lookout alert on Reardon (per FOIA) produced confrontations at three federal courthouses: Lafayette, LA (Aug 25, 2025), Aberdeen,…. </w:t>
+      </w:r>
+      <w:r>
+        <w:rPr>
+          <w:i/>
+        </w:rPr>
+        <w:t>[file id] (sec.3.1)</w:t>
+      </w:r>
+      <w:r>
+        <w:t xml:space="preserve"> — CONFIRMED</w:t>
+      </w:r>
+    </w:p>
+    <w:p>
+      <w:r>
+        <w:rPr>
+          <w:b/>
+        </w:rPr>
+        <w:t>P0258</w:t>
+      </w:r>
+      <w:r>
+        <w:t xml:space="preserve"> — WHAT THE TWO OTTER ITEMS ACTUALLY ARE. Both were recorded on OCTOBER 22, 2025 -- THE SAME DAY Reardon's counsel filed the Response in Opposition to the…. </w:t>
+      </w:r>
+      <w:r>
+        <w:rPr>
+          <w:i/>
+        </w:rPr>
+        <w:t>Otter.ai account (patriotnewsactivism@gmail.com); items pibAF4jBVGYR1vyT4uoGmHN9N4o and…</w:t>
+      </w:r>
+      <w:r>
+        <w:t xml:space="preserve"> — CONFIRMED — ai summary of adversarial advocacy</w:t>
+      </w:r>
+    </w:p>
+    <w:p>
+      <w:r>
+        <w:rPr>
+          <w:b/>
+        </w:rPr>
+        <w:t>P0351</w:t>
+      </w:r>
+      <w:r>
+        <w:t xml:space="preserve"> — Reardon (as 'Don Matthews') presses Arrington on how he identified him; Arrington's own account: 'I told you I was Don... I saw the video, it's like an…. </w:t>
+      </w:r>
+      <w:r>
+        <w:rPr>
+          <w:i/>
+        </w:rPr>
+        <w:t>Transcript Call to Mark Arrington</w:t>
+      </w:r>
+      <w:r>
+        <w:t xml:space="preserve"> — CONFIRMED — verbatim call transcript</w:t>
+      </w:r>
+    </w:p>
+    <w:p>
+      <w:r>
+        <w:rPr>
+          <w:b/>
+        </w:rPr>
+        <w:t>P0374</w:t>
+      </w:r>
+      <w:r>
+        <w:t xml:space="preserve"> — Reardon requested all RTCC and City Hall camera footage, 911/CAD logs, incident reports, and NOPD body-worn camera footage for 'an assault that…. </w:t>
+      </w:r>
+      <w:r>
+        <w:rPr>
+          <w:i/>
+        </w:rPr>
+        <w:t>Public records request from Matthew Reardon to City of New Orleans Real-Time Crime…</w:t>
+      </w:r>
+      <w:r>
+        <w:t xml:space="preserve"> — CONFIRMED — reardon's own letter</w:t>
+      </w:r>
+    </w:p>
+    <w:p>
+      <w:r>
+        <w:rPr>
+          <w:b/>
+        </w:rPr>
+        <w:t>P0372</w:t>
+      </w:r>
+      <w:r>
+        <w:t xml:space="preserve"> — Confirms Reardon was charged with one count of simple battery (La. </w:t>
+      </w:r>
+      <w:r>
+        <w:rPr>
+          <w:i/>
+        </w:rPr>
+        <w:t>Arrest Warrant, Item/Warrant #K-11205-25, signed by Judge Juana Marine Lombard,…</w:t>
+      </w:r>
+      <w:r>
+        <w:t xml:space="preserve"> — CONFIRMED — official arrest/booking records</w:t>
+      </w:r>
+    </w:p>
+    <w:p>
+      <w:pPr>
+        <w:pStyle w:val="Heading3"/>
+      </w:pPr>
+      <w:r>
+        <w:t>2026</w:t>
+      </w:r>
+    </w:p>
+    <w:p>
+      <w:r>
+        <w:rPr>
+          <w:b/>
+        </w:rPr>
+        <w:t>P0373</w:t>
+      </w:r>
+      <w:r>
+        <w:t xml:space="preserve"> — NOLA pretrial services assessed Reardon as Risk Level 1 (lowest), recommended unsupervised release, and found 'No' new violent criminal activity risk. </w:t>
+      </w:r>
+      <w:r>
+        <w:rPr>
+          <w:i/>
+        </w:rPr>
+        <w:t>Criminal District Court, Parish of Orleans, Court Intervention Services Pretrial…</w:t>
+      </w:r>
+      <w:r>
+        <w:t xml:space="preserve"> — CONFIRMED — official pretrial services record</w:t>
+      </w:r>
+    </w:p>
+    <w:p>
+      <w:r>
+        <w:rPr>
+          <w:b/>
+        </w:rPr>
+        <w:t>P0065</w:t>
+      </w:r>
+      <w:r>
+        <w:t xml:space="preserve"> — "Here, the rule gave the circuit court the authority to determine Reardon's indigency; Reardon, however, apparently relied on the justice court's…. </w:t>
+      </w:r>
+      <w:r>
+        <w:rPr>
+          <w:i/>
+        </w:rPr>
+        <w:t>CourtListener opinion 11308489 -- Reardon v. State, No. 2024-KM-00839-COA (Miss. Ct.…</w:t>
+      </w:r>
+      <w:r>
+        <w:t xml:space="preserve"> — CONFIRMED — published appellate opinion</w:t>
+      </w:r>
+    </w:p>
+    <w:p>
+      <w:r>
+        <w:rPr>
+          <w:b/>
+        </w:rPr>
+        <w:t>P0067</w:t>
+      </w:r>
+      <w:r>
+        <w:t xml:space="preserve"> — "Because Reardon was without counsel during his attempt to perfect his appeal, we find this matter must be reversed and remanded, with appointment of…. </w:t>
+      </w:r>
+      <w:r>
+        <w:rPr>
+          <w:i/>
+        </w:rPr>
+        <w:t>CourtListener opinion 11308489 -- Reardon v. State, No. 2024-KM-00839-COA (Miss. Ct.…</w:t>
+      </w:r>
+      <w:r>
+        <w:t xml:space="preserve"> — CONFIRMED — published appellate opinion</w:t>
+      </w:r>
+    </w:p>
+    <w:p>
+      <w:r>
+        <w:rPr>
+          <w:b/>
+        </w:rPr>
+        <w:t>P0060</w:t>
+      </w:r>
+      <w:r>
+        <w:t xml:space="preserve"> — Matthew O. Reardon a/k/a Matthew Reardon a/k/a Matthew Oliver Reardon v. </w:t>
+      </w:r>
+      <w:r>
+        <w:rPr>
+          <w:i/>
+        </w:rPr>
+        <w:t>CourtListener opinion 11308489 -- Reardon v. State, No. 2024-KM-00839-COA (Miss. Ct.…</w:t>
+      </w:r>
+      <w:r>
+        <w:t xml:space="preserve"> — CONFIRMED — published appellate opinion</w:t>
+      </w:r>
+    </w:p>
+    <w:p>
+      <w:r>
+        <w:rPr>
+          <w:b/>
+        </w:rPr>
+        <w:t>P0532</w:t>
+      </w:r>
+      <w:r>
+        <w:t xml:space="preserve"> — Both remaining union county discrepancies closed, and ch.33 was right on both. </w:t>
+      </w:r>
+      <w:r>
+        <w:rPr>
+          <w:i/>
+        </w:rPr>
+        <w:t>Don's direct account, given in-session 2026-08-15, closing the two remaining Union…</w:t>
+      </w:r>
+      <w:r>
+        <w:t xml:space="preserve"> — CONFIRMED</w:t>
+      </w:r>
+    </w:p>
+    <w:p>
+      <w:r>
+        <w:rPr>
+          <w:b/>
+        </w:rPr>
+        <w:t>S0031</w:t>
+      </w:r>
+      <w:r>
+        <w:t xml:space="preserve"> — Defense's June 10, 2026 reply conceded Officer Osteen said on-camera he smelled no alcohol -- preserved in the record alongside the R&amp;R's own finding…. </w:t>
+      </w:r>
+      <w:r>
+        <w:rPr>
+          <w:i/>
+        </w:rPr>
+        <w:t>[file id] (sec.3.1)</w:t>
+      </w:r>
+      <w:r>
+        <w:t xml:space="preserve"> — CONFIRMED — court-conceded fact, per docket</w:t>
+      </w:r>
+    </w:p>
+    <w:p>
+      <w:r>
+        <w:rPr>
+          <w:b/>
+        </w:rPr>
+        <w:t>P0538</w:t>
+      </w:r>
+      <w:r>
+        <w:t xml:space="preserve"> — The remaining motions, and where the second vehicle went. </w:t>
+      </w:r>
+      <w:r>
+        <w:rPr>
+          <w:i/>
+        </w:rPr>
+        <w:t>Memorandum Opinion Order and Recommendation (reardon v Osteen, 3-25-cv-00203, Dkt 90),…</w:t>
+      </w:r>
+      <w:r>
+        <w:t xml:space="preserve"> — CONFIRMED</w:t>
+      </w:r>
+    </w:p>
+    <w:p>
+      <w:r>
+        <w:rPr>
+          <w:b/>
+        </w:rPr>
+        <w:t>P0044</w:t>
+      </w:r>
+      <w:r>
+        <w:t xml:space="preserve"> — As reproduced in Reardon's objections: the R&amp;R states "the record shows that Osteen lied to Judge Tollison. </w:t>
+      </w:r>
+      <w:r>
+        <w:rPr>
+          <w:i/>
+        </w:rPr>
+        <w:t>reardon_v_osteen/[file id] (quoting Dkt. 90 -- R&amp;R NOT independently read)</w:t>
+      </w:r>
+      <w:r>
+        <w:t xml:space="preserve"> — CORROBORATED</w:t>
+      </w:r>
+    </w:p>
+    <w:p>
+      <w:r>
+        <w:rPr>
+          <w:b/>
+        </w:rPr>
+        <w:t>P0708</w:t>
+      </w:r>
+      <w:r>
+        <w:t xml:space="preserve"> — Don's statement of the 21-day rule was accurate. The statute says what he told Tollison it says. </w:t>
+      </w:r>
+      <w:r>
+        <w:rPr>
+          <w:i/>
+        </w:rPr>
+        <w:t>Miss. Code Ann. Sec. 47-7-37(3) and (10) (Rev. 2023), quoted verbatim in Lewis v. State,…</w:t>
+      </w:r>
+      <w:r>
+        <w:t xml:space="preserve"> — CONFIRMED</w:t>
+      </w:r>
+    </w:p>
+    <w:p>
+      <w:r>
+        <w:rPr>
+          <w:b/>
+        </w:rPr>
+        <w:t>P0709</w:t>
+      </w:r>
+      <w:r>
+        <w:t xml:space="preserve"> — BUT THE COURTS HAVE A STANDING ANSWER, AND IT IS 'GOOD CAUSE.' Lewis holds at paragraph 13: 'This Court has previously upheld the revocation of an…. </w:t>
+      </w:r>
+      <w:r>
+        <w:rPr>
+          <w:i/>
+        </w:rPr>
+        <w:t>Lewis v. State, No. 2025-CP-00341-COA (Miss. Ct. App. July 21, 2026), CourtListener…</w:t>
+      </w:r>
+      <w:r>
+        <w:t xml:space="preserve"> — CONFIRMED</w:t>
+      </w:r>
+    </w:p>
+    <w:p>
+      <w:r>
+        <w:rPr>
+          <w:b/>
+        </w:rPr>
+        <w:t>P0042</w:t>
+      </w:r>
+      <w:r>
+        <w:t xml:space="preserve"> — Docket entry 92, filed 2026-07-28, is described in the RECAP record as "Objections to Memorandum and Recommendations." This confirms Reardon's…. </w:t>
+      </w:r>
+      <w:r>
+        <w:rPr>
+          <w:i/>
+        </w:rPr>
+        <w:t>CourtListener/RECAP docket 70675448 (Reardon v. Osteen, No. 3:25-cv-00203, S.D. Tex.),…</w:t>
+      </w:r>
+      <w:r>
+        <w:t xml:space="preserve"> — CONFIRMED — federal docket record, retrieved 2026-08-02</w:t>
+      </w:r>
+    </w:p>
+    <w:p>
+      <w:r>
+        <w:rPr>
+          <w:b/>
+        </w:rPr>
+        <w:t>P0108</w:t>
+      </w:r>
+      <w:r>
+        <w:t xml:space="preserve"> — Reardon's First Amended Complaint cites six of his own evidence exhibits to URLs on his domain: BANISH.ME/EXHIBIT-A (altered court records), EXHIBIT-B…. </w:t>
+      </w:r>
+      <w:r>
+        <w:rPr>
+          <w:i/>
+        </w:rPr>
+        <w:t>Web check 2026-08-02: banish.me (DNS) and Internet Archive availability API</w:t>
+      </w:r>
+      <w:r>
+        <w:t xml:space="preserve"> — CONFIRMED — direct check</w:t>
+      </w:r>
+    </w:p>
+    <w:p>
+      <w:r>
+        <w:rPr>
+          <w:b/>
+        </w:rPr>
+        <w:t>P0148</w:t>
+      </w:r>
+      <w:r>
+        <w:t xml:space="preserve"> — Both domains Reardon used to publish his evidence are now dead (row P0144), while the underlying video survives only on a third-party platform under a…. </w:t>
+      </w:r>
+      <w:r>
+        <w:rPr>
+          <w:i/>
+        </w:rPr>
+        <w:t>Preservation assessment, 2026-08-03</w:t>
+      </w:r>
+      <w:r>
+        <w:t xml:space="preserve"> — CONFIRMED — direct assessment</w:t>
+      </w:r>
+    </w:p>
+    <w:p>
+      <w:r>
+        <w:rPr>
+          <w:b/>
+        </w:rPr>
+        <w:t>P0144</w:t>
+      </w:r>
+      <w:r>
+        <w:t xml:space="preserve"> — Reardon published his primary evidence to two of his own domains and cited them in court filings and correspondence: BANISH.ME/EXHIBIT-A through…. </w:t>
+      </w:r>
+      <w:r>
+        <w:rPr>
+          <w:i/>
+        </w:rPr>
+        <w:t>Web checks 2026-08-02/03: banish.me and ridingwiththeoutlaw.com</w:t>
+      </w:r>
+      <w:r>
+        <w:t xml:space="preserve"> — CONFIRMED — direct checks</w:t>
+      </w:r>
+    </w:p>
+    <w:p>
+      <w:r>
+        <w:rPr>
+          <w:b/>
+        </w:rPr>
+        <w:t>P0247</w:t>
+      </w:r>
+      <w:r>
+        <w:t xml:space="preserve"> — Don states that justice court rules permit a defendant to audio record where no court reporter is present. </w:t>
+      </w:r>
+      <w:r>
+        <w:rPr>
+          <w:i/>
+        </w:rPr>
+        <w:t>Miss. Code Ann. section 9-13-32 (via Justia, 2024 text); Mississippi Judicial College,…</w:t>
+      </w:r>
+      <w:r>
+        <w:t xml:space="preserve"> — CORROBORATED</w:t>
+      </w:r>
+    </w:p>
+    <w:p>
+      <w:r>
+        <w:rPr>
+          <w:b/>
+        </w:rPr>
+        <w:t>P0162</w:t>
+      </w:r>
+      <w:r>
+        <w:t xml:space="preserve"> — Municode's node identifier for the chapter East proposed to amend is "COOR_CH74OFMIPR" -- Code of Ordinances, Chapter 74, OFFENSES AND MISCELLANEOUS…. </w:t>
+      </w:r>
+      <w:r>
+        <w:rPr>
+          <w:i/>
+        </w:rPr>
+        <w:t>Municode node identifiers for the City of Oxford Code of Ordinances…</w:t>
+      </w:r>
+      <w:r>
+        <w:t xml:space="preserve"> — CORROBORATED</w:t>
+      </w:r>
+    </w:p>
+    <w:p>
+      <w:r>
+        <w:rPr>
+          <w:b/>
+        </w:rPr>
+        <w:t>P0168</w:t>
+      </w:r>
+      <w:r>
+        <w:t xml:space="preserve"> — A spacing-tolerant full-text search of all 498 pages of Minute Book 73 for section references (74-4 through 74-9) returns matches ONLY at book page 4…. </w:t>
+      </w:r>
+      <w:r>
+        <w:rPr>
+          <w:i/>
+        </w:rPr>
+        <w:t>Search of Minute Book 73 (498 pp.) full text and image-only page audit, 2026-08-03</w:t>
+      </w:r>
+      <w:r>
+        <w:t xml:space="preserve"> — CONFIRMED</w:t>
+      </w:r>
+    </w:p>
+    <w:p>
+      <w:r>
+        <w:rPr>
+          <w:b/>
+        </w:rPr>
+        <w:t>P0514</w:t>
+      </w:r>
+      <w:r>
+        <w:t xml:space="preserve"> — The final judgment, in full - it is four sentences long. </w:t>
+      </w:r>
+      <w:r>
+        <w:rPr>
+          <w:i/>
+        </w:rPr>
+        <w:t>Final Judgment (reardon v Osteen, 3-25-cv-00203, Dkt 94)</w:t>
+      </w:r>
+      <w:r>
+        <w:t xml:space="preserve"> — CONFIRMED</w:t>
+      </w:r>
+    </w:p>
+    <w:p>
+      <w:r>
+        <w:rPr>
+          <w:b/>
+        </w:rPr>
+        <w:t>P0506</w:t>
+      </w:r>
+      <w:r>
+        <w:t xml:space="preserve"> — What the e-postcard actually discloses, which is why this matters to the records request. </w:t>
+      </w:r>
+      <w:r>
+        <w:rPr>
+          <w:i/>
+        </w:rPr>
+        <w:t>IRS Form 990-N requirements (26 U.S.C. 6033(i)); public-inspection requirement (26…</w:t>
+      </w:r>
+      <w:r>
+        <w:t xml:space="preserve"> — CONFIRMED</w:t>
+      </w:r>
+    </w:p>
+    <w:p>
+      <w:r>
+        <w:rPr>
+          <w:b/>
+        </w:rPr>
+        <w:t>P0505</w:t>
+      </w:r>
+      <w:r>
+        <w:t xml:space="preserve"> — The filing posture is confirmed, and it is the one don described. </w:t>
+      </w:r>
+      <w:r>
+        <w:rPr>
+          <w:i/>
+        </w:rPr>
+        <w:t>IRS EO BMF filing_requirement_code (retrieved 2026-08-12); ProPublica Nonprofit Explorer…</w:t>
+      </w:r>
+      <w:r>
+        <w:t xml:space="preserve"> — CONFIRMED — aggregator data only, not read off a filing</w:t>
+      </w:r>
+    </w:p>
+    <w:p>
+      <w:r>
+        <w:rPr>
+          <w:b/>
+        </w:rPr>
+        <w:t>P0527</w:t>
+      </w:r>
+      <w:r>
+        <w:t xml:space="preserve"> — Ch.33 contradicts itself about when the profanity rule was made, and the version it repeats is wrong. </w:t>
+      </w:r>
+      <w:r>
+        <w:rPr>
+          <w:i/>
+        </w:rPr>
+        <w:t>Internal audit of full-rewrite/33_chapter33_union_county against wtpnews.org/[file id]/…</w:t>
+      </w:r>
+      <w:r>
+        <w:t xml:space="preserve"> — CONFIRMED — both sentences read directly</w:t>
+      </w:r>
+    </w:p>
+    <w:p>
+      <w:r>
+        <w:rPr>
+          <w:b/>
+        </w:rPr>
+        <w:t>P0680</w:t>
+      </w:r>
+      <w:r>
+        <w:t xml:space="preserve"> — The two versions of the 48-page narrative are the same document saved twice. Page citations are safe and p0667's block is lifted. </w:t>
+      </w:r>
+      <w:r>
+        <w:rPr>
+          <w:i/>
+        </w:rPr>
+        <w:t>Binary comparison of the two narrative PDFs, run 2026-08-16</w:t>
+      </w:r>
+      <w:r>
+        <w:t xml:space="preserve"> — CONFIRMED</w:t>
+      </w:r>
+    </w:p>
+    <w:p>
+      <w:r>
+        <w:rPr>
+          <w:b/>
+        </w:rPr>
+        <w:t>S0029</w:t>
+      </w:r>
+      <w:r>
+        <w:t xml:space="preserve"> — Magistrate Judge R&amp;R (Dkt.90) recommended granting Busby's, the Galveston Defendants', and Beavers's motions to dismiss; recommended sua sponte…. </w:t>
+      </w:r>
+      <w:r>
+        <w:rPr>
+          <w:i/>
+        </w:rPr>
+        <w:t>[file id] (sec.3.1)</w:t>
+      </w:r>
+      <w:r>
+        <w:t xml:space="preserve"> — CONFIRMED — federal court record</w:t>
+      </w:r>
+    </w:p>
+    <w:p>
+      <w:r>
+        <w:rPr>
+          <w:b/>
+        </w:rPr>
+        <w:t>S0030</w:t>
+      </w:r>
+      <w:r>
+        <w:t xml:space="preserve"> — R&amp;R found a real constitutional violation (unreasonable seizure/impoundment, Opperman community-caretaking exception inapplicable) but granted…. </w:t>
+      </w:r>
+      <w:r>
+        <w:rPr>
+          <w:i/>
+        </w:rPr>
+        <w:t>[file id] (sec.3.1)</w:t>
+      </w:r>
+      <w:r>
+        <w:t xml:space="preserve"> — CONFIRMED</w:t>
+      </w:r>
+    </w:p>
+    <w:p>
+      <w:r>
+        <w:rPr>
+          <w:b/>
+        </w:rPr>
+        <w:t>S0033</w:t>
+      </w:r>
+      <w:r>
+        <w:t xml:space="preserve"> — Two separate aggravated-stalking prosecutions exist: Case A, the 2017 Lynch case (cited in this document as LK17-295), and Case B, a distinct 2022…. </w:t>
+      </w:r>
+      <w:r>
+        <w:rPr>
+          <w:i/>
+        </w:rPr>
+        <w:t>[file id] (sec.6)</w:t>
+      </w:r>
+      <w:r>
+        <w:t xml:space="preserve"> — CONFIRMED</w:t>
+      </w:r>
+    </w:p>
+    <w:p>
+      <w:pPr>
+        <w:pStyle w:val="Heading3"/>
+      </w:pPr>
+      <w:r>
+        <w:t>undated</w:t>
+      </w:r>
+    </w:p>
+    <w:p>
+      <w:r>
+        <w:rPr>
+          <w:b/>
+        </w:rPr>
+        <w:t>P0394</w:t>
+      </w:r>
+      <w:r>
+        <w:t xml:space="preserve"> — Reardon calls Lafayette County Justice Court clerk "Jill" attempting to verify a bond record for an unidentified "Lyndon Mosley," stated as "aggravated…. </w:t>
+      </w:r>
+      <w:r>
+        <w:rPr>
+          <w:i/>
+        </w:rPr>
+        <w:t>audio_transcripts/Matt Reardon - jill (1) (+/_metadata) -- no date given in filename or…</w:t>
+      </w:r>
+      <w:r>
+        <w:t xml:space="preserve"> — CONFIRMED</w:t>
+      </w:r>
+    </w:p>
+    <w:p>
+      <w:r>
+        <w:rPr>
+          <w:b/>
+        </w:rPr>
+        <w:t>P0230</w:t>
+      </w:r>
+      <w:r>
+        <w:t xml:space="preserve"> — A 5.1 MB ZIP archive titled "Child support supervisor_mixdown_otter_ai". </w:t>
+      </w:r>
+      <w:r>
+        <w:rPr>
+          <w:i/>
+        </w:rPr>
+        <w:t>Google Drive search, 2026-08-03: Child support supervisor_mixdown_otter_ai.zip (file…</w:t>
+      </w:r>
+      <w:r>
+        <w:t xml:space="preserve"> — CONFIRMED</w:t>
+      </w:r>
+    </w:p>
+    <w:p>
+      <w:r>
+        <w:rPr>
+          <w:b/>
+        </w:rPr>
+        <w:t>S0025</w:t>
+      </w:r>
+      <w:r>
+        <w:t xml:space="preserve"> — An unnamed Sheriff's Dept./county representative, on tape: "Have you ever heard of trickle-down corruption?... the problem is the corrupt leadership. </w:t>
+      </w:r>
+      <w:r>
+        <w:rPr>
+          <w:i/>
+        </w:rPr>
+        <w:t>american_injustice/wave4_results/root_batch_2_report</w:t>
+      </w:r>
+      <w:r>
+        <w:t xml:space="preserve"> — CORROBORATED</w:t>
+      </w:r>
+    </w:p>
+    <w:p>
+      <w:r>
+        <w:rPr>
+          <w:b/>
+        </w:rPr>
+        <w:t>S0027</w:t>
+      </w:r>
+      <w:r>
+        <w:t xml:space="preserve"> — Reardon, to the Public Defender's office, requesting sallyport video: "the video from the Sally Port. </w:t>
+      </w:r>
+      <w:r>
+        <w:rPr>
+          <w:i/>
+        </w:rPr>
+        <w:t>american_injustice/wave6_results/[file id]</w:t>
+      </w:r>
+      <w:r>
+        <w:t xml:space="preserve"> — CONFIRMED — recorded call</w:t>
+      </w:r>
+    </w:p>
+    <w:p>
+      <w:r>
+        <w:rPr>
+          <w:b/>
+        </w:rPr>
+        <w:t>S0039</w:t>
+      </w:r>
+      <w:r>
+        <w:t xml:space="preserve"> — J. Rhea Tannehill Jr. called the missing-money story "old news" to Mississippi Free Press reporter Alyssa Schnugg before it was publicly reported,…. </w:t>
+      </w:r>
+      <w:r>
+        <w:rPr>
+          <w:i/>
+        </w:rPr>
+        <w:t>[file id] (sec.5, The Oxford Machine)</w:t>
+      </w:r>
+      <w:r>
+        <w:t xml:space="preserve"> — CORROBORATED — named journalist source</w:t>
+      </w:r>
+    </w:p>
+    <w:p>
+      <w:r>
+        <w:rPr>
+          <w:b/>
+        </w:rPr>
+        <w:t>P0180</w:t>
+      </w:r>
+      <w:r>
+        <w:t xml:space="preserve"> — Per the machine transcript, Todd Lynch says on a recorded call: "we have entertained you coming in here and YOU HAVEN'T BOTHERED ANYBODY, even though I…. </w:t>
+      </w:r>
+      <w:r>
+        <w:rPr>
+          <w:i/>
+        </w:rPr>
+        <w:t>Riding With The Outlaw- Todd Lynch calls Oxford Outlaw Matt Reardon and makes shocking…</w:t>
+      </w:r>
+      <w:r>
+        <w:t xml:space="preserve"> — CONFIRMED</w:t>
       </w:r>
     </w:p>
     <w:sectPr>
